--- a/Knowledge/2-Science/3-Social science/1-Linguistics/0-Intro to Linguistics/5-My Source/2-Linguistics Basics/21-Types of Grammatical Functions/9-Types of Attributes/2-Adjective Attribute_.docx
+++ b/Knowledge/2-Science/3-Social science/1-Linguistics/0-Intro to Linguistics/5-My Source/2-Linguistics Basics/21-Types of Grammatical Functions/9-Types of Attributes/2-Adjective Attribute_.docx
@@ -37,60 +37,78 @@
       </w:pPr>
       <w:r>
         <w:rPr>
+          <w:rFonts w:ascii="Arial" w:eastAsia="Arial" w:hAnsi="Arial" w:cs="Arial"/>
           <w:b/>
-          <w:shd w:val="clear" w:color="auto" w:fill="B7B7B7"/>
-        </w:rPr>
-        <w:t># Source</w:t>
-      </w:r>
-      <w:r>
-        <w:rPr>
-          <w:shd w:val="clear" w:color="auto" w:fill="B7B7B7"/>
-        </w:rPr>
-        <w:t xml:space="preserve">: </w:t>
-      </w:r>
-      <w:proofErr w:type="spellStart"/>
-      <w:r>
-        <w:rPr>
+          <w:color w:val="000000"/>
+          <w:sz w:val="18"/>
+          <w:highlight w:val="lightGray"/>
+        </w:rPr>
+        <w:t># Source: AI Source: Provided by: [Data Path</w:t>
+      </w:r>
+      <w:r>
+        <w:rPr>
+          <w:rFonts w:ascii="Arial" w:eastAsia="Arial" w:hAnsi="Arial" w:cs="Arial"/>
+          <w:color w:val="000000"/>
+          <w:sz w:val="18"/>
+          <w:highlight w:val="lightGray"/>
+        </w:rPr>
+        <w:t xml:space="preserve">: Persons Table -&gt; ID Column: 1, Name_En Column: Motasem Essam] -&gt; </w:t>
+      </w:r>
+      <w:r>
+        <w:rPr>
+          <w:rFonts w:ascii="Arial" w:eastAsia="Arial" w:hAnsi="Arial" w:cs="Arial"/>
           <w:b/>
-          <w:shd w:val="clear" w:color="auto" w:fill="B7B7B7"/>
-        </w:rPr>
-        <w:t>Chatgpt</w:t>
-      </w:r>
-      <w:proofErr w:type="spellEnd"/>
-      <w:r>
-        <w:rPr>
+          <w:color w:val="000000"/>
+          <w:sz w:val="18"/>
+          <w:highlight w:val="lightGray"/>
+        </w:rPr>
+        <w:t>From:</w:t>
+      </w:r>
+      <w:r>
+        <w:rPr>
+          <w:rFonts w:ascii="Arial" w:eastAsia="Arial" w:hAnsi="Arial" w:cs="Arial"/>
+          <w:color w:val="000000"/>
+          <w:sz w:val="18"/>
+          <w:highlight w:val="lightGray"/>
+        </w:rPr>
+        <w:t xml:space="preserve"> [Chatgpt (GPT</w:t>
+      </w:r>
+      <w:r>
+        <w:rPr>
+          <w:rFonts w:ascii="Arial" w:eastAsia="Arial" w:hAnsi="Arial" w:cs="Cambria Math"/>
+          <w:color w:val="000000"/>
+          <w:sz w:val="18"/>
+          <w:highlight w:val="lightGray"/>
+        </w:rPr>
+        <w:t>‑</w:t>
+      </w:r>
+      <w:r>
+        <w:rPr>
+          <w:rFonts w:ascii="Arial" w:eastAsia="Arial" w:hAnsi="Arial" w:cs="Arial"/>
+          <w:color w:val="000000"/>
+          <w:sz w:val="18"/>
+          <w:highlight w:val="lightGray"/>
+        </w:rPr>
+        <w:t xml:space="preserve">5 Mini)] </w:t>
+      </w:r>
+      <w:r>
+        <w:rPr>
+          <w:rFonts w:ascii="Arial" w:eastAsia="Arial" w:hAnsi="Arial" w:cs="Arial"/>
           <w:b/>
-          <w:shd w:val="clear" w:color="auto" w:fill="B7B7B7"/>
-        </w:rPr>
-        <w:t xml:space="preserve"> </w:t>
-      </w:r>
-      <w:r>
-        <w:rPr>
+          <w:color w:val="000000"/>
+          <w:sz w:val="18"/>
+          <w:highlight w:val="lightGray"/>
+        </w:rPr>
+        <w:t>on</w:t>
+      </w:r>
+      <w:r>
+        <w:rPr>
+          <w:rFonts w:ascii="Arial" w:eastAsia="Arial" w:hAnsi="Arial"/>
           <w:b/>
-          <w:sz w:val="14"/>
-          <w:szCs w:val="14"/>
-          <w:shd w:val="clear" w:color="auto" w:fill="B7B7B7"/>
-        </w:rPr>
-        <w:t>(GPT</w:t>
-      </w:r>
-      <w:r>
-        <w:rPr>
-          <w:rFonts w:ascii="Cambria Math" w:hAnsi="Cambria Math" w:cs="Cambria Math"/>
-          <w:b/>
-          <w:sz w:val="14"/>
-          <w:szCs w:val="14"/>
-          <w:shd w:val="clear" w:color="auto" w:fill="B7B7B7"/>
-        </w:rPr>
-        <w:t>‑</w:t>
-      </w:r>
-      <w:r>
-        <w:rPr>
-          <w:b/>
-          <w:sz w:val="14"/>
-          <w:szCs w:val="14"/>
-          <w:shd w:val="clear" w:color="auto" w:fill="B7B7B7"/>
-        </w:rPr>
-        <w:t>5 Mini) at [8/7/2025]</w:t>
+          <w:sz w:val="18"/>
+          <w:highlight w:val="lightGray"/>
+        </w:rPr>
+        <w:t xml:space="preserve"> [8/7/2025]</w:t>
       </w:r>
     </w:p>
     <w:p>
@@ -174,7 +192,7 @@
     </w:p>
     <w:p>
       <w:r>
-        <w:pict w14:anchorId="2A0BC72F">
+        <w:pict w14:anchorId="56761E23">
           <v:rect id="_x0000_i1025" style="width:0;height:1.5pt" o:hralign="center" o:hrstd="t" o:hr="t" fillcolor="#a0a0a0" stroked="f"/>
         </w:pict>
       </w:r>
@@ -198,60 +216,78 @@
       </w:pPr>
       <w:r>
         <w:rPr>
+          <w:rFonts w:ascii="Arial" w:eastAsia="Arial" w:hAnsi="Arial" w:cs="Arial"/>
           <w:b/>
-          <w:shd w:val="clear" w:color="auto" w:fill="B7B7B7"/>
-        </w:rPr>
-        <w:t># Source</w:t>
-      </w:r>
-      <w:r>
-        <w:rPr>
-          <w:shd w:val="clear" w:color="auto" w:fill="B7B7B7"/>
-        </w:rPr>
-        <w:t xml:space="preserve">: </w:t>
-      </w:r>
-      <w:proofErr w:type="spellStart"/>
-      <w:r>
-        <w:rPr>
+          <w:color w:val="000000"/>
+          <w:sz w:val="18"/>
+          <w:highlight w:val="lightGray"/>
+        </w:rPr>
+        <w:t># Source: AI Source: Provided by: [Data Path</w:t>
+      </w:r>
+      <w:r>
+        <w:rPr>
+          <w:rFonts w:ascii="Arial" w:eastAsia="Arial" w:hAnsi="Arial" w:cs="Arial"/>
+          <w:color w:val="000000"/>
+          <w:sz w:val="18"/>
+          <w:highlight w:val="lightGray"/>
+        </w:rPr>
+        <w:t xml:space="preserve">: Persons Table -&gt; ID Column: 1, Name_En Column: Motasem Essam] -&gt; </w:t>
+      </w:r>
+      <w:r>
+        <w:rPr>
+          <w:rFonts w:ascii="Arial" w:eastAsia="Arial" w:hAnsi="Arial" w:cs="Arial"/>
           <w:b/>
-          <w:shd w:val="clear" w:color="auto" w:fill="B7B7B7"/>
-        </w:rPr>
-        <w:t>Chatgpt</w:t>
-      </w:r>
-      <w:proofErr w:type="spellEnd"/>
-      <w:r>
-        <w:rPr>
+          <w:color w:val="000000"/>
+          <w:sz w:val="18"/>
+          <w:highlight w:val="lightGray"/>
+        </w:rPr>
+        <w:t>From:</w:t>
+      </w:r>
+      <w:r>
+        <w:rPr>
+          <w:rFonts w:ascii="Arial" w:eastAsia="Arial" w:hAnsi="Arial" w:cs="Arial"/>
+          <w:color w:val="000000"/>
+          <w:sz w:val="18"/>
+          <w:highlight w:val="lightGray"/>
+        </w:rPr>
+        <w:t xml:space="preserve"> [Chatgpt (GPT</w:t>
+      </w:r>
+      <w:r>
+        <w:rPr>
+          <w:rFonts w:ascii="Arial" w:eastAsia="Arial" w:hAnsi="Arial" w:cs="Cambria Math"/>
+          <w:color w:val="000000"/>
+          <w:sz w:val="18"/>
+          <w:highlight w:val="lightGray"/>
+        </w:rPr>
+        <w:t>‑</w:t>
+      </w:r>
+      <w:r>
+        <w:rPr>
+          <w:rFonts w:ascii="Arial" w:eastAsia="Arial" w:hAnsi="Arial" w:cs="Arial"/>
+          <w:color w:val="000000"/>
+          <w:sz w:val="18"/>
+          <w:highlight w:val="lightGray"/>
+        </w:rPr>
+        <w:t xml:space="preserve">5 Mini)] </w:t>
+      </w:r>
+      <w:r>
+        <w:rPr>
+          <w:rFonts w:ascii="Arial" w:eastAsia="Arial" w:hAnsi="Arial" w:cs="Arial"/>
           <w:b/>
-          <w:shd w:val="clear" w:color="auto" w:fill="B7B7B7"/>
-        </w:rPr>
-        <w:t xml:space="preserve"> </w:t>
-      </w:r>
-      <w:r>
-        <w:rPr>
+          <w:color w:val="000000"/>
+          <w:sz w:val="18"/>
+          <w:highlight w:val="lightGray"/>
+        </w:rPr>
+        <w:t>on</w:t>
+      </w:r>
+      <w:r>
+        <w:rPr>
+          <w:rFonts w:ascii="Arial" w:eastAsia="Arial" w:hAnsi="Arial"/>
           <w:b/>
-          <w:sz w:val="14"/>
-          <w:szCs w:val="14"/>
-          <w:shd w:val="clear" w:color="auto" w:fill="B7B7B7"/>
-        </w:rPr>
-        <w:t>(GPT</w:t>
-      </w:r>
-      <w:r>
-        <w:rPr>
-          <w:rFonts w:ascii="Cambria Math" w:hAnsi="Cambria Math" w:cs="Cambria Math"/>
-          <w:b/>
-          <w:sz w:val="14"/>
-          <w:szCs w:val="14"/>
-          <w:shd w:val="clear" w:color="auto" w:fill="B7B7B7"/>
-        </w:rPr>
-        <w:t>‑</w:t>
-      </w:r>
-      <w:r>
-        <w:rPr>
-          <w:b/>
-          <w:sz w:val="14"/>
-          <w:szCs w:val="14"/>
-          <w:shd w:val="clear" w:color="auto" w:fill="B7B7B7"/>
-        </w:rPr>
-        <w:t>5 Mini) at [8/7/2025]</w:t>
+          <w:sz w:val="18"/>
+          <w:highlight w:val="lightGray"/>
+        </w:rPr>
+        <w:t xml:space="preserve"> [8/7/2025]</w:t>
       </w:r>
     </w:p>
     <w:p>
@@ -260,7 +296,7 @@
           <w:noProof/>
         </w:rPr>
         <w:drawing>
-          <wp:inline distT="114300" distB="114300" distL="114300" distR="114300" wp14:anchorId="2A6A6BA5" wp14:editId="4FB0704F">
+          <wp:inline distT="114300" distB="114300" distL="114300" distR="114300" wp14:anchorId="0C6F175C" wp14:editId="1CDFD474">
             <wp:extent cx="5943600" cy="1536700"/>
             <wp:effectExtent l="0" t="0" r="0" b="0"/>
             <wp:docPr id="1" name="image3.png"/>
@@ -663,7 +699,7 @@
     </w:tbl>
     <w:p>
       <w:r>
-        <w:pict w14:anchorId="20E5220E">
+        <w:pict w14:anchorId="51E62A2D">
           <v:rect id="_x0000_i1026" style="width:0;height:1.5pt" o:hralign="center" o:hrstd="t" o:hr="t" fillcolor="#a0a0a0" stroked="f"/>
         </w:pict>
       </w:r>
@@ -693,61 +729,78 @@
       </w:pPr>
       <w:r>
         <w:rPr>
+          <w:rFonts w:ascii="Arial" w:eastAsia="Arial" w:hAnsi="Arial" w:cs="Arial"/>
           <w:b/>
-          <w:shd w:val="clear" w:color="auto" w:fill="B7B7B7"/>
-        </w:rPr>
-        <w:lastRenderedPageBreak/>
-        <w:t># Source</w:t>
-      </w:r>
-      <w:r>
-        <w:rPr>
-          <w:shd w:val="clear" w:color="auto" w:fill="B7B7B7"/>
-        </w:rPr>
-        <w:t xml:space="preserve">: </w:t>
-      </w:r>
-      <w:proofErr w:type="spellStart"/>
-      <w:r>
-        <w:rPr>
+          <w:color w:val="000000"/>
+          <w:sz w:val="18"/>
+          <w:highlight w:val="lightGray"/>
+        </w:rPr>
+        <w:t># Source: AI Source: Provided by: [Data Path</w:t>
+      </w:r>
+      <w:r>
+        <w:rPr>
+          <w:rFonts w:ascii="Arial" w:eastAsia="Arial" w:hAnsi="Arial" w:cs="Arial"/>
+          <w:color w:val="000000"/>
+          <w:sz w:val="18"/>
+          <w:highlight w:val="lightGray"/>
+        </w:rPr>
+        <w:t xml:space="preserve">: Persons Table -&gt; ID Column: 1, Name_En Column: Motasem Essam] -&gt; </w:t>
+      </w:r>
+      <w:r>
+        <w:rPr>
+          <w:rFonts w:ascii="Arial" w:eastAsia="Arial" w:hAnsi="Arial" w:cs="Arial"/>
           <w:b/>
-          <w:shd w:val="clear" w:color="auto" w:fill="B7B7B7"/>
-        </w:rPr>
-        <w:t>Chatgpt</w:t>
-      </w:r>
-      <w:proofErr w:type="spellEnd"/>
-      <w:r>
-        <w:rPr>
+          <w:color w:val="000000"/>
+          <w:sz w:val="18"/>
+          <w:highlight w:val="lightGray"/>
+        </w:rPr>
+        <w:t>From:</w:t>
+      </w:r>
+      <w:r>
+        <w:rPr>
+          <w:rFonts w:ascii="Arial" w:eastAsia="Arial" w:hAnsi="Arial" w:cs="Arial"/>
+          <w:color w:val="000000"/>
+          <w:sz w:val="18"/>
+          <w:highlight w:val="lightGray"/>
+        </w:rPr>
+        <w:t xml:space="preserve"> [Chatgpt (GPT</w:t>
+      </w:r>
+      <w:r>
+        <w:rPr>
+          <w:rFonts w:ascii="Arial" w:eastAsia="Arial" w:hAnsi="Arial" w:cs="Cambria Math"/>
+          <w:color w:val="000000"/>
+          <w:sz w:val="18"/>
+          <w:highlight w:val="lightGray"/>
+        </w:rPr>
+        <w:t>‑</w:t>
+      </w:r>
+      <w:r>
+        <w:rPr>
+          <w:rFonts w:ascii="Arial" w:eastAsia="Arial" w:hAnsi="Arial" w:cs="Arial"/>
+          <w:color w:val="000000"/>
+          <w:sz w:val="18"/>
+          <w:highlight w:val="lightGray"/>
+        </w:rPr>
+        <w:t xml:space="preserve">5 Mini)] </w:t>
+      </w:r>
+      <w:r>
+        <w:rPr>
+          <w:rFonts w:ascii="Arial" w:eastAsia="Arial" w:hAnsi="Arial" w:cs="Arial"/>
           <w:b/>
-          <w:shd w:val="clear" w:color="auto" w:fill="B7B7B7"/>
-        </w:rPr>
-        <w:t xml:space="preserve"> </w:t>
-      </w:r>
-      <w:r>
-        <w:rPr>
+          <w:color w:val="000000"/>
+          <w:sz w:val="18"/>
+          <w:highlight w:val="lightGray"/>
+        </w:rPr>
+        <w:t>on</w:t>
+      </w:r>
+      <w:r>
+        <w:rPr>
+          <w:rFonts w:ascii="Arial" w:eastAsia="Arial" w:hAnsi="Arial"/>
           <w:b/>
-          <w:sz w:val="14"/>
-          <w:szCs w:val="14"/>
-          <w:shd w:val="clear" w:color="auto" w:fill="B7B7B7"/>
-        </w:rPr>
-        <w:t>(GPT</w:t>
-      </w:r>
-      <w:r>
-        <w:rPr>
-          <w:rFonts w:ascii="Cambria Math" w:hAnsi="Cambria Math" w:cs="Cambria Math"/>
-          <w:b/>
-          <w:sz w:val="14"/>
-          <w:szCs w:val="14"/>
-          <w:shd w:val="clear" w:color="auto" w:fill="B7B7B7"/>
-        </w:rPr>
-        <w:t>‑</w:t>
-      </w:r>
-      <w:r>
-        <w:rPr>
-          <w:b/>
-          <w:sz w:val="14"/>
-          <w:szCs w:val="14"/>
-          <w:shd w:val="clear" w:color="auto" w:fill="B7B7B7"/>
-        </w:rPr>
-        <w:t>5 Mini) at [8/7/2025]</w:t>
+          <w:sz w:val="18"/>
+          <w:highlight w:val="lightGray"/>
+        </w:rPr>
+        <w:t xml:space="preserve"> [8/7/2025]</w:t>
       </w:r>
     </w:p>
     <w:p>
@@ -756,7 +809,7 @@
           <w:noProof/>
         </w:rPr>
         <w:drawing>
-          <wp:inline distT="114300" distB="114300" distL="114300" distR="114300" wp14:anchorId="3ED15899" wp14:editId="0040AD84">
+          <wp:inline distT="114300" distB="114300" distL="114300" distR="114300" wp14:anchorId="05ECD77E" wp14:editId="6A13B9C3">
             <wp:extent cx="5943600" cy="1968500"/>
             <wp:effectExtent l="0" t="0" r="0" b="0"/>
             <wp:docPr id="3" name="image1.png"/>
@@ -1455,7 +1508,7 @@
     </w:tbl>
     <w:p>
       <w:r>
-        <w:pict w14:anchorId="11582D9C">
+        <w:pict w14:anchorId="11CA6880">
           <v:rect id="_x0000_i1027" style="width:0;height:1.5pt" o:hralign="center" o:hrstd="t" o:hr="t" fillcolor="#a0a0a0" stroked="f"/>
         </w:pict>
       </w:r>
@@ -1485,60 +1538,78 @@
       </w:pPr>
       <w:r>
         <w:rPr>
+          <w:rFonts w:ascii="Arial" w:eastAsia="Arial" w:hAnsi="Arial" w:cs="Arial"/>
           <w:b/>
-          <w:shd w:val="clear" w:color="auto" w:fill="B7B7B7"/>
-        </w:rPr>
-        <w:t># Source</w:t>
-      </w:r>
-      <w:r>
-        <w:rPr>
-          <w:shd w:val="clear" w:color="auto" w:fill="B7B7B7"/>
-        </w:rPr>
-        <w:t xml:space="preserve">: </w:t>
-      </w:r>
-      <w:proofErr w:type="spellStart"/>
-      <w:r>
-        <w:rPr>
+          <w:color w:val="000000"/>
+          <w:sz w:val="18"/>
+          <w:highlight w:val="lightGray"/>
+        </w:rPr>
+        <w:t># Source: AI Source: Provided by: [Data Path</w:t>
+      </w:r>
+      <w:r>
+        <w:rPr>
+          <w:rFonts w:ascii="Arial" w:eastAsia="Arial" w:hAnsi="Arial" w:cs="Arial"/>
+          <w:color w:val="000000"/>
+          <w:sz w:val="18"/>
+          <w:highlight w:val="lightGray"/>
+        </w:rPr>
+        <w:t xml:space="preserve">: Persons Table -&gt; ID Column: 1, Name_En Column: Motasem Essam] -&gt; </w:t>
+      </w:r>
+      <w:r>
+        <w:rPr>
+          <w:rFonts w:ascii="Arial" w:eastAsia="Arial" w:hAnsi="Arial" w:cs="Arial"/>
           <w:b/>
-          <w:shd w:val="clear" w:color="auto" w:fill="B7B7B7"/>
-        </w:rPr>
-        <w:t>Chatgpt</w:t>
-      </w:r>
-      <w:proofErr w:type="spellEnd"/>
-      <w:r>
-        <w:rPr>
+          <w:color w:val="000000"/>
+          <w:sz w:val="18"/>
+          <w:highlight w:val="lightGray"/>
+        </w:rPr>
+        <w:t>From:</w:t>
+      </w:r>
+      <w:r>
+        <w:rPr>
+          <w:rFonts w:ascii="Arial" w:eastAsia="Arial" w:hAnsi="Arial" w:cs="Arial"/>
+          <w:color w:val="000000"/>
+          <w:sz w:val="18"/>
+          <w:highlight w:val="lightGray"/>
+        </w:rPr>
+        <w:t xml:space="preserve"> [Chatgpt (GPT</w:t>
+      </w:r>
+      <w:r>
+        <w:rPr>
+          <w:rFonts w:ascii="Arial" w:eastAsia="Arial" w:hAnsi="Arial" w:cs="Cambria Math"/>
+          <w:color w:val="000000"/>
+          <w:sz w:val="18"/>
+          <w:highlight w:val="lightGray"/>
+        </w:rPr>
+        <w:t>‑</w:t>
+      </w:r>
+      <w:r>
+        <w:rPr>
+          <w:rFonts w:ascii="Arial" w:eastAsia="Arial" w:hAnsi="Arial" w:cs="Arial"/>
+          <w:color w:val="000000"/>
+          <w:sz w:val="18"/>
+          <w:highlight w:val="lightGray"/>
+        </w:rPr>
+        <w:t xml:space="preserve">5 Mini)] </w:t>
+      </w:r>
+      <w:r>
+        <w:rPr>
+          <w:rFonts w:ascii="Arial" w:eastAsia="Arial" w:hAnsi="Arial" w:cs="Arial"/>
           <w:b/>
-          <w:shd w:val="clear" w:color="auto" w:fill="B7B7B7"/>
-        </w:rPr>
-        <w:t xml:space="preserve"> </w:t>
-      </w:r>
-      <w:r>
-        <w:rPr>
+          <w:color w:val="000000"/>
+          <w:sz w:val="18"/>
+          <w:highlight w:val="lightGray"/>
+        </w:rPr>
+        <w:t>on</w:t>
+      </w:r>
+      <w:r>
+        <w:rPr>
+          <w:rFonts w:ascii="Arial" w:eastAsia="Arial" w:hAnsi="Arial"/>
           <w:b/>
-          <w:sz w:val="14"/>
-          <w:szCs w:val="14"/>
-          <w:shd w:val="clear" w:color="auto" w:fill="B7B7B7"/>
-        </w:rPr>
-        <w:t>(GPT</w:t>
-      </w:r>
-      <w:r>
-        <w:rPr>
-          <w:rFonts w:ascii="Cambria Math" w:hAnsi="Cambria Math" w:cs="Cambria Math"/>
-          <w:b/>
-          <w:sz w:val="14"/>
-          <w:szCs w:val="14"/>
-          <w:shd w:val="clear" w:color="auto" w:fill="B7B7B7"/>
-        </w:rPr>
-        <w:t>‑</w:t>
-      </w:r>
-      <w:r>
-        <w:rPr>
-          <w:b/>
-          <w:sz w:val="14"/>
-          <w:szCs w:val="14"/>
-          <w:shd w:val="clear" w:color="auto" w:fill="B7B7B7"/>
-        </w:rPr>
-        <w:t>5 Mini) at [8/7/2025]</w:t>
+          <w:sz w:val="18"/>
+          <w:highlight w:val="lightGray"/>
+        </w:rPr>
+        <w:t xml:space="preserve"> [8/7/2025]</w:t>
       </w:r>
     </w:p>
     <w:p>
@@ -1547,7 +1618,7 @@
           <w:noProof/>
         </w:rPr>
         <w:drawing>
-          <wp:inline distT="114300" distB="114300" distL="114300" distR="114300" wp14:anchorId="4C4D62D1" wp14:editId="4FD4B8CE">
+          <wp:inline distT="114300" distB="114300" distL="114300" distR="114300" wp14:anchorId="1D17B73E" wp14:editId="31DD769A">
             <wp:extent cx="5943600" cy="914400"/>
             <wp:effectExtent l="0" t="0" r="0" b="0"/>
             <wp:docPr id="2" name="image2.png"/>
@@ -1734,7 +1805,6 @@
                 <w:rFonts w:ascii="Roboto Mono" w:eastAsia="Roboto Mono" w:hAnsi="Roboto Mono" w:cs="Roboto Mono"/>
                 <w:b/>
               </w:rPr>
-              <w:lastRenderedPageBreak/>
               <w:t>Prepositive</w:t>
             </w:r>
           </w:p>
@@ -1925,28 +1995,22 @@
     </w:tbl>
     <w:p>
       <w:r>
-        <w:pict w14:anchorId="7EDA67D3">
+        <w:pict w14:anchorId="181BCAD0">
           <v:rect id="_x0000_i1028" style="width:0;height:1.5pt" o:hralign="center" o:hrstd="t" o:hr="t" fillcolor="#a0a0a0" stroked="f"/>
         </w:pict>
       </w:r>
     </w:p>
     <w:p/>
     <w:p/>
+    <w:p/>
     <w:sectPr>
-      <w:headerReference w:type="default" r:id="rId7"/>
       <w:pgSz w:w="12240" w:h="15840"/>
       <w:pgMar w:top="1440" w:right="1440" w:bottom="1440" w:left="1440" w:header="720" w:footer="720" w:gutter="0"/>
-      <w:pgNumType w:start="1"/>
       <w:cols w:space="720"/>
+      <w:docGrid w:linePitch="360"/>
     </w:sectPr>
   </w:body>
 </w:document>
-</file>
-
-<file path=word/header1.xml><?xml version="1.0" encoding="utf-8"?>
-<w:hdr xmlns:wpc="http://schemas.microsoft.com/office/word/2010/wordprocessingCanvas" xmlns:cx="http://schemas.microsoft.com/office/drawing/2014/chartex" xmlns:cx1="http://schemas.microsoft.com/office/drawing/2015/9/8/chartex" xmlns:cx2="http://schemas.microsoft.com/office/drawing/2015/10/21/chartex" xmlns:cx3="http://schemas.microsoft.com/office/drawing/2016/5/9/chartex" xmlns:cx4="http://schemas.microsoft.com/office/drawing/2016/5/10/chartex" xmlns:cx5="http://schemas.microsoft.com/office/drawing/2016/5/11/chartex" xmlns:cx6="http://schemas.microsoft.com/office/drawing/2016/5/12/chartex" xmlns:cx7="http://schemas.microsoft.com/office/drawing/2016/5/13/chartex" xmlns:cx8="http://schemas.microsoft.com/office/drawing/2016/5/14/chartex" xmlns:mc="http://schemas.openxmlformats.org/markup-compatibility/2006" xmlns:aink="http://schemas.microsoft.com/office/drawing/2016/ink" xmlns:am3d="http://schemas.microsoft.com/office/drawing/2017/model3d" xmlns:o="urn:schemas-microsoft-com:office:office" xmlns:oel="http://schemas.microsoft.com/office/2019/extlst" xmlns:r="http://schemas.openxmlformats.org/officeDocument/2006/relationships" xmlns:m="http://schemas.openxmlformats.org/officeDocument/2006/math" xmlns:v="urn:schemas-microsoft-com:vml" xmlns:wp14="http://schemas.microsoft.com/office/word/2010/wordprocessingDrawing" xmlns:wp="http://schemas.openxmlformats.org/drawingml/2006/wordprocessingDrawing" xmlns:w10="urn:schemas-microsoft-com:office:word" xmlns:w="http://schemas.openxmlformats.org/wordprocessingml/2006/main" xmlns:w14="http://schemas.microsoft.com/office/word/2010/wordml" xmlns:w15="http://schemas.microsoft.com/office/word/2012/wordml" xmlns:w16cex="http://schemas.microsoft.com/office/word/2018/wordml/cex" xmlns:w16cid="http://schemas.microsoft.com/office/word/2016/wordml/cid" xmlns:w16="http://schemas.microsoft.com/office/word/2018/wordml" xmlns:w16du="http://schemas.microsoft.com/office/word/2023/wordml/word16du" xmlns:w16sdtdh="http://schemas.microsoft.com/office/word/2020/wordml/sdtdatahash" xmlns:w16sdtfl="http://schemas.microsoft.com/office/word/2024/wordml/sdtformatlock" xmlns:w16se="http://schemas.microsoft.com/office/word/2015/wordml/symex" xmlns:wpg="http://schemas.microsoft.com/office/word/2010/wordprocessingGroup" xmlns:wpi="http://schemas.microsoft.com/office/word/2010/wordprocessingInk" xmlns:wne="http://schemas.microsoft.com/office/word/2006/wordml" xmlns:wps="http://schemas.microsoft.com/office/word/2010/wordprocessingShape" mc:Ignorable="w14 w15 w16se w16cid w16 w16cex w16sdtdh w16sdtfl w16du wp14">
-  <w:p/>
-</w:hdr>
 </file>
 
 <file path=word/styles.xml><?xml version="1.0" encoding="utf-8"?>
@@ -2349,18 +2413,6 @@
   <w:style w:type="paragraph" w:default="1" w:styleId="Normal">
     <w:name w:val="Normal"/>
     <w:qFormat/>
-    <w:rsid w:val="00721757"/>
-    <w:pPr>
-      <w:spacing w:after="0" w:line="276" w:lineRule="auto"/>
-    </w:pPr>
-    <w:rPr>
-      <w:rFonts w:ascii="Arial" w:eastAsia="Arial" w:hAnsi="Arial" w:cs="Arial"/>
-      <w:kern w:val="0"/>
-      <w:sz w:val="22"/>
-      <w:szCs w:val="22"/>
-      <w:lang w:val="en"/>
-      <w14:ligatures w14:val="none"/>
-    </w:rPr>
   </w:style>
   <w:style w:type="paragraph" w:styleId="Heading1">
     <w:name w:val="heading 1"/>
@@ -2369,21 +2421,18 @@
     <w:link w:val="Heading1Char"/>
     <w:uiPriority w:val="9"/>
     <w:qFormat/>
-    <w:rsid w:val="001E72E6"/>
+    <w:rsid w:val="00143AD2"/>
     <w:pPr>
       <w:keepNext/>
       <w:keepLines/>
-      <w:spacing w:before="360" w:after="80" w:line="278" w:lineRule="auto"/>
+      <w:spacing w:before="360" w:after="80"/>
       <w:outlineLvl w:val="0"/>
     </w:pPr>
     <w:rPr>
       <w:rFonts w:asciiTheme="majorHAnsi" w:eastAsiaTheme="majorEastAsia" w:hAnsiTheme="majorHAnsi" w:cstheme="majorBidi"/>
       <w:color w:val="2F5496" w:themeColor="accent1" w:themeShade="BF"/>
-      <w:kern w:val="2"/>
       <w:sz w:val="40"/>
       <w:szCs w:val="40"/>
-      <w:lang w:val="en-US"/>
-      <w14:ligatures w14:val="standardContextual"/>
     </w:rPr>
   </w:style>
   <w:style w:type="paragraph" w:styleId="Heading2">
@@ -2392,23 +2441,21 @@
     <w:next w:val="Normal"/>
     <w:link w:val="Heading2Char"/>
     <w:uiPriority w:val="9"/>
+    <w:semiHidden/>
     <w:unhideWhenUsed/>
     <w:qFormat/>
-    <w:rsid w:val="001E72E6"/>
+    <w:rsid w:val="00143AD2"/>
     <w:pPr>
       <w:keepNext/>
       <w:keepLines/>
-      <w:spacing w:before="160" w:after="80" w:line="278" w:lineRule="auto"/>
+      <w:spacing w:before="160" w:after="80"/>
       <w:outlineLvl w:val="1"/>
     </w:pPr>
     <w:rPr>
       <w:rFonts w:asciiTheme="majorHAnsi" w:eastAsiaTheme="majorEastAsia" w:hAnsiTheme="majorHAnsi" w:cstheme="majorBidi"/>
       <w:color w:val="2F5496" w:themeColor="accent1" w:themeShade="BF"/>
-      <w:kern w:val="2"/>
       <w:sz w:val="32"/>
       <w:szCs w:val="32"/>
-      <w:lang w:val="en-US"/>
-      <w14:ligatures w14:val="standardContextual"/>
     </w:rPr>
   </w:style>
   <w:style w:type="paragraph" w:styleId="Heading3">
@@ -2420,21 +2467,18 @@
     <w:semiHidden/>
     <w:unhideWhenUsed/>
     <w:qFormat/>
-    <w:rsid w:val="001E72E6"/>
+    <w:rsid w:val="00143AD2"/>
     <w:pPr>
       <w:keepNext/>
       <w:keepLines/>
-      <w:spacing w:before="160" w:after="80" w:line="278" w:lineRule="auto"/>
+      <w:spacing w:before="160" w:after="80"/>
       <w:outlineLvl w:val="2"/>
     </w:pPr>
     <w:rPr>
-      <w:rFonts w:asciiTheme="minorHAnsi" w:eastAsiaTheme="majorEastAsia" w:hAnsiTheme="minorHAnsi" w:cstheme="majorBidi"/>
+      <w:rFonts w:eastAsiaTheme="majorEastAsia" w:cstheme="majorBidi"/>
       <w:color w:val="2F5496" w:themeColor="accent1" w:themeShade="BF"/>
-      <w:kern w:val="2"/>
       <w:sz w:val="28"/>
       <w:szCs w:val="28"/>
-      <w:lang w:val="en-US"/>
-      <w14:ligatures w14:val="standardContextual"/>
     </w:rPr>
   </w:style>
   <w:style w:type="paragraph" w:styleId="Heading4">
@@ -2446,23 +2490,18 @@
     <w:semiHidden/>
     <w:unhideWhenUsed/>
     <w:qFormat/>
-    <w:rsid w:val="001E72E6"/>
+    <w:rsid w:val="00143AD2"/>
     <w:pPr>
       <w:keepNext/>
       <w:keepLines/>
-      <w:spacing w:before="80" w:after="40" w:line="278" w:lineRule="auto"/>
+      <w:spacing w:before="80" w:after="40"/>
       <w:outlineLvl w:val="3"/>
     </w:pPr>
     <w:rPr>
-      <w:rFonts w:asciiTheme="minorHAnsi" w:eastAsiaTheme="majorEastAsia" w:hAnsiTheme="minorHAnsi" w:cstheme="majorBidi"/>
+      <w:rFonts w:eastAsiaTheme="majorEastAsia" w:cstheme="majorBidi"/>
       <w:i/>
       <w:iCs/>
       <w:color w:val="2F5496" w:themeColor="accent1" w:themeShade="BF"/>
-      <w:kern w:val="2"/>
-      <w:sz w:val="24"/>
-      <w:szCs w:val="24"/>
-      <w:lang w:val="en-US"/>
-      <w14:ligatures w14:val="standardContextual"/>
     </w:rPr>
   </w:style>
   <w:style w:type="paragraph" w:styleId="Heading5">
@@ -2474,21 +2513,16 @@
     <w:semiHidden/>
     <w:unhideWhenUsed/>
     <w:qFormat/>
-    <w:rsid w:val="001E72E6"/>
+    <w:rsid w:val="00143AD2"/>
     <w:pPr>
       <w:keepNext/>
       <w:keepLines/>
-      <w:spacing w:before="80" w:after="40" w:line="278" w:lineRule="auto"/>
+      <w:spacing w:before="80" w:after="40"/>
       <w:outlineLvl w:val="4"/>
     </w:pPr>
     <w:rPr>
-      <w:rFonts w:asciiTheme="minorHAnsi" w:eastAsiaTheme="majorEastAsia" w:hAnsiTheme="minorHAnsi" w:cstheme="majorBidi"/>
+      <w:rFonts w:eastAsiaTheme="majorEastAsia" w:cstheme="majorBidi"/>
       <w:color w:val="2F5496" w:themeColor="accent1" w:themeShade="BF"/>
-      <w:kern w:val="2"/>
-      <w:sz w:val="24"/>
-      <w:szCs w:val="24"/>
-      <w:lang w:val="en-US"/>
-      <w14:ligatures w14:val="standardContextual"/>
     </w:rPr>
   </w:style>
   <w:style w:type="paragraph" w:styleId="Heading6">
@@ -2500,23 +2534,18 @@
     <w:semiHidden/>
     <w:unhideWhenUsed/>
     <w:qFormat/>
-    <w:rsid w:val="001E72E6"/>
+    <w:rsid w:val="00143AD2"/>
     <w:pPr>
       <w:keepNext/>
       <w:keepLines/>
-      <w:spacing w:before="40" w:line="278" w:lineRule="auto"/>
+      <w:spacing w:before="40" w:after="0"/>
       <w:outlineLvl w:val="5"/>
     </w:pPr>
     <w:rPr>
-      <w:rFonts w:asciiTheme="minorHAnsi" w:eastAsiaTheme="majorEastAsia" w:hAnsiTheme="minorHAnsi" w:cstheme="majorBidi"/>
+      <w:rFonts w:eastAsiaTheme="majorEastAsia" w:cstheme="majorBidi"/>
       <w:i/>
       <w:iCs/>
       <w:color w:val="595959" w:themeColor="text1" w:themeTint="A6"/>
-      <w:kern w:val="2"/>
-      <w:sz w:val="24"/>
-      <w:szCs w:val="24"/>
-      <w:lang w:val="en-US"/>
-      <w14:ligatures w14:val="standardContextual"/>
     </w:rPr>
   </w:style>
   <w:style w:type="paragraph" w:styleId="Heading7">
@@ -2528,21 +2557,16 @@
     <w:semiHidden/>
     <w:unhideWhenUsed/>
     <w:qFormat/>
-    <w:rsid w:val="001E72E6"/>
+    <w:rsid w:val="00143AD2"/>
     <w:pPr>
       <w:keepNext/>
       <w:keepLines/>
-      <w:spacing w:before="40" w:line="278" w:lineRule="auto"/>
+      <w:spacing w:before="40" w:after="0"/>
       <w:outlineLvl w:val="6"/>
     </w:pPr>
     <w:rPr>
-      <w:rFonts w:asciiTheme="minorHAnsi" w:eastAsiaTheme="majorEastAsia" w:hAnsiTheme="minorHAnsi" w:cstheme="majorBidi"/>
+      <w:rFonts w:eastAsiaTheme="majorEastAsia" w:cstheme="majorBidi"/>
       <w:color w:val="595959" w:themeColor="text1" w:themeTint="A6"/>
-      <w:kern w:val="2"/>
-      <w:sz w:val="24"/>
-      <w:szCs w:val="24"/>
-      <w:lang w:val="en-US"/>
-      <w14:ligatures w14:val="standardContextual"/>
     </w:rPr>
   </w:style>
   <w:style w:type="paragraph" w:styleId="Heading8">
@@ -2554,23 +2578,18 @@
     <w:semiHidden/>
     <w:unhideWhenUsed/>
     <w:qFormat/>
-    <w:rsid w:val="001E72E6"/>
+    <w:rsid w:val="00143AD2"/>
     <w:pPr>
       <w:keepNext/>
       <w:keepLines/>
-      <w:spacing w:line="278" w:lineRule="auto"/>
+      <w:spacing w:after="0"/>
       <w:outlineLvl w:val="7"/>
     </w:pPr>
     <w:rPr>
-      <w:rFonts w:asciiTheme="minorHAnsi" w:eastAsiaTheme="majorEastAsia" w:hAnsiTheme="minorHAnsi" w:cstheme="majorBidi"/>
+      <w:rFonts w:eastAsiaTheme="majorEastAsia" w:cstheme="majorBidi"/>
       <w:i/>
       <w:iCs/>
       <w:color w:val="272727" w:themeColor="text1" w:themeTint="D8"/>
-      <w:kern w:val="2"/>
-      <w:sz w:val="24"/>
-      <w:szCs w:val="24"/>
-      <w:lang w:val="en-US"/>
-      <w14:ligatures w14:val="standardContextual"/>
     </w:rPr>
   </w:style>
   <w:style w:type="paragraph" w:styleId="Heading9">
@@ -2582,21 +2601,16 @@
     <w:semiHidden/>
     <w:unhideWhenUsed/>
     <w:qFormat/>
-    <w:rsid w:val="001E72E6"/>
+    <w:rsid w:val="00143AD2"/>
     <w:pPr>
       <w:keepNext/>
       <w:keepLines/>
-      <w:spacing w:line="278" w:lineRule="auto"/>
+      <w:spacing w:after="0"/>
       <w:outlineLvl w:val="8"/>
     </w:pPr>
     <w:rPr>
-      <w:rFonts w:asciiTheme="minorHAnsi" w:eastAsiaTheme="majorEastAsia" w:hAnsiTheme="minorHAnsi" w:cstheme="majorBidi"/>
+      <w:rFonts w:eastAsiaTheme="majorEastAsia" w:cstheme="majorBidi"/>
       <w:color w:val="272727" w:themeColor="text1" w:themeTint="D8"/>
-      <w:kern w:val="2"/>
-      <w:sz w:val="24"/>
-      <w:szCs w:val="24"/>
-      <w:lang w:val="en-US"/>
-      <w14:ligatures w14:val="standardContextual"/>
     </w:rPr>
   </w:style>
   <w:style w:type="character" w:default="1" w:styleId="DefaultParagraphFont">
@@ -2631,7 +2645,7 @@
     <w:basedOn w:val="DefaultParagraphFont"/>
     <w:link w:val="Heading1"/>
     <w:uiPriority w:val="9"/>
-    <w:rsid w:val="001E72E6"/>
+    <w:rsid w:val="00143AD2"/>
     <w:rPr>
       <w:rFonts w:asciiTheme="majorHAnsi" w:eastAsiaTheme="majorEastAsia" w:hAnsiTheme="majorHAnsi" w:cstheme="majorBidi"/>
       <w:color w:val="2F5496" w:themeColor="accent1" w:themeShade="BF"/>
@@ -2644,7 +2658,8 @@
     <w:basedOn w:val="DefaultParagraphFont"/>
     <w:link w:val="Heading2"/>
     <w:uiPriority w:val="9"/>
-    <w:rsid w:val="001E72E6"/>
+    <w:semiHidden/>
+    <w:rsid w:val="00143AD2"/>
     <w:rPr>
       <w:rFonts w:asciiTheme="majorHAnsi" w:eastAsiaTheme="majorEastAsia" w:hAnsiTheme="majorHAnsi" w:cstheme="majorBidi"/>
       <w:color w:val="2F5496" w:themeColor="accent1" w:themeShade="BF"/>
@@ -2658,7 +2673,7 @@
     <w:link w:val="Heading3"/>
     <w:uiPriority w:val="9"/>
     <w:semiHidden/>
-    <w:rsid w:val="001E72E6"/>
+    <w:rsid w:val="00143AD2"/>
     <w:rPr>
       <w:rFonts w:eastAsiaTheme="majorEastAsia" w:cstheme="majorBidi"/>
       <w:color w:val="2F5496" w:themeColor="accent1" w:themeShade="BF"/>
@@ -2672,7 +2687,7 @@
     <w:link w:val="Heading4"/>
     <w:uiPriority w:val="9"/>
     <w:semiHidden/>
-    <w:rsid w:val="001E72E6"/>
+    <w:rsid w:val="00143AD2"/>
     <w:rPr>
       <w:rFonts w:eastAsiaTheme="majorEastAsia" w:cstheme="majorBidi"/>
       <w:i/>
@@ -2686,7 +2701,7 @@
     <w:link w:val="Heading5"/>
     <w:uiPriority w:val="9"/>
     <w:semiHidden/>
-    <w:rsid w:val="001E72E6"/>
+    <w:rsid w:val="00143AD2"/>
     <w:rPr>
       <w:rFonts w:eastAsiaTheme="majorEastAsia" w:cstheme="majorBidi"/>
       <w:color w:val="2F5496" w:themeColor="accent1" w:themeShade="BF"/>
@@ -2698,7 +2713,7 @@
     <w:link w:val="Heading6"/>
     <w:uiPriority w:val="9"/>
     <w:semiHidden/>
-    <w:rsid w:val="001E72E6"/>
+    <w:rsid w:val="00143AD2"/>
     <w:rPr>
       <w:rFonts w:eastAsiaTheme="majorEastAsia" w:cstheme="majorBidi"/>
       <w:i/>
@@ -2712,7 +2727,7 @@
     <w:link w:val="Heading7"/>
     <w:uiPriority w:val="9"/>
     <w:semiHidden/>
-    <w:rsid w:val="001E72E6"/>
+    <w:rsid w:val="00143AD2"/>
     <w:rPr>
       <w:rFonts w:eastAsiaTheme="majorEastAsia" w:cstheme="majorBidi"/>
       <w:color w:val="595959" w:themeColor="text1" w:themeTint="A6"/>
@@ -2724,7 +2739,7 @@
     <w:link w:val="Heading8"/>
     <w:uiPriority w:val="9"/>
     <w:semiHidden/>
-    <w:rsid w:val="001E72E6"/>
+    <w:rsid w:val="00143AD2"/>
     <w:rPr>
       <w:rFonts w:eastAsiaTheme="majorEastAsia" w:cstheme="majorBidi"/>
       <w:i/>
@@ -2738,7 +2753,7 @@
     <w:link w:val="Heading9"/>
     <w:uiPriority w:val="9"/>
     <w:semiHidden/>
-    <w:rsid w:val="001E72E6"/>
+    <w:rsid w:val="00143AD2"/>
     <w:rPr>
       <w:rFonts w:eastAsiaTheme="majorEastAsia" w:cstheme="majorBidi"/>
       <w:color w:val="272727" w:themeColor="text1" w:themeTint="D8"/>
@@ -2751,7 +2766,7 @@
     <w:link w:val="TitleChar"/>
     <w:uiPriority w:val="10"/>
     <w:qFormat/>
-    <w:rsid w:val="001E72E6"/>
+    <w:rsid w:val="00143AD2"/>
     <w:pPr>
       <w:spacing w:after="80" w:line="240" w:lineRule="auto"/>
       <w:contextualSpacing/>
@@ -2762,8 +2777,6 @@
       <w:kern w:val="28"/>
       <w:sz w:val="56"/>
       <w:szCs w:val="56"/>
-      <w:lang w:val="en-US"/>
-      <w14:ligatures w14:val="standardContextual"/>
     </w:rPr>
   </w:style>
   <w:style w:type="character" w:customStyle="1" w:styleId="TitleChar">
@@ -2771,7 +2784,7 @@
     <w:basedOn w:val="DefaultParagraphFont"/>
     <w:link w:val="Title"/>
     <w:uiPriority w:val="10"/>
-    <w:rsid w:val="001E72E6"/>
+    <w:rsid w:val="00143AD2"/>
     <w:rPr>
       <w:rFonts w:asciiTheme="majorHAnsi" w:eastAsiaTheme="majorEastAsia" w:hAnsiTheme="majorHAnsi" w:cstheme="majorBidi"/>
       <w:spacing w:val="-10"/>
@@ -2787,22 +2800,18 @@
     <w:link w:val="SubtitleChar"/>
     <w:uiPriority w:val="11"/>
     <w:qFormat/>
-    <w:rsid w:val="001E72E6"/>
+    <w:rsid w:val="00143AD2"/>
     <w:pPr>
       <w:numPr>
         <w:ilvl w:val="1"/>
       </w:numPr>
-      <w:spacing w:after="160" w:line="278" w:lineRule="auto"/>
     </w:pPr>
     <w:rPr>
-      <w:rFonts w:asciiTheme="minorHAnsi" w:eastAsiaTheme="majorEastAsia" w:hAnsiTheme="minorHAnsi" w:cstheme="majorBidi"/>
+      <w:rFonts w:eastAsiaTheme="majorEastAsia" w:cstheme="majorBidi"/>
       <w:color w:val="595959" w:themeColor="text1" w:themeTint="A6"/>
       <w:spacing w:val="15"/>
-      <w:kern w:val="2"/>
       <w:sz w:val="28"/>
       <w:szCs w:val="28"/>
-      <w:lang w:val="en-US"/>
-      <w14:ligatures w14:val="standardContextual"/>
     </w:rPr>
   </w:style>
   <w:style w:type="character" w:customStyle="1" w:styleId="SubtitleChar">
@@ -2810,7 +2819,7 @@
     <w:basedOn w:val="DefaultParagraphFont"/>
     <w:link w:val="Subtitle"/>
     <w:uiPriority w:val="11"/>
-    <w:rsid w:val="001E72E6"/>
+    <w:rsid w:val="00143AD2"/>
     <w:rPr>
       <w:rFonts w:eastAsiaTheme="majorEastAsia" w:cstheme="majorBidi"/>
       <w:color w:val="595959" w:themeColor="text1" w:themeTint="A6"/>
@@ -2826,21 +2835,15 @@
     <w:link w:val="QuoteChar"/>
     <w:uiPriority w:val="29"/>
     <w:qFormat/>
-    <w:rsid w:val="001E72E6"/>
+    <w:rsid w:val="00143AD2"/>
     <w:pPr>
-      <w:spacing w:before="160" w:after="160" w:line="278" w:lineRule="auto"/>
+      <w:spacing w:before="160"/>
       <w:jc w:val="center"/>
     </w:pPr>
     <w:rPr>
-      <w:rFonts w:asciiTheme="minorHAnsi" w:eastAsiaTheme="minorHAnsi" w:hAnsiTheme="minorHAnsi" w:cstheme="minorBidi"/>
       <w:i/>
       <w:iCs/>
       <w:color w:val="404040" w:themeColor="text1" w:themeTint="BF"/>
-      <w:kern w:val="2"/>
-      <w:sz w:val="24"/>
-      <w:szCs w:val="24"/>
-      <w:lang w:val="en-US"/>
-      <w14:ligatures w14:val="standardContextual"/>
     </w:rPr>
   </w:style>
   <w:style w:type="character" w:customStyle="1" w:styleId="QuoteChar">
@@ -2848,7 +2851,7 @@
     <w:basedOn w:val="DefaultParagraphFont"/>
     <w:link w:val="Quote"/>
     <w:uiPriority w:val="29"/>
-    <w:rsid w:val="001E72E6"/>
+    <w:rsid w:val="00143AD2"/>
     <w:rPr>
       <w:i/>
       <w:iCs/>
@@ -2860,27 +2863,18 @@
     <w:basedOn w:val="Normal"/>
     <w:uiPriority w:val="34"/>
     <w:qFormat/>
-    <w:rsid w:val="001E72E6"/>
+    <w:rsid w:val="00143AD2"/>
     <w:pPr>
-      <w:spacing w:after="160" w:line="278" w:lineRule="auto"/>
       <w:ind w:left="720"/>
       <w:contextualSpacing/>
     </w:pPr>
-    <w:rPr>
-      <w:rFonts w:asciiTheme="minorHAnsi" w:eastAsiaTheme="minorHAnsi" w:hAnsiTheme="minorHAnsi" w:cstheme="minorBidi"/>
-      <w:kern w:val="2"/>
-      <w:sz w:val="24"/>
-      <w:szCs w:val="24"/>
-      <w:lang w:val="en-US"/>
-      <w14:ligatures w14:val="standardContextual"/>
-    </w:rPr>
   </w:style>
   <w:style w:type="character" w:styleId="IntenseEmphasis">
     <w:name w:val="Intense Emphasis"/>
     <w:basedOn w:val="DefaultParagraphFont"/>
     <w:uiPriority w:val="21"/>
     <w:qFormat/>
-    <w:rsid w:val="001E72E6"/>
+    <w:rsid w:val="00143AD2"/>
     <w:rPr>
       <w:i/>
       <w:iCs/>
@@ -2894,26 +2888,20 @@
     <w:link w:val="IntenseQuoteChar"/>
     <w:uiPriority w:val="30"/>
     <w:qFormat/>
-    <w:rsid w:val="001E72E6"/>
+    <w:rsid w:val="00143AD2"/>
     <w:pPr>
       <w:pBdr>
         <w:top w:val="single" w:sz="4" w:space="10" w:color="2F5496" w:themeColor="accent1" w:themeShade="BF"/>
         <w:bottom w:val="single" w:sz="4" w:space="10" w:color="2F5496" w:themeColor="accent1" w:themeShade="BF"/>
       </w:pBdr>
-      <w:spacing w:before="360" w:after="360" w:line="278" w:lineRule="auto"/>
+      <w:spacing w:before="360" w:after="360"/>
       <w:ind w:left="864" w:right="864"/>
       <w:jc w:val="center"/>
     </w:pPr>
     <w:rPr>
-      <w:rFonts w:asciiTheme="minorHAnsi" w:eastAsiaTheme="minorHAnsi" w:hAnsiTheme="minorHAnsi" w:cstheme="minorBidi"/>
       <w:i/>
       <w:iCs/>
       <w:color w:val="2F5496" w:themeColor="accent1" w:themeShade="BF"/>
-      <w:kern w:val="2"/>
-      <w:sz w:val="24"/>
-      <w:szCs w:val="24"/>
-      <w:lang w:val="en-US"/>
-      <w14:ligatures w14:val="standardContextual"/>
     </w:rPr>
   </w:style>
   <w:style w:type="character" w:customStyle="1" w:styleId="IntenseQuoteChar">
@@ -2921,7 +2909,7 @@
     <w:basedOn w:val="DefaultParagraphFont"/>
     <w:link w:val="IntenseQuote"/>
     <w:uiPriority w:val="30"/>
-    <w:rsid w:val="001E72E6"/>
+    <w:rsid w:val="00143AD2"/>
     <w:rPr>
       <w:i/>
       <w:iCs/>
@@ -2933,7 +2921,7 @@
     <w:basedOn w:val="DefaultParagraphFont"/>
     <w:uiPriority w:val="32"/>
     <w:qFormat/>
-    <w:rsid w:val="001E72E6"/>
+    <w:rsid w:val="00143AD2"/>
     <w:rPr>
       <w:b/>
       <w:bCs/>

--- a/Knowledge/2-Science/3-Social science/1-Linguistics/0-Intro to Linguistics/5-My Source/2-Linguistics Basics/21-Types of Grammatical Functions/9-Types of Attributes/2-Adjective Attribute_.docx
+++ b/Knowledge/2-Science/3-Social science/1-Linguistics/0-Intro to Linguistics/5-My Source/2-Linguistics Basics/21-Types of Grammatical Functions/9-Types of Attributes/2-Adjective Attribute_.docx
@@ -37,78 +37,1543 @@
       </w:pPr>
       <w:r>
         <w:rPr>
-          <w:rFonts w:ascii="Arial" w:eastAsia="Arial" w:hAnsi="Arial" w:cs="Arial"/>
-          <w:b/>
-          <w:color w:val="000000"/>
-          <w:sz w:val="18"/>
-          <w:highlight w:val="lightGray"/>
-        </w:rPr>
-        <w:t># Source: AI Source: Provided by: [Data Path</w:t>
-      </w:r>
-      <w:r>
-        <w:rPr>
-          <w:rFonts w:ascii="Arial" w:eastAsia="Arial" w:hAnsi="Arial" w:cs="Arial"/>
-          <w:color w:val="000000"/>
-          <w:sz w:val="18"/>
-          <w:highlight w:val="lightGray"/>
-        </w:rPr>
-        <w:t xml:space="preserve">: Persons Table -&gt; ID Column: 1, Name_En Column: Motasem Essam] -&gt; </w:t>
-      </w:r>
-      <w:r>
-        <w:rPr>
-          <w:rFonts w:ascii="Arial" w:eastAsia="Arial" w:hAnsi="Arial" w:cs="Arial"/>
-          <w:b/>
-          <w:color w:val="000000"/>
-          <w:sz w:val="18"/>
-          <w:highlight w:val="lightGray"/>
-        </w:rPr>
-        <w:t>From:</w:t>
-      </w:r>
-      <w:r>
-        <w:rPr>
-          <w:rFonts w:ascii="Arial" w:eastAsia="Arial" w:hAnsi="Arial" w:cs="Arial"/>
-          <w:color w:val="000000"/>
-          <w:sz w:val="18"/>
-          <w:highlight w:val="lightGray"/>
-        </w:rPr>
-        <w:t xml:space="preserve"> [Chatgpt (GPT</w:t>
-      </w:r>
-      <w:r>
-        <w:rPr>
-          <w:rFonts w:ascii="Arial" w:eastAsia="Arial" w:hAnsi="Arial" w:cs="Cambria Math"/>
-          <w:color w:val="000000"/>
-          <w:sz w:val="18"/>
-          <w:highlight w:val="lightGray"/>
-        </w:rPr>
-        <w:t>‑</w:t>
-      </w:r>
-      <w:r>
-        <w:rPr>
-          <w:rFonts w:ascii="Arial" w:eastAsia="Arial" w:hAnsi="Arial" w:cs="Arial"/>
-          <w:color w:val="000000"/>
-          <w:sz w:val="18"/>
-          <w:highlight w:val="lightGray"/>
-        </w:rPr>
-        <w:t xml:space="preserve">5 Mini)] </w:t>
-      </w:r>
-      <w:r>
-        <w:rPr>
-          <w:rFonts w:ascii="Arial" w:eastAsia="Arial" w:hAnsi="Arial" w:cs="Arial"/>
-          <w:b/>
-          <w:color w:val="000000"/>
-          <w:sz w:val="18"/>
-          <w:highlight w:val="lightGray"/>
-        </w:rPr>
-        <w:t>on</w:t>
-      </w:r>
-      <w:r>
-        <w:rPr>
-          <w:rFonts w:ascii="Arial" w:eastAsia="Arial" w:hAnsi="Arial"/>
-          <w:b/>
-          <w:sz w:val="18"/>
-          <w:highlight w:val="lightGray"/>
-        </w:rPr>
-        <w:t xml:space="preserve"> [8/7/2025]</w:t>
+          <w:rFonts w:ascii="Arial" w:hAnsi="Arial" w:eastAsia="Arial" w:cs="Arial"/>
+          <w:b/>
+          <w:i w:val="0"/>
+          <w:color w:val="000000"/>
+          <w:sz w:val="18"/>
+          <w:highlight w:val="lightGray"/>
+        </w:rPr>
+        <w:t>#</w:t>
+      </w:r>
+      <w:r>
+        <w:rPr>
+          <w:rFonts w:ascii="Arial" w:hAnsi="Arial" w:eastAsia="Arial" w:cs="Arial"/>
+          <w:b/>
+          <w:i w:val="0"/>
+          <w:color w:val="000000"/>
+          <w:sz w:val="18"/>
+          <w:highlight w:val="lightGray"/>
+        </w:rPr>
+        <w:t xml:space="preserve"> </w:t>
+      </w:r>
+      <w:r>
+        <w:rPr>
+          <w:rFonts w:ascii="Arial" w:hAnsi="Arial" w:eastAsia="Arial" w:cs="Arial"/>
+          <w:b/>
+          <w:i w:val="0"/>
+          <w:color w:val="000000"/>
+          <w:sz w:val="18"/>
+          <w:highlight w:val="lightGray"/>
+        </w:rPr>
+        <w:t>S</w:t>
+      </w:r>
+      <w:r>
+        <w:rPr>
+          <w:rFonts w:ascii="Arial" w:hAnsi="Arial" w:eastAsia="Arial" w:cs="Arial"/>
+          <w:b/>
+          <w:i w:val="0"/>
+          <w:color w:val="000000"/>
+          <w:sz w:val="18"/>
+          <w:highlight w:val="lightGray"/>
+        </w:rPr>
+        <w:t>o</w:t>
+      </w:r>
+      <w:r>
+        <w:rPr>
+          <w:rFonts w:ascii="Arial" w:hAnsi="Arial" w:eastAsia="Arial" w:cs="Arial"/>
+          <w:b/>
+          <w:i w:val="0"/>
+          <w:color w:val="000000"/>
+          <w:sz w:val="18"/>
+          <w:highlight w:val="lightGray"/>
+        </w:rPr>
+        <w:t>u</w:t>
+      </w:r>
+      <w:r>
+        <w:rPr>
+          <w:rFonts w:ascii="Arial" w:hAnsi="Arial" w:eastAsia="Arial" w:cs="Arial"/>
+          <w:b/>
+          <w:i w:val="0"/>
+          <w:color w:val="000000"/>
+          <w:sz w:val="18"/>
+          <w:highlight w:val="lightGray"/>
+        </w:rPr>
+        <w:t>r</w:t>
+      </w:r>
+      <w:r>
+        <w:rPr>
+          <w:rFonts w:ascii="Arial" w:hAnsi="Arial" w:eastAsia="Arial" w:cs="Arial"/>
+          <w:b/>
+          <w:i w:val="0"/>
+          <w:color w:val="000000"/>
+          <w:sz w:val="18"/>
+          <w:highlight w:val="lightGray"/>
+        </w:rPr>
+        <w:t>c</w:t>
+      </w:r>
+      <w:r>
+        <w:rPr>
+          <w:rFonts w:ascii="Arial" w:hAnsi="Arial" w:eastAsia="Arial" w:cs="Arial"/>
+          <w:b/>
+          <w:i w:val="0"/>
+          <w:color w:val="000000"/>
+          <w:sz w:val="18"/>
+          <w:highlight w:val="lightGray"/>
+        </w:rPr>
+        <w:t>e</w:t>
+      </w:r>
+      <w:r>
+        <w:rPr>
+          <w:rFonts w:ascii="Arial" w:hAnsi="Arial" w:eastAsia="Arial" w:cs="Arial"/>
+          <w:b/>
+          <w:i w:val="0"/>
+          <w:color w:val="000000"/>
+          <w:sz w:val="18"/>
+          <w:highlight w:val="lightGray"/>
+        </w:rPr>
+        <w:t>:</w:t>
+      </w:r>
+      <w:r>
+        <w:rPr>
+          <w:rFonts w:ascii="Arial" w:hAnsi="Arial" w:eastAsia="Arial" w:cs="Arial"/>
+          <w:b/>
+          <w:i w:val="0"/>
+          <w:color w:val="000000"/>
+          <w:sz w:val="18"/>
+          <w:highlight w:val="lightGray"/>
+        </w:rPr>
+        <w:t xml:space="preserve"> </w:t>
+      </w:r>
+      <w:r>
+        <w:rPr>
+          <w:rFonts w:ascii="Arial" w:hAnsi="Arial" w:eastAsia="Arial" w:cs="Arial"/>
+          <w:b/>
+          <w:i w:val="0"/>
+          <w:color w:val="000000"/>
+          <w:sz w:val="18"/>
+          <w:highlight w:val="lightGray"/>
+        </w:rPr>
+        <w:t>A</w:t>
+      </w:r>
+      <w:r>
+        <w:rPr>
+          <w:rFonts w:ascii="Arial" w:hAnsi="Arial" w:eastAsia="Arial" w:cs="Arial"/>
+          <w:b/>
+          <w:i w:val="0"/>
+          <w:color w:val="000000"/>
+          <w:sz w:val="18"/>
+          <w:highlight w:val="lightGray"/>
+        </w:rPr>
+        <w:t>I</w:t>
+      </w:r>
+      <w:r>
+        <w:rPr>
+          <w:rFonts w:ascii="Arial" w:hAnsi="Arial" w:eastAsia="Arial" w:cs="Arial"/>
+          <w:b/>
+          <w:i w:val="0"/>
+          <w:color w:val="000000"/>
+          <w:sz w:val="18"/>
+          <w:highlight w:val="lightGray"/>
+        </w:rPr>
+        <w:t xml:space="preserve"> </w:t>
+      </w:r>
+      <w:r>
+        <w:rPr>
+          <w:rFonts w:ascii="Arial" w:hAnsi="Arial" w:eastAsia="Arial" w:cs="Arial"/>
+          <w:b/>
+          <w:i w:val="0"/>
+          <w:color w:val="000000"/>
+          <w:sz w:val="18"/>
+          <w:highlight w:val="lightGray"/>
+        </w:rPr>
+        <w:t>S</w:t>
+      </w:r>
+      <w:r>
+        <w:rPr>
+          <w:rFonts w:ascii="Arial" w:hAnsi="Arial" w:eastAsia="Arial" w:cs="Arial"/>
+          <w:b/>
+          <w:i w:val="0"/>
+          <w:color w:val="000000"/>
+          <w:sz w:val="18"/>
+          <w:highlight w:val="lightGray"/>
+        </w:rPr>
+        <w:t>o</w:t>
+      </w:r>
+      <w:r>
+        <w:rPr>
+          <w:rFonts w:ascii="Arial" w:hAnsi="Arial" w:eastAsia="Arial" w:cs="Arial"/>
+          <w:b/>
+          <w:i w:val="0"/>
+          <w:color w:val="000000"/>
+          <w:sz w:val="18"/>
+          <w:highlight w:val="lightGray"/>
+        </w:rPr>
+        <w:t>u</w:t>
+      </w:r>
+      <w:r>
+        <w:rPr>
+          <w:rFonts w:ascii="Arial" w:hAnsi="Arial" w:eastAsia="Arial" w:cs="Arial"/>
+          <w:b/>
+          <w:i w:val="0"/>
+          <w:color w:val="000000"/>
+          <w:sz w:val="18"/>
+          <w:highlight w:val="lightGray"/>
+        </w:rPr>
+        <w:t>r</w:t>
+      </w:r>
+      <w:r>
+        <w:rPr>
+          <w:rFonts w:ascii="Arial" w:hAnsi="Arial" w:eastAsia="Arial" w:cs="Arial"/>
+          <w:b/>
+          <w:i w:val="0"/>
+          <w:color w:val="000000"/>
+          <w:sz w:val="18"/>
+          <w:highlight w:val="lightGray"/>
+        </w:rPr>
+        <w:t>c</w:t>
+      </w:r>
+      <w:r>
+        <w:rPr>
+          <w:rFonts w:ascii="Arial" w:hAnsi="Arial" w:eastAsia="Arial" w:cs="Arial"/>
+          <w:b/>
+          <w:i w:val="0"/>
+          <w:color w:val="000000"/>
+          <w:sz w:val="18"/>
+          <w:highlight w:val="lightGray"/>
+        </w:rPr>
+        <w:t>e</w:t>
+      </w:r>
+      <w:r>
+        <w:rPr>
+          <w:rFonts w:ascii="Arial" w:hAnsi="Arial" w:eastAsia="Arial" w:cs="Arial"/>
+          <w:b/>
+          <w:i w:val="0"/>
+          <w:color w:val="000000"/>
+          <w:sz w:val="18"/>
+          <w:highlight w:val="lightGray"/>
+        </w:rPr>
+        <w:t>:</w:t>
+      </w:r>
+      <w:r>
+        <w:rPr>
+          <w:rFonts w:ascii="Arial" w:hAnsi="Arial" w:eastAsia="Arial" w:cs="Arial"/>
+          <w:b/>
+          <w:i w:val="0"/>
+          <w:color w:val="000000"/>
+          <w:sz w:val="18"/>
+          <w:highlight w:val="lightGray"/>
+        </w:rPr>
+        <w:t xml:space="preserve"> </w:t>
+      </w:r>
+      <w:r>
+        <w:rPr>
+          <w:rFonts w:ascii="Arial" w:hAnsi="Arial" w:eastAsia="Arial" w:cs="Arial"/>
+          <w:b/>
+          <w:i w:val="0"/>
+          <w:color w:val="000000"/>
+          <w:sz w:val="18"/>
+          <w:highlight w:val="lightGray"/>
+        </w:rPr>
+        <w:t>P</w:t>
+      </w:r>
+      <w:r>
+        <w:rPr>
+          <w:rFonts w:ascii="Arial" w:hAnsi="Arial" w:eastAsia="Arial" w:cs="Arial"/>
+          <w:b/>
+          <w:i w:val="0"/>
+          <w:color w:val="000000"/>
+          <w:sz w:val="18"/>
+          <w:highlight w:val="lightGray"/>
+        </w:rPr>
+        <w:t>r</w:t>
+      </w:r>
+      <w:r>
+        <w:rPr>
+          <w:rFonts w:ascii="Arial" w:hAnsi="Arial" w:eastAsia="Arial" w:cs="Arial"/>
+          <w:b/>
+          <w:i w:val="0"/>
+          <w:color w:val="000000"/>
+          <w:sz w:val="18"/>
+          <w:highlight w:val="lightGray"/>
+        </w:rPr>
+        <w:t>o</w:t>
+      </w:r>
+      <w:r>
+        <w:rPr>
+          <w:rFonts w:ascii="Arial" w:hAnsi="Arial" w:eastAsia="Arial" w:cs="Arial"/>
+          <w:b/>
+          <w:i w:val="0"/>
+          <w:color w:val="000000"/>
+          <w:sz w:val="18"/>
+          <w:highlight w:val="lightGray"/>
+        </w:rPr>
+        <w:t>v</w:t>
+      </w:r>
+      <w:r>
+        <w:rPr>
+          <w:rFonts w:ascii="Arial" w:hAnsi="Arial" w:eastAsia="Arial" w:cs="Arial"/>
+          <w:b/>
+          <w:i w:val="0"/>
+          <w:color w:val="000000"/>
+          <w:sz w:val="18"/>
+          <w:highlight w:val="lightGray"/>
+        </w:rPr>
+        <w:t>i</w:t>
+      </w:r>
+      <w:r>
+        <w:rPr>
+          <w:rFonts w:ascii="Arial" w:hAnsi="Arial" w:eastAsia="Arial" w:cs="Arial"/>
+          <w:b/>
+          <w:i w:val="0"/>
+          <w:color w:val="000000"/>
+          <w:sz w:val="18"/>
+          <w:highlight w:val="lightGray"/>
+        </w:rPr>
+        <w:t>d</w:t>
+      </w:r>
+      <w:r>
+        <w:rPr>
+          <w:rFonts w:ascii="Arial" w:hAnsi="Arial" w:eastAsia="Arial" w:cs="Arial"/>
+          <w:b/>
+          <w:i w:val="0"/>
+          <w:color w:val="000000"/>
+          <w:sz w:val="18"/>
+          <w:highlight w:val="lightGray"/>
+        </w:rPr>
+        <w:t>e</w:t>
+      </w:r>
+      <w:r>
+        <w:rPr>
+          <w:rFonts w:ascii="Arial" w:hAnsi="Arial" w:eastAsia="Arial" w:cs="Arial"/>
+          <w:b/>
+          <w:i w:val="0"/>
+          <w:color w:val="000000"/>
+          <w:sz w:val="18"/>
+          <w:highlight w:val="lightGray"/>
+        </w:rPr>
+        <w:t>d</w:t>
+      </w:r>
+      <w:r>
+        <w:rPr>
+          <w:rFonts w:ascii="Arial" w:hAnsi="Arial" w:eastAsia="Arial" w:cs="Arial"/>
+          <w:b/>
+          <w:i w:val="0"/>
+          <w:color w:val="000000"/>
+          <w:sz w:val="18"/>
+          <w:highlight w:val="lightGray"/>
+        </w:rPr>
+        <w:t xml:space="preserve"> </w:t>
+      </w:r>
+      <w:r>
+        <w:rPr>
+          <w:rFonts w:ascii="Arial" w:hAnsi="Arial" w:eastAsia="Arial" w:cs="Arial"/>
+          <w:b/>
+          <w:i w:val="0"/>
+          <w:color w:val="000000"/>
+          <w:sz w:val="18"/>
+          <w:highlight w:val="lightGray"/>
+        </w:rPr>
+        <w:t>b</w:t>
+      </w:r>
+      <w:r>
+        <w:rPr>
+          <w:rFonts w:ascii="Arial" w:hAnsi="Arial" w:eastAsia="Arial" w:cs="Arial"/>
+          <w:b/>
+          <w:i w:val="0"/>
+          <w:color w:val="000000"/>
+          <w:sz w:val="18"/>
+          <w:highlight w:val="lightGray"/>
+        </w:rPr>
+        <w:t>y</w:t>
+      </w:r>
+      <w:r>
+        <w:rPr>
+          <w:rFonts w:ascii="Arial" w:hAnsi="Arial" w:eastAsia="Arial" w:cs="Arial"/>
+          <w:b/>
+          <w:i w:val="0"/>
+          <w:color w:val="000000"/>
+          <w:sz w:val="18"/>
+          <w:highlight w:val="lightGray"/>
+        </w:rPr>
+        <w:t>:</w:t>
+      </w:r>
+      <w:r>
+        <w:rPr>
+          <w:rFonts w:ascii="Arial" w:hAnsi="Arial" w:eastAsia="Arial" w:cs="Arial"/>
+          <w:b/>
+          <w:i w:val="0"/>
+          <w:color w:val="000000"/>
+          <w:sz w:val="18"/>
+          <w:highlight w:val="lightGray"/>
+        </w:rPr>
+        <w:t xml:space="preserve"> </w:t>
+      </w:r>
+      <w:r>
+        <w:rPr>
+          <w:rFonts w:ascii="Arial" w:hAnsi="Arial" w:eastAsia="Arial" w:cs="Arial"/>
+          <w:b/>
+          <w:i w:val="0"/>
+          <w:color w:val="000000"/>
+          <w:sz w:val="18"/>
+          <w:highlight w:val="lightGray"/>
+        </w:rPr>
+        <w:t>[</w:t>
+      </w:r>
+      <w:r>
+        <w:rPr>
+          <w:rFonts w:ascii="Arial" w:hAnsi="Arial" w:eastAsia="Arial" w:cs="Arial"/>
+          <w:b/>
+          <w:i w:val="0"/>
+          <w:color w:val="000000"/>
+          <w:sz w:val="18"/>
+          <w:highlight w:val="lightGray"/>
+        </w:rPr>
+        <w:t>D</w:t>
+      </w:r>
+      <w:r>
+        <w:rPr>
+          <w:rFonts w:ascii="Arial" w:hAnsi="Arial" w:eastAsia="Arial" w:cs="Arial"/>
+          <w:b/>
+          <w:i w:val="0"/>
+          <w:color w:val="000000"/>
+          <w:sz w:val="18"/>
+          <w:highlight w:val="lightGray"/>
+        </w:rPr>
+        <w:t>a</w:t>
+      </w:r>
+      <w:r>
+        <w:rPr>
+          <w:rFonts w:ascii="Arial" w:hAnsi="Arial" w:eastAsia="Arial" w:cs="Arial"/>
+          <w:b/>
+          <w:i w:val="0"/>
+          <w:color w:val="000000"/>
+          <w:sz w:val="18"/>
+          <w:highlight w:val="lightGray"/>
+        </w:rPr>
+        <w:t>t</w:t>
+      </w:r>
+      <w:r>
+        <w:rPr>
+          <w:rFonts w:ascii="Arial" w:hAnsi="Arial" w:eastAsia="Arial" w:cs="Arial"/>
+          <w:b/>
+          <w:i w:val="0"/>
+          <w:color w:val="000000"/>
+          <w:sz w:val="18"/>
+          <w:highlight w:val="lightGray"/>
+        </w:rPr>
+        <w:t>a</w:t>
+      </w:r>
+      <w:r>
+        <w:rPr>
+          <w:rFonts w:ascii="Arial" w:hAnsi="Arial" w:eastAsia="Arial" w:cs="Arial"/>
+          <w:b/>
+          <w:i w:val="0"/>
+          <w:color w:val="000000"/>
+          <w:sz w:val="18"/>
+          <w:highlight w:val="lightGray"/>
+        </w:rPr>
+        <w:t xml:space="preserve"> </w:t>
+      </w:r>
+      <w:r>
+        <w:rPr>
+          <w:rFonts w:ascii="Arial" w:hAnsi="Arial" w:eastAsia="Arial" w:cs="Arial"/>
+          <w:b/>
+          <w:i w:val="0"/>
+          <w:color w:val="000000"/>
+          <w:sz w:val="18"/>
+          <w:highlight w:val="lightGray"/>
+        </w:rPr>
+        <w:t>P</w:t>
+      </w:r>
+      <w:r>
+        <w:rPr>
+          <w:rFonts w:ascii="Arial" w:hAnsi="Arial" w:eastAsia="Arial" w:cs="Arial"/>
+          <w:b/>
+          <w:i w:val="0"/>
+          <w:color w:val="000000"/>
+          <w:sz w:val="18"/>
+          <w:highlight w:val="lightGray"/>
+        </w:rPr>
+        <w:t>a</w:t>
+      </w:r>
+      <w:r>
+        <w:rPr>
+          <w:rFonts w:ascii="Arial" w:hAnsi="Arial" w:eastAsia="Arial" w:cs="Arial"/>
+          <w:b/>
+          <w:i w:val="0"/>
+          <w:color w:val="000000"/>
+          <w:sz w:val="18"/>
+          <w:highlight w:val="lightGray"/>
+        </w:rPr>
+        <w:t>t</w:t>
+      </w:r>
+      <w:r>
+        <w:rPr>
+          <w:rFonts w:ascii="Arial" w:hAnsi="Arial" w:eastAsia="Arial" w:cs="Arial"/>
+          <w:b/>
+          <w:i w:val="0"/>
+          <w:color w:val="000000"/>
+          <w:sz w:val="18"/>
+          <w:highlight w:val="lightGray"/>
+        </w:rPr>
+        <w:t>h</w:t>
+      </w:r>
+      <w:r>
+        <w:rPr>
+          <w:rFonts w:ascii="Arial" w:hAnsi="Arial" w:eastAsia="Arial" w:cs="Arial"/>
+          <w:b w:val="0"/>
+          <w:i w:val="0"/>
+          <w:color w:val="000000"/>
+          <w:sz w:val="18"/>
+          <w:highlight w:val="lightGray"/>
+        </w:rPr>
+        <w:t>:</w:t>
+      </w:r>
+      <w:r>
+        <w:rPr>
+          <w:rFonts w:ascii="Arial" w:hAnsi="Arial" w:eastAsia="Arial" w:cs="Arial"/>
+          <w:b w:val="0"/>
+          <w:i w:val="0"/>
+          <w:color w:val="000000"/>
+          <w:sz w:val="18"/>
+          <w:highlight w:val="lightGray"/>
+        </w:rPr>
+        <w:t xml:space="preserve"> </w:t>
+      </w:r>
+      <w:r>
+        <w:rPr>
+          <w:rFonts w:ascii="Arial" w:hAnsi="Arial" w:eastAsia="Arial" w:cs="Arial"/>
+          <w:b w:val="0"/>
+          <w:i w:val="0"/>
+          <w:color w:val="000000"/>
+          <w:sz w:val="18"/>
+          <w:highlight w:val="lightGray"/>
+        </w:rPr>
+        <w:t>P</w:t>
+      </w:r>
+      <w:r>
+        <w:rPr>
+          <w:rFonts w:ascii="Arial" w:hAnsi="Arial" w:eastAsia="Arial" w:cs="Arial"/>
+          <w:b w:val="0"/>
+          <w:i w:val="0"/>
+          <w:color w:val="000000"/>
+          <w:sz w:val="18"/>
+          <w:highlight w:val="lightGray"/>
+        </w:rPr>
+        <w:t>e</w:t>
+      </w:r>
+      <w:r>
+        <w:rPr>
+          <w:rFonts w:ascii="Arial" w:hAnsi="Arial" w:eastAsia="Arial" w:cs="Arial"/>
+          <w:b w:val="0"/>
+          <w:i w:val="0"/>
+          <w:color w:val="000000"/>
+          <w:sz w:val="18"/>
+          <w:highlight w:val="lightGray"/>
+        </w:rPr>
+        <w:t>r</w:t>
+      </w:r>
+      <w:r>
+        <w:rPr>
+          <w:rFonts w:ascii="Arial" w:hAnsi="Arial" w:eastAsia="Arial" w:cs="Arial"/>
+          <w:b w:val="0"/>
+          <w:i w:val="0"/>
+          <w:color w:val="000000"/>
+          <w:sz w:val="18"/>
+          <w:highlight w:val="lightGray"/>
+        </w:rPr>
+        <w:t>s</w:t>
+      </w:r>
+      <w:r>
+        <w:rPr>
+          <w:rFonts w:ascii="Arial" w:hAnsi="Arial" w:eastAsia="Arial" w:cs="Arial"/>
+          <w:b w:val="0"/>
+          <w:i w:val="0"/>
+          <w:color w:val="000000"/>
+          <w:sz w:val="18"/>
+          <w:highlight w:val="lightGray"/>
+        </w:rPr>
+        <w:t>o</w:t>
+      </w:r>
+      <w:r>
+        <w:rPr>
+          <w:rFonts w:ascii="Arial" w:hAnsi="Arial" w:eastAsia="Arial" w:cs="Arial"/>
+          <w:b w:val="0"/>
+          <w:i w:val="0"/>
+          <w:color w:val="000000"/>
+          <w:sz w:val="18"/>
+          <w:highlight w:val="lightGray"/>
+        </w:rPr>
+        <w:t>n</w:t>
+      </w:r>
+      <w:r>
+        <w:rPr>
+          <w:rFonts w:ascii="Arial" w:hAnsi="Arial" w:eastAsia="Arial" w:cs="Arial"/>
+          <w:b w:val="0"/>
+          <w:i w:val="0"/>
+          <w:color w:val="000000"/>
+          <w:sz w:val="18"/>
+          <w:highlight w:val="lightGray"/>
+        </w:rPr>
+        <w:t>s</w:t>
+      </w:r>
+      <w:r>
+        <w:rPr>
+          <w:rFonts w:ascii="Arial" w:hAnsi="Arial" w:eastAsia="Arial" w:cs="Arial"/>
+          <w:b w:val="0"/>
+          <w:i w:val="0"/>
+          <w:color w:val="000000"/>
+          <w:sz w:val="18"/>
+          <w:highlight w:val="lightGray"/>
+        </w:rPr>
+        <w:t xml:space="preserve"> </w:t>
+      </w:r>
+      <w:r>
+        <w:rPr>
+          <w:rFonts w:ascii="Arial" w:hAnsi="Arial" w:eastAsia="Arial" w:cs="Arial"/>
+          <w:b w:val="0"/>
+          <w:i w:val="0"/>
+          <w:color w:val="000000"/>
+          <w:sz w:val="18"/>
+          <w:highlight w:val="lightGray"/>
+        </w:rPr>
+        <w:t>T</w:t>
+      </w:r>
+      <w:r>
+        <w:rPr>
+          <w:rFonts w:ascii="Arial" w:hAnsi="Arial" w:eastAsia="Arial" w:cs="Arial"/>
+          <w:b w:val="0"/>
+          <w:i w:val="0"/>
+          <w:color w:val="000000"/>
+          <w:sz w:val="18"/>
+          <w:highlight w:val="lightGray"/>
+        </w:rPr>
+        <w:t>a</w:t>
+      </w:r>
+      <w:r>
+        <w:rPr>
+          <w:rFonts w:ascii="Arial" w:hAnsi="Arial" w:eastAsia="Arial" w:cs="Arial"/>
+          <w:b w:val="0"/>
+          <w:i w:val="0"/>
+          <w:color w:val="000000"/>
+          <w:sz w:val="18"/>
+          <w:highlight w:val="lightGray"/>
+        </w:rPr>
+        <w:t>b</w:t>
+      </w:r>
+      <w:r>
+        <w:rPr>
+          <w:rFonts w:ascii="Arial" w:hAnsi="Arial" w:eastAsia="Arial" w:cs="Arial"/>
+          <w:b w:val="0"/>
+          <w:i w:val="0"/>
+          <w:color w:val="000000"/>
+          <w:sz w:val="18"/>
+          <w:highlight w:val="lightGray"/>
+        </w:rPr>
+        <w:t>l</w:t>
+      </w:r>
+      <w:r>
+        <w:rPr>
+          <w:rFonts w:ascii="Arial" w:hAnsi="Arial" w:eastAsia="Arial" w:cs="Arial"/>
+          <w:b w:val="0"/>
+          <w:i w:val="0"/>
+          <w:color w:val="000000"/>
+          <w:sz w:val="18"/>
+          <w:highlight w:val="lightGray"/>
+        </w:rPr>
+        <w:t>e</w:t>
+      </w:r>
+      <w:r>
+        <w:rPr>
+          <w:rFonts w:ascii="Arial" w:hAnsi="Arial" w:eastAsia="Arial" w:cs="Arial"/>
+          <w:b w:val="0"/>
+          <w:i w:val="0"/>
+          <w:color w:val="000000"/>
+          <w:sz w:val="18"/>
+          <w:highlight w:val="lightGray"/>
+        </w:rPr>
+        <w:t xml:space="preserve"> </w:t>
+      </w:r>
+      <w:r>
+        <w:rPr>
+          <w:rFonts w:ascii="Arial" w:hAnsi="Arial" w:eastAsia="Arial" w:cs="Arial"/>
+          <w:b w:val="0"/>
+          <w:i w:val="0"/>
+          <w:color w:val="000000"/>
+          <w:sz w:val="18"/>
+          <w:highlight w:val="lightGray"/>
+        </w:rPr>
+        <w:t>-</w:t>
+      </w:r>
+      <w:r>
+        <w:rPr>
+          <w:rFonts w:ascii="Arial" w:hAnsi="Arial" w:eastAsia="Arial" w:cs="Arial"/>
+          <w:b w:val="0"/>
+          <w:i w:val="0"/>
+          <w:color w:val="000000"/>
+          <w:sz w:val="18"/>
+          <w:highlight w:val="lightGray"/>
+        </w:rPr>
+        <w:t>&gt;</w:t>
+      </w:r>
+      <w:r>
+        <w:rPr>
+          <w:rFonts w:ascii="Arial" w:hAnsi="Arial" w:eastAsia="Arial" w:cs="Arial"/>
+          <w:b w:val="0"/>
+          <w:i w:val="0"/>
+          <w:color w:val="000000"/>
+          <w:sz w:val="18"/>
+          <w:highlight w:val="lightGray"/>
+        </w:rPr>
+        <w:t xml:space="preserve"> </w:t>
+      </w:r>
+      <w:r>
+        <w:rPr>
+          <w:rFonts w:ascii="Arial" w:hAnsi="Arial" w:eastAsia="Arial" w:cs="Arial"/>
+          <w:b w:val="0"/>
+          <w:i w:val="0"/>
+          <w:color w:val="000000"/>
+          <w:sz w:val="18"/>
+          <w:highlight w:val="lightGray"/>
+        </w:rPr>
+        <w:t>I</w:t>
+      </w:r>
+      <w:r>
+        <w:rPr>
+          <w:rFonts w:ascii="Arial" w:hAnsi="Arial" w:eastAsia="Arial" w:cs="Arial"/>
+          <w:b w:val="0"/>
+          <w:i w:val="0"/>
+          <w:color w:val="000000"/>
+          <w:sz w:val="18"/>
+          <w:highlight w:val="lightGray"/>
+        </w:rPr>
+        <w:t>D</w:t>
+      </w:r>
+      <w:r>
+        <w:rPr>
+          <w:rFonts w:ascii="Arial" w:hAnsi="Arial" w:eastAsia="Arial" w:cs="Arial"/>
+          <w:b w:val="0"/>
+          <w:i w:val="0"/>
+          <w:color w:val="000000"/>
+          <w:sz w:val="18"/>
+          <w:highlight w:val="lightGray"/>
+        </w:rPr>
+        <w:t xml:space="preserve"> </w:t>
+      </w:r>
+      <w:r>
+        <w:rPr>
+          <w:rFonts w:ascii="Arial" w:hAnsi="Arial" w:eastAsia="Arial" w:cs="Arial"/>
+          <w:b w:val="0"/>
+          <w:i w:val="0"/>
+          <w:color w:val="000000"/>
+          <w:sz w:val="18"/>
+          <w:highlight w:val="lightGray"/>
+        </w:rPr>
+        <w:t>C</w:t>
+      </w:r>
+      <w:r>
+        <w:rPr>
+          <w:rFonts w:ascii="Arial" w:hAnsi="Arial" w:eastAsia="Arial" w:cs="Arial"/>
+          <w:b w:val="0"/>
+          <w:i w:val="0"/>
+          <w:color w:val="000000"/>
+          <w:sz w:val="18"/>
+          <w:highlight w:val="lightGray"/>
+        </w:rPr>
+        <w:t>o</w:t>
+      </w:r>
+      <w:r>
+        <w:rPr>
+          <w:rFonts w:ascii="Arial" w:hAnsi="Arial" w:eastAsia="Arial" w:cs="Arial"/>
+          <w:b w:val="0"/>
+          <w:i w:val="0"/>
+          <w:color w:val="000000"/>
+          <w:sz w:val="18"/>
+          <w:highlight w:val="lightGray"/>
+        </w:rPr>
+        <w:t>l</w:t>
+      </w:r>
+      <w:r>
+        <w:rPr>
+          <w:rFonts w:ascii="Arial" w:hAnsi="Arial" w:eastAsia="Arial" w:cs="Arial"/>
+          <w:b w:val="0"/>
+          <w:i w:val="0"/>
+          <w:color w:val="000000"/>
+          <w:sz w:val="18"/>
+          <w:highlight w:val="lightGray"/>
+        </w:rPr>
+        <w:t>u</w:t>
+      </w:r>
+      <w:r>
+        <w:rPr>
+          <w:rFonts w:ascii="Arial" w:hAnsi="Arial" w:eastAsia="Arial" w:cs="Arial"/>
+          <w:b w:val="0"/>
+          <w:i w:val="0"/>
+          <w:color w:val="000000"/>
+          <w:sz w:val="18"/>
+          <w:highlight w:val="lightGray"/>
+        </w:rPr>
+        <w:t>m</w:t>
+      </w:r>
+      <w:r>
+        <w:rPr>
+          <w:rFonts w:ascii="Arial" w:hAnsi="Arial" w:eastAsia="Arial" w:cs="Arial"/>
+          <w:b w:val="0"/>
+          <w:i w:val="0"/>
+          <w:color w:val="000000"/>
+          <w:sz w:val="18"/>
+          <w:highlight w:val="lightGray"/>
+        </w:rPr>
+        <w:t>n</w:t>
+      </w:r>
+      <w:r>
+        <w:rPr>
+          <w:rFonts w:ascii="Arial" w:hAnsi="Arial" w:eastAsia="Arial" w:cs="Arial"/>
+          <w:b w:val="0"/>
+          <w:i w:val="0"/>
+          <w:color w:val="000000"/>
+          <w:sz w:val="18"/>
+          <w:highlight w:val="lightGray"/>
+        </w:rPr>
+        <w:t>:</w:t>
+      </w:r>
+      <w:r>
+        <w:rPr>
+          <w:rFonts w:ascii="Arial" w:hAnsi="Arial" w:eastAsia="Arial" w:cs="Arial"/>
+          <w:b w:val="0"/>
+          <w:i w:val="0"/>
+          <w:color w:val="000000"/>
+          <w:sz w:val="18"/>
+          <w:highlight w:val="lightGray"/>
+        </w:rPr>
+        <w:t xml:space="preserve"> </w:t>
+      </w:r>
+      <w:r>
+        <w:rPr>
+          <w:rFonts w:ascii="Arial" w:hAnsi="Arial" w:eastAsia="Arial" w:cs="Arial"/>
+          <w:b w:val="0"/>
+          <w:i w:val="0"/>
+          <w:color w:val="000000"/>
+          <w:sz w:val="18"/>
+          <w:highlight w:val="lightGray"/>
+        </w:rPr>
+        <w:t>1</w:t>
+      </w:r>
+      <w:r>
+        <w:rPr>
+          <w:rFonts w:ascii="Arial" w:hAnsi="Arial" w:eastAsia="Arial" w:cs="Arial"/>
+          <w:b w:val="0"/>
+          <w:i w:val="0"/>
+          <w:color w:val="000000"/>
+          <w:sz w:val="18"/>
+          <w:highlight w:val="lightGray"/>
+        </w:rPr>
+        <w:t>,</w:t>
+      </w:r>
+      <w:r>
+        <w:rPr>
+          <w:rFonts w:ascii="Arial" w:hAnsi="Arial" w:eastAsia="Arial" w:cs="Arial"/>
+          <w:b w:val="0"/>
+          <w:i w:val="0"/>
+          <w:color w:val="000000"/>
+          <w:sz w:val="18"/>
+          <w:highlight w:val="lightGray"/>
+        </w:rPr>
+        <w:t xml:space="preserve"> </w:t>
+      </w:r>
+      <w:r>
+        <w:rPr>
+          <w:rFonts w:ascii="Arial" w:hAnsi="Arial" w:eastAsia="Arial" w:cs="Arial"/>
+          <w:b w:val="0"/>
+          <w:i w:val="0"/>
+          <w:color w:val="000000"/>
+          <w:sz w:val="18"/>
+          <w:highlight w:val="lightGray"/>
+        </w:rPr>
+        <w:t>N</w:t>
+      </w:r>
+      <w:r>
+        <w:rPr>
+          <w:rFonts w:ascii="Arial" w:hAnsi="Arial" w:eastAsia="Arial" w:cs="Arial"/>
+          <w:b w:val="0"/>
+          <w:i w:val="0"/>
+          <w:color w:val="000000"/>
+          <w:sz w:val="18"/>
+          <w:highlight w:val="lightGray"/>
+        </w:rPr>
+        <w:t>a</w:t>
+      </w:r>
+      <w:r>
+        <w:rPr>
+          <w:rFonts w:ascii="Arial" w:hAnsi="Arial" w:eastAsia="Arial" w:cs="Arial"/>
+          <w:b w:val="0"/>
+          <w:i w:val="0"/>
+          <w:color w:val="000000"/>
+          <w:sz w:val="18"/>
+          <w:highlight w:val="lightGray"/>
+        </w:rPr>
+        <w:t>m</w:t>
+      </w:r>
+      <w:r>
+        <w:rPr>
+          <w:rFonts w:ascii="Arial" w:hAnsi="Arial" w:eastAsia="Arial" w:cs="Arial"/>
+          <w:b w:val="0"/>
+          <w:i w:val="0"/>
+          <w:color w:val="000000"/>
+          <w:sz w:val="18"/>
+          <w:highlight w:val="lightGray"/>
+        </w:rPr>
+        <w:t>e</w:t>
+      </w:r>
+      <w:r>
+        <w:rPr>
+          <w:rFonts w:ascii="Arial" w:hAnsi="Arial" w:eastAsia="Arial" w:cs="Arial"/>
+          <w:b w:val="0"/>
+          <w:i w:val="0"/>
+          <w:color w:val="000000"/>
+          <w:sz w:val="18"/>
+          <w:highlight w:val="lightGray"/>
+        </w:rPr>
+        <w:t>_</w:t>
+      </w:r>
+      <w:r>
+        <w:rPr>
+          <w:rFonts w:ascii="Arial" w:hAnsi="Arial" w:eastAsia="Arial" w:cs="Arial"/>
+          <w:b w:val="0"/>
+          <w:i w:val="0"/>
+          <w:color w:val="000000"/>
+          <w:sz w:val="18"/>
+          <w:highlight w:val="lightGray"/>
+        </w:rPr>
+        <w:t>E</w:t>
+      </w:r>
+      <w:r>
+        <w:rPr>
+          <w:rFonts w:ascii="Arial" w:hAnsi="Arial" w:eastAsia="Arial" w:cs="Arial"/>
+          <w:b w:val="0"/>
+          <w:i w:val="0"/>
+          <w:color w:val="000000"/>
+          <w:sz w:val="18"/>
+          <w:highlight w:val="lightGray"/>
+        </w:rPr>
+        <w:t>n</w:t>
+      </w:r>
+      <w:r>
+        <w:rPr>
+          <w:rFonts w:ascii="Arial" w:hAnsi="Arial" w:eastAsia="Arial" w:cs="Arial"/>
+          <w:b w:val="0"/>
+          <w:i w:val="0"/>
+          <w:color w:val="000000"/>
+          <w:sz w:val="18"/>
+          <w:highlight w:val="lightGray"/>
+        </w:rPr>
+        <w:t xml:space="preserve"> </w:t>
+      </w:r>
+      <w:r>
+        <w:rPr>
+          <w:rFonts w:ascii="Arial" w:hAnsi="Arial" w:eastAsia="Arial" w:cs="Arial"/>
+          <w:b w:val="0"/>
+          <w:i w:val="0"/>
+          <w:color w:val="000000"/>
+          <w:sz w:val="18"/>
+          <w:highlight w:val="lightGray"/>
+        </w:rPr>
+        <w:t>C</w:t>
+      </w:r>
+      <w:r>
+        <w:rPr>
+          <w:rFonts w:ascii="Arial" w:hAnsi="Arial" w:eastAsia="Arial" w:cs="Arial"/>
+          <w:b w:val="0"/>
+          <w:i w:val="0"/>
+          <w:color w:val="000000"/>
+          <w:sz w:val="18"/>
+          <w:highlight w:val="lightGray"/>
+        </w:rPr>
+        <w:t>o</w:t>
+      </w:r>
+      <w:r>
+        <w:rPr>
+          <w:rFonts w:ascii="Arial" w:hAnsi="Arial" w:eastAsia="Arial" w:cs="Arial"/>
+          <w:b w:val="0"/>
+          <w:i w:val="0"/>
+          <w:color w:val="000000"/>
+          <w:sz w:val="18"/>
+          <w:highlight w:val="lightGray"/>
+        </w:rPr>
+        <w:t>l</w:t>
+      </w:r>
+      <w:r>
+        <w:rPr>
+          <w:rFonts w:ascii="Arial" w:hAnsi="Arial" w:eastAsia="Arial" w:cs="Arial"/>
+          <w:b w:val="0"/>
+          <w:i w:val="0"/>
+          <w:color w:val="000000"/>
+          <w:sz w:val="18"/>
+          <w:highlight w:val="lightGray"/>
+        </w:rPr>
+        <w:t>u</w:t>
+      </w:r>
+      <w:r>
+        <w:rPr>
+          <w:rFonts w:ascii="Arial" w:hAnsi="Arial" w:eastAsia="Arial" w:cs="Arial"/>
+          <w:b w:val="0"/>
+          <w:i w:val="0"/>
+          <w:color w:val="000000"/>
+          <w:sz w:val="18"/>
+          <w:highlight w:val="lightGray"/>
+        </w:rPr>
+        <w:t>m</w:t>
+      </w:r>
+      <w:r>
+        <w:rPr>
+          <w:rFonts w:ascii="Arial" w:hAnsi="Arial" w:eastAsia="Arial" w:cs="Arial"/>
+          <w:b w:val="0"/>
+          <w:i w:val="0"/>
+          <w:color w:val="000000"/>
+          <w:sz w:val="18"/>
+          <w:highlight w:val="lightGray"/>
+        </w:rPr>
+        <w:t>n</w:t>
+      </w:r>
+      <w:r>
+        <w:rPr>
+          <w:rFonts w:ascii="Arial" w:hAnsi="Arial" w:eastAsia="Arial" w:cs="Arial"/>
+          <w:b w:val="0"/>
+          <w:i w:val="0"/>
+          <w:color w:val="000000"/>
+          <w:sz w:val="18"/>
+          <w:highlight w:val="lightGray"/>
+        </w:rPr>
+        <w:t>:</w:t>
+      </w:r>
+      <w:r>
+        <w:rPr>
+          <w:rFonts w:ascii="Arial" w:hAnsi="Arial" w:eastAsia="Arial" w:cs="Arial"/>
+          <w:b w:val="0"/>
+          <w:i w:val="0"/>
+          <w:color w:val="000000"/>
+          <w:sz w:val="18"/>
+          <w:highlight w:val="lightGray"/>
+        </w:rPr>
+        <w:t xml:space="preserve"> </w:t>
+      </w:r>
+      <w:r>
+        <w:rPr>
+          <w:rFonts w:ascii="Arial" w:hAnsi="Arial" w:eastAsia="Arial" w:cs="Arial"/>
+          <w:b w:val="0"/>
+          <w:i w:val="0"/>
+          <w:color w:val="000000"/>
+          <w:sz w:val="18"/>
+          <w:highlight w:val="lightGray"/>
+        </w:rPr>
+        <w:t>M</w:t>
+      </w:r>
+      <w:r>
+        <w:rPr>
+          <w:rFonts w:ascii="Arial" w:hAnsi="Arial" w:eastAsia="Arial" w:cs="Arial"/>
+          <w:b w:val="0"/>
+          <w:i w:val="0"/>
+          <w:color w:val="000000"/>
+          <w:sz w:val="18"/>
+          <w:highlight w:val="lightGray"/>
+        </w:rPr>
+        <w:t>o</w:t>
+      </w:r>
+      <w:r>
+        <w:rPr>
+          <w:rFonts w:ascii="Arial" w:hAnsi="Arial" w:eastAsia="Arial" w:cs="Arial"/>
+          <w:b w:val="0"/>
+          <w:i w:val="0"/>
+          <w:color w:val="000000"/>
+          <w:sz w:val="18"/>
+          <w:highlight w:val="lightGray"/>
+        </w:rPr>
+        <w:t>t</w:t>
+      </w:r>
+      <w:r>
+        <w:rPr>
+          <w:rFonts w:ascii="Arial" w:hAnsi="Arial" w:eastAsia="Arial" w:cs="Arial"/>
+          <w:b w:val="0"/>
+          <w:i w:val="0"/>
+          <w:color w:val="000000"/>
+          <w:sz w:val="18"/>
+          <w:highlight w:val="lightGray"/>
+        </w:rPr>
+        <w:t>a</w:t>
+      </w:r>
+      <w:r>
+        <w:rPr>
+          <w:rFonts w:ascii="Arial" w:hAnsi="Arial" w:eastAsia="Arial" w:cs="Arial"/>
+          <w:b w:val="0"/>
+          <w:i w:val="0"/>
+          <w:color w:val="000000"/>
+          <w:sz w:val="18"/>
+          <w:highlight w:val="lightGray"/>
+        </w:rPr>
+        <w:t>s</w:t>
+      </w:r>
+      <w:r>
+        <w:rPr>
+          <w:rFonts w:ascii="Arial" w:hAnsi="Arial" w:eastAsia="Arial" w:cs="Arial"/>
+          <w:b w:val="0"/>
+          <w:i w:val="0"/>
+          <w:color w:val="000000"/>
+          <w:sz w:val="18"/>
+          <w:highlight w:val="lightGray"/>
+        </w:rPr>
+        <w:t>e</w:t>
+      </w:r>
+      <w:r>
+        <w:rPr>
+          <w:rFonts w:ascii="Arial" w:hAnsi="Arial" w:eastAsia="Arial" w:cs="Arial"/>
+          <w:b w:val="0"/>
+          <w:i w:val="0"/>
+          <w:color w:val="000000"/>
+          <w:sz w:val="18"/>
+          <w:highlight w:val="lightGray"/>
+        </w:rPr>
+        <w:t>m</w:t>
+      </w:r>
+      <w:r>
+        <w:rPr>
+          <w:rFonts w:ascii="Arial" w:hAnsi="Arial" w:eastAsia="Arial" w:cs="Arial"/>
+          <w:b w:val="0"/>
+          <w:i w:val="0"/>
+          <w:color w:val="000000"/>
+          <w:sz w:val="18"/>
+          <w:highlight w:val="lightGray"/>
+        </w:rPr>
+        <w:t xml:space="preserve"> </w:t>
+      </w:r>
+      <w:r>
+        <w:rPr>
+          <w:rFonts w:ascii="Arial" w:hAnsi="Arial" w:eastAsia="Arial" w:cs="Arial"/>
+          <w:b w:val="0"/>
+          <w:i w:val="0"/>
+          <w:color w:val="000000"/>
+          <w:sz w:val="18"/>
+          <w:highlight w:val="lightGray"/>
+        </w:rPr>
+        <w:t>E</w:t>
+      </w:r>
+      <w:r>
+        <w:rPr>
+          <w:rFonts w:ascii="Arial" w:hAnsi="Arial" w:eastAsia="Arial" w:cs="Arial"/>
+          <w:b w:val="0"/>
+          <w:i w:val="0"/>
+          <w:color w:val="000000"/>
+          <w:sz w:val="18"/>
+          <w:highlight w:val="lightGray"/>
+        </w:rPr>
+        <w:t>s</w:t>
+      </w:r>
+      <w:r>
+        <w:rPr>
+          <w:rFonts w:ascii="Arial" w:hAnsi="Arial" w:eastAsia="Arial" w:cs="Arial"/>
+          <w:b w:val="0"/>
+          <w:i w:val="0"/>
+          <w:color w:val="000000"/>
+          <w:sz w:val="18"/>
+          <w:highlight w:val="lightGray"/>
+        </w:rPr>
+        <w:t>s</w:t>
+      </w:r>
+      <w:r>
+        <w:rPr>
+          <w:rFonts w:ascii="Arial" w:hAnsi="Arial" w:eastAsia="Arial" w:cs="Arial"/>
+          <w:b w:val="0"/>
+          <w:i w:val="0"/>
+          <w:color w:val="000000"/>
+          <w:sz w:val="18"/>
+          <w:highlight w:val="lightGray"/>
+        </w:rPr>
+        <w:t>a</w:t>
+      </w:r>
+      <w:r>
+        <w:rPr>
+          <w:rFonts w:ascii="Arial" w:hAnsi="Arial" w:eastAsia="Arial" w:cs="Arial"/>
+          <w:b w:val="0"/>
+          <w:i w:val="0"/>
+          <w:color w:val="000000"/>
+          <w:sz w:val="18"/>
+          <w:highlight w:val="lightGray"/>
+        </w:rPr>
+        <w:t>m</w:t>
+      </w:r>
+      <w:r>
+        <w:rPr>
+          <w:rFonts w:ascii="Arial" w:hAnsi="Arial" w:eastAsia="Arial" w:cs="Arial"/>
+          <w:b w:val="0"/>
+          <w:i w:val="0"/>
+          <w:color w:val="000000"/>
+          <w:sz w:val="18"/>
+          <w:highlight w:val="lightGray"/>
+        </w:rPr>
+        <w:t>]</w:t>
+      </w:r>
+      <w:r>
+        <w:rPr>
+          <w:rFonts w:ascii="Arial" w:hAnsi="Arial" w:eastAsia="Arial" w:cs="Arial"/>
+          <w:b w:val="0"/>
+          <w:i w:val="0"/>
+          <w:color w:val="000000"/>
+          <w:sz w:val="18"/>
+          <w:highlight w:val="lightGray"/>
+        </w:rPr>
+        <w:t xml:space="preserve"> </w:t>
+      </w:r>
+      <w:r>
+        <w:rPr>
+          <w:rFonts w:ascii="Arial" w:hAnsi="Arial" w:eastAsia="Arial" w:cs="Arial"/>
+          <w:b w:val="0"/>
+          <w:i w:val="0"/>
+          <w:color w:val="000000"/>
+          <w:sz w:val="18"/>
+          <w:highlight w:val="lightGray"/>
+        </w:rPr>
+        <w:t>-</w:t>
+      </w:r>
+      <w:r>
+        <w:rPr>
+          <w:rFonts w:ascii="Arial" w:hAnsi="Arial" w:eastAsia="Arial" w:cs="Arial"/>
+          <w:b w:val="0"/>
+          <w:i w:val="0"/>
+          <w:color w:val="000000"/>
+          <w:sz w:val="18"/>
+          <w:highlight w:val="lightGray"/>
+        </w:rPr>
+        <w:t>&gt;</w:t>
+      </w:r>
+      <w:r>
+        <w:rPr>
+          <w:rFonts w:ascii="Arial" w:hAnsi="Arial" w:eastAsia="Arial" w:cs="Arial"/>
+          <w:b w:val="0"/>
+          <w:i w:val="0"/>
+          <w:color w:val="000000"/>
+          <w:sz w:val="18"/>
+          <w:highlight w:val="lightGray"/>
+        </w:rPr>
+        <w:t xml:space="preserve"> </w:t>
+      </w:r>
+      <w:r>
+        <w:rPr>
+          <w:rFonts w:ascii="Arial" w:hAnsi="Arial" w:eastAsia="Arial" w:cs="Arial"/>
+          <w:b/>
+          <w:i w:val="0"/>
+          <w:color w:val="000000"/>
+          <w:sz w:val="18"/>
+          <w:highlight w:val="lightGray"/>
+        </w:rPr>
+        <w:t>F</w:t>
+      </w:r>
+      <w:r>
+        <w:rPr>
+          <w:rFonts w:ascii="Arial" w:hAnsi="Arial" w:eastAsia="Arial" w:cs="Arial"/>
+          <w:b/>
+          <w:i w:val="0"/>
+          <w:color w:val="000000"/>
+          <w:sz w:val="18"/>
+          <w:highlight w:val="lightGray"/>
+        </w:rPr>
+        <w:t>r</w:t>
+      </w:r>
+      <w:r>
+        <w:rPr>
+          <w:rFonts w:ascii="Arial" w:hAnsi="Arial" w:eastAsia="Arial" w:cs="Arial"/>
+          <w:b/>
+          <w:i w:val="0"/>
+          <w:color w:val="000000"/>
+          <w:sz w:val="18"/>
+          <w:highlight w:val="lightGray"/>
+        </w:rPr>
+        <w:t>o</w:t>
+      </w:r>
+      <w:r>
+        <w:rPr>
+          <w:rFonts w:ascii="Arial" w:hAnsi="Arial" w:eastAsia="Arial" w:cs="Arial"/>
+          <w:b/>
+          <w:i w:val="0"/>
+          <w:color w:val="000000"/>
+          <w:sz w:val="18"/>
+          <w:highlight w:val="lightGray"/>
+        </w:rPr>
+        <w:t>m</w:t>
+      </w:r>
+      <w:r>
+        <w:rPr>
+          <w:rFonts w:ascii="Arial" w:hAnsi="Arial" w:eastAsia="Arial" w:cs="Arial"/>
+          <w:b/>
+          <w:i w:val="0"/>
+          <w:color w:val="000000"/>
+          <w:sz w:val="18"/>
+          <w:highlight w:val="lightGray"/>
+        </w:rPr>
+        <w:t>:</w:t>
+      </w:r>
+      <w:r>
+        <w:rPr>
+          <w:rFonts w:ascii="Arial" w:hAnsi="Arial" w:eastAsia="Arial" w:cs="Arial"/>
+          <w:b w:val="0"/>
+          <w:i w:val="0"/>
+          <w:color w:val="000000"/>
+          <w:sz w:val="18"/>
+          <w:highlight w:val="lightGray"/>
+        </w:rPr>
+        <w:t xml:space="preserve"> </w:t>
+      </w:r>
+      <w:r>
+        <w:rPr>
+          <w:rFonts w:ascii="Arial" w:hAnsi="Arial" w:eastAsia="Arial" w:cs="Arial"/>
+          <w:b w:val="0"/>
+          <w:i w:val="0"/>
+          <w:color w:val="000000"/>
+          <w:sz w:val="18"/>
+          <w:highlight w:val="lightGray"/>
+        </w:rPr>
+        <w:t>[</w:t>
+      </w:r>
+      <w:r>
+        <w:rPr>
+          <w:rFonts w:ascii="Arial" w:hAnsi="Arial" w:eastAsia="Arial" w:cs="Arial"/>
+          <w:b w:val="0"/>
+          <w:i w:val="0"/>
+          <w:color w:val="000000"/>
+          <w:sz w:val="18"/>
+          <w:highlight w:val="lightGray"/>
+        </w:rPr>
+        <w:t>C</w:t>
+      </w:r>
+      <w:r>
+        <w:rPr>
+          <w:rFonts w:ascii="Arial" w:hAnsi="Arial" w:eastAsia="Arial" w:cs="Arial"/>
+          <w:b w:val="0"/>
+          <w:i w:val="0"/>
+          <w:color w:val="000000"/>
+          <w:sz w:val="18"/>
+          <w:highlight w:val="lightGray"/>
+        </w:rPr>
+        <w:t>h</w:t>
+      </w:r>
+      <w:r>
+        <w:rPr>
+          <w:rFonts w:ascii="Arial" w:hAnsi="Arial" w:eastAsia="Arial" w:cs="Arial"/>
+          <w:b w:val="0"/>
+          <w:i w:val="0"/>
+          <w:color w:val="000000"/>
+          <w:sz w:val="18"/>
+          <w:highlight w:val="lightGray"/>
+        </w:rPr>
+        <w:t>a</w:t>
+      </w:r>
+      <w:r>
+        <w:rPr>
+          <w:rFonts w:ascii="Arial" w:hAnsi="Arial" w:eastAsia="Arial" w:cs="Arial"/>
+          <w:b w:val="0"/>
+          <w:i w:val="0"/>
+          <w:color w:val="000000"/>
+          <w:sz w:val="18"/>
+          <w:highlight w:val="lightGray"/>
+        </w:rPr>
+        <w:t>t</w:t>
+      </w:r>
+      <w:r>
+        <w:rPr>
+          <w:rFonts w:ascii="Arial" w:hAnsi="Arial" w:eastAsia="Arial" w:cs="Arial"/>
+          <w:b w:val="0"/>
+          <w:i w:val="0"/>
+          <w:color w:val="000000"/>
+          <w:sz w:val="18"/>
+          <w:highlight w:val="lightGray"/>
+        </w:rPr>
+        <w:t>G</w:t>
+      </w:r>
+      <w:r>
+        <w:rPr>
+          <w:rFonts w:ascii="Arial" w:hAnsi="Arial" w:eastAsia="Arial" w:cs="Arial"/>
+          <w:b w:val="0"/>
+          <w:i w:val="0"/>
+          <w:color w:val="000000"/>
+          <w:sz w:val="18"/>
+          <w:highlight w:val="lightGray"/>
+        </w:rPr>
+        <w:t>P</w:t>
+      </w:r>
+      <w:r>
+        <w:rPr>
+          <w:rFonts w:ascii="Arial" w:hAnsi="Arial" w:eastAsia="Arial" w:cs="Arial"/>
+          <w:b w:val="0"/>
+          <w:i w:val="0"/>
+          <w:color w:val="000000"/>
+          <w:sz w:val="18"/>
+          <w:highlight w:val="lightGray"/>
+        </w:rPr>
+        <w:t>T</w:t>
+      </w:r>
+      <w:r>
+        <w:rPr>
+          <w:rFonts w:ascii="Arial" w:hAnsi="Arial" w:eastAsia="Arial" w:cs="Arial"/>
+          <w:b w:val="0"/>
+          <w:i w:val="0"/>
+          <w:color w:val="000000"/>
+          <w:sz w:val="18"/>
+          <w:highlight w:val="lightGray"/>
+        </w:rPr>
+        <w:t>]</w:t>
+      </w:r>
+      <w:r>
+        <w:rPr>
+          <w:rFonts w:ascii="Arial" w:hAnsi="Arial" w:eastAsia="Arial" w:cs="Arial"/>
+          <w:b w:val="0"/>
+          <w:i w:val="0"/>
+          <w:color w:val="000000"/>
+          <w:sz w:val="18"/>
+          <w:highlight w:val="lightGray"/>
+        </w:rPr>
+        <w:t xml:space="preserve"> </w:t>
+      </w:r>
+      <w:r>
+        <w:rPr>
+          <w:rFonts w:ascii="Arial" w:hAnsi="Arial" w:eastAsia="Arial" w:cs="Arial"/>
+          <w:b/>
+          <w:i w:val="0"/>
+          <w:color w:val="000000"/>
+          <w:sz w:val="18"/>
+          <w:highlight w:val="lightGray"/>
+        </w:rPr>
+        <w:t>o</w:t>
+      </w:r>
+      <w:r>
+        <w:rPr>
+          <w:rFonts w:ascii="Arial" w:hAnsi="Arial" w:eastAsia="Arial" w:cs="Arial"/>
+          <w:b/>
+          <w:i w:val="0"/>
+          <w:color w:val="000000"/>
+          <w:sz w:val="18"/>
+          <w:highlight w:val="lightGray"/>
+        </w:rPr>
+        <w:t>n</w:t>
+      </w:r>
+      <w:r>
+        <w:rPr>
+          <w:rFonts w:ascii="Arial" w:hAnsi="Arial" w:eastAsia="Arial" w:cs="Arial"/>
+          <w:b/>
+          <w:i w:val="0"/>
+          <w:color w:val="000000"/>
+          <w:sz w:val="18"/>
+          <w:highlight w:val="lightGray"/>
+        </w:rPr>
+        <w:t xml:space="preserve"> </w:t>
+      </w:r>
+      <w:r>
+        <w:rPr>
+          <w:rFonts w:ascii="Arial" w:hAnsi="Arial" w:eastAsia="Arial" w:cs="Arial"/>
+          <w:b w:val="0"/>
+          <w:i w:val="0"/>
+          <w:color w:val="000000"/>
+          <w:sz w:val="18"/>
+          <w:highlight w:val="lightGray"/>
+        </w:rPr>
+        <w:t>[</w:t>
+      </w:r>
+      <w:r>
+        <w:rPr>
+          <w:rFonts w:ascii="Arial" w:hAnsi="Arial" w:eastAsia="Arial" w:cs="Arial"/>
+          <w:b w:val="0"/>
+          <w:i w:val="0"/>
+          <w:color w:val="000000"/>
+          <w:sz w:val="18"/>
+          <w:highlight w:val="lightGray"/>
+        </w:rPr>
+        <w:t>8</w:t>
+      </w:r>
+      <w:r>
+        <w:rPr>
+          <w:rFonts w:ascii="Arial" w:hAnsi="Arial" w:eastAsia="Arial" w:cs="Arial"/>
+          <w:b w:val="0"/>
+          <w:i w:val="0"/>
+          <w:color w:val="000000"/>
+          <w:sz w:val="18"/>
+          <w:highlight w:val="lightGray"/>
+        </w:rPr>
+        <w:t>/</w:t>
+      </w:r>
+      <w:r>
+        <w:rPr>
+          <w:rFonts w:ascii="Arial" w:hAnsi="Arial" w:eastAsia="Arial" w:cs="Arial"/>
+          <w:b w:val="0"/>
+          <w:i w:val="0"/>
+          <w:color w:val="000000"/>
+          <w:sz w:val="18"/>
+          <w:highlight w:val="lightGray"/>
+        </w:rPr>
+        <w:t>7</w:t>
+      </w:r>
+      <w:r>
+        <w:rPr>
+          <w:rFonts w:ascii="Arial" w:hAnsi="Arial" w:eastAsia="Arial" w:cs="Arial"/>
+          <w:b w:val="0"/>
+          <w:i w:val="0"/>
+          <w:color w:val="000000"/>
+          <w:sz w:val="18"/>
+          <w:highlight w:val="lightGray"/>
+        </w:rPr>
+        <w:t>/</w:t>
+      </w:r>
+      <w:r>
+        <w:rPr>
+          <w:rFonts w:ascii="Arial" w:hAnsi="Arial" w:eastAsia="Arial" w:cs="Arial"/>
+          <w:b w:val="0"/>
+          <w:i w:val="0"/>
+          <w:color w:val="000000"/>
+          <w:sz w:val="18"/>
+          <w:highlight w:val="lightGray"/>
+        </w:rPr>
+        <w:t>2</w:t>
+      </w:r>
+      <w:r>
+        <w:rPr>
+          <w:rFonts w:ascii="Arial" w:hAnsi="Arial" w:eastAsia="Arial" w:cs="Arial"/>
+          <w:b w:val="0"/>
+          <w:i w:val="0"/>
+          <w:color w:val="000000"/>
+          <w:sz w:val="18"/>
+          <w:highlight w:val="lightGray"/>
+        </w:rPr>
+        <w:t>0</w:t>
+      </w:r>
+      <w:r>
+        <w:rPr>
+          <w:rFonts w:ascii="Arial" w:hAnsi="Arial" w:eastAsia="Arial" w:cs="Arial"/>
+          <w:b w:val="0"/>
+          <w:i w:val="0"/>
+          <w:color w:val="000000"/>
+          <w:sz w:val="18"/>
+          <w:highlight w:val="lightGray"/>
+        </w:rPr>
+        <w:t>2</w:t>
+      </w:r>
+      <w:r>
+        <w:rPr>
+          <w:rFonts w:ascii="Arial" w:hAnsi="Arial" w:eastAsia="Arial" w:cs="Arial"/>
+          <w:b w:val="0"/>
+          <w:i w:val="0"/>
+          <w:color w:val="000000"/>
+          <w:sz w:val="18"/>
+          <w:highlight w:val="lightGray"/>
+        </w:rPr>
+        <w:t>5</w:t>
+      </w:r>
+      <w:r>
+        <w:rPr>
+          <w:rFonts w:ascii="Arial" w:hAnsi="Arial" w:eastAsia="Arial" w:cs="Arial"/>
+          <w:b w:val="0"/>
+          <w:i w:val="0"/>
+          <w:color w:val="000000"/>
+          <w:sz w:val="18"/>
+          <w:highlight w:val="lightGray"/>
+        </w:rPr>
+        <w:t>]</w:t>
       </w:r>
     </w:p>
     <w:p>
@@ -216,78 +1681,1543 @@
       </w:pPr>
       <w:r>
         <w:rPr>
-          <w:rFonts w:ascii="Arial" w:eastAsia="Arial" w:hAnsi="Arial" w:cs="Arial"/>
-          <w:b/>
-          <w:color w:val="000000"/>
-          <w:sz w:val="18"/>
-          <w:highlight w:val="lightGray"/>
-        </w:rPr>
-        <w:t># Source: AI Source: Provided by: [Data Path</w:t>
-      </w:r>
-      <w:r>
-        <w:rPr>
-          <w:rFonts w:ascii="Arial" w:eastAsia="Arial" w:hAnsi="Arial" w:cs="Arial"/>
-          <w:color w:val="000000"/>
-          <w:sz w:val="18"/>
-          <w:highlight w:val="lightGray"/>
-        </w:rPr>
-        <w:t xml:space="preserve">: Persons Table -&gt; ID Column: 1, Name_En Column: Motasem Essam] -&gt; </w:t>
-      </w:r>
-      <w:r>
-        <w:rPr>
-          <w:rFonts w:ascii="Arial" w:eastAsia="Arial" w:hAnsi="Arial" w:cs="Arial"/>
-          <w:b/>
-          <w:color w:val="000000"/>
-          <w:sz w:val="18"/>
-          <w:highlight w:val="lightGray"/>
-        </w:rPr>
-        <w:t>From:</w:t>
-      </w:r>
-      <w:r>
-        <w:rPr>
-          <w:rFonts w:ascii="Arial" w:eastAsia="Arial" w:hAnsi="Arial" w:cs="Arial"/>
-          <w:color w:val="000000"/>
-          <w:sz w:val="18"/>
-          <w:highlight w:val="lightGray"/>
-        </w:rPr>
-        <w:t xml:space="preserve"> [Chatgpt (GPT</w:t>
-      </w:r>
-      <w:r>
-        <w:rPr>
-          <w:rFonts w:ascii="Arial" w:eastAsia="Arial" w:hAnsi="Arial" w:cs="Cambria Math"/>
-          <w:color w:val="000000"/>
-          <w:sz w:val="18"/>
-          <w:highlight w:val="lightGray"/>
-        </w:rPr>
-        <w:t>‑</w:t>
-      </w:r>
-      <w:r>
-        <w:rPr>
-          <w:rFonts w:ascii="Arial" w:eastAsia="Arial" w:hAnsi="Arial" w:cs="Arial"/>
-          <w:color w:val="000000"/>
-          <w:sz w:val="18"/>
-          <w:highlight w:val="lightGray"/>
-        </w:rPr>
-        <w:t xml:space="preserve">5 Mini)] </w:t>
-      </w:r>
-      <w:r>
-        <w:rPr>
-          <w:rFonts w:ascii="Arial" w:eastAsia="Arial" w:hAnsi="Arial" w:cs="Arial"/>
-          <w:b/>
-          <w:color w:val="000000"/>
-          <w:sz w:val="18"/>
-          <w:highlight w:val="lightGray"/>
-        </w:rPr>
-        <w:t>on</w:t>
-      </w:r>
-      <w:r>
-        <w:rPr>
-          <w:rFonts w:ascii="Arial" w:eastAsia="Arial" w:hAnsi="Arial"/>
-          <w:b/>
-          <w:sz w:val="18"/>
-          <w:highlight w:val="lightGray"/>
-        </w:rPr>
-        <w:t xml:space="preserve"> [8/7/2025]</w:t>
+          <w:rFonts w:ascii="Arial" w:hAnsi="Arial" w:eastAsia="Arial" w:cs="Arial"/>
+          <w:b/>
+          <w:i w:val="0"/>
+          <w:color w:val="000000"/>
+          <w:sz w:val="18"/>
+          <w:highlight w:val="lightGray"/>
+        </w:rPr>
+        <w:t>#</w:t>
+      </w:r>
+      <w:r>
+        <w:rPr>
+          <w:rFonts w:ascii="Arial" w:hAnsi="Arial" w:eastAsia="Arial" w:cs="Arial"/>
+          <w:b/>
+          <w:i w:val="0"/>
+          <w:color w:val="000000"/>
+          <w:sz w:val="18"/>
+          <w:highlight w:val="lightGray"/>
+        </w:rPr>
+        <w:t xml:space="preserve"> </w:t>
+      </w:r>
+      <w:r>
+        <w:rPr>
+          <w:rFonts w:ascii="Arial" w:hAnsi="Arial" w:eastAsia="Arial" w:cs="Arial"/>
+          <w:b/>
+          <w:i w:val="0"/>
+          <w:color w:val="000000"/>
+          <w:sz w:val="18"/>
+          <w:highlight w:val="lightGray"/>
+        </w:rPr>
+        <w:t>S</w:t>
+      </w:r>
+      <w:r>
+        <w:rPr>
+          <w:rFonts w:ascii="Arial" w:hAnsi="Arial" w:eastAsia="Arial" w:cs="Arial"/>
+          <w:b/>
+          <w:i w:val="0"/>
+          <w:color w:val="000000"/>
+          <w:sz w:val="18"/>
+          <w:highlight w:val="lightGray"/>
+        </w:rPr>
+        <w:t>o</w:t>
+      </w:r>
+      <w:r>
+        <w:rPr>
+          <w:rFonts w:ascii="Arial" w:hAnsi="Arial" w:eastAsia="Arial" w:cs="Arial"/>
+          <w:b/>
+          <w:i w:val="0"/>
+          <w:color w:val="000000"/>
+          <w:sz w:val="18"/>
+          <w:highlight w:val="lightGray"/>
+        </w:rPr>
+        <w:t>u</w:t>
+      </w:r>
+      <w:r>
+        <w:rPr>
+          <w:rFonts w:ascii="Arial" w:hAnsi="Arial" w:eastAsia="Arial" w:cs="Arial"/>
+          <w:b/>
+          <w:i w:val="0"/>
+          <w:color w:val="000000"/>
+          <w:sz w:val="18"/>
+          <w:highlight w:val="lightGray"/>
+        </w:rPr>
+        <w:t>r</w:t>
+      </w:r>
+      <w:r>
+        <w:rPr>
+          <w:rFonts w:ascii="Arial" w:hAnsi="Arial" w:eastAsia="Arial" w:cs="Arial"/>
+          <w:b/>
+          <w:i w:val="0"/>
+          <w:color w:val="000000"/>
+          <w:sz w:val="18"/>
+          <w:highlight w:val="lightGray"/>
+        </w:rPr>
+        <w:t>c</w:t>
+      </w:r>
+      <w:r>
+        <w:rPr>
+          <w:rFonts w:ascii="Arial" w:hAnsi="Arial" w:eastAsia="Arial" w:cs="Arial"/>
+          <w:b/>
+          <w:i w:val="0"/>
+          <w:color w:val="000000"/>
+          <w:sz w:val="18"/>
+          <w:highlight w:val="lightGray"/>
+        </w:rPr>
+        <w:t>e</w:t>
+      </w:r>
+      <w:r>
+        <w:rPr>
+          <w:rFonts w:ascii="Arial" w:hAnsi="Arial" w:eastAsia="Arial" w:cs="Arial"/>
+          <w:b/>
+          <w:i w:val="0"/>
+          <w:color w:val="000000"/>
+          <w:sz w:val="18"/>
+          <w:highlight w:val="lightGray"/>
+        </w:rPr>
+        <w:t>:</w:t>
+      </w:r>
+      <w:r>
+        <w:rPr>
+          <w:rFonts w:ascii="Arial" w:hAnsi="Arial" w:eastAsia="Arial" w:cs="Arial"/>
+          <w:b/>
+          <w:i w:val="0"/>
+          <w:color w:val="000000"/>
+          <w:sz w:val="18"/>
+          <w:highlight w:val="lightGray"/>
+        </w:rPr>
+        <w:t xml:space="preserve"> </w:t>
+      </w:r>
+      <w:r>
+        <w:rPr>
+          <w:rFonts w:ascii="Arial" w:hAnsi="Arial" w:eastAsia="Arial" w:cs="Arial"/>
+          <w:b/>
+          <w:i w:val="0"/>
+          <w:color w:val="000000"/>
+          <w:sz w:val="18"/>
+          <w:highlight w:val="lightGray"/>
+        </w:rPr>
+        <w:t>A</w:t>
+      </w:r>
+      <w:r>
+        <w:rPr>
+          <w:rFonts w:ascii="Arial" w:hAnsi="Arial" w:eastAsia="Arial" w:cs="Arial"/>
+          <w:b/>
+          <w:i w:val="0"/>
+          <w:color w:val="000000"/>
+          <w:sz w:val="18"/>
+          <w:highlight w:val="lightGray"/>
+        </w:rPr>
+        <w:t>I</w:t>
+      </w:r>
+      <w:r>
+        <w:rPr>
+          <w:rFonts w:ascii="Arial" w:hAnsi="Arial" w:eastAsia="Arial" w:cs="Arial"/>
+          <w:b/>
+          <w:i w:val="0"/>
+          <w:color w:val="000000"/>
+          <w:sz w:val="18"/>
+          <w:highlight w:val="lightGray"/>
+        </w:rPr>
+        <w:t xml:space="preserve"> </w:t>
+      </w:r>
+      <w:r>
+        <w:rPr>
+          <w:rFonts w:ascii="Arial" w:hAnsi="Arial" w:eastAsia="Arial" w:cs="Arial"/>
+          <w:b/>
+          <w:i w:val="0"/>
+          <w:color w:val="000000"/>
+          <w:sz w:val="18"/>
+          <w:highlight w:val="lightGray"/>
+        </w:rPr>
+        <w:t>S</w:t>
+      </w:r>
+      <w:r>
+        <w:rPr>
+          <w:rFonts w:ascii="Arial" w:hAnsi="Arial" w:eastAsia="Arial" w:cs="Arial"/>
+          <w:b/>
+          <w:i w:val="0"/>
+          <w:color w:val="000000"/>
+          <w:sz w:val="18"/>
+          <w:highlight w:val="lightGray"/>
+        </w:rPr>
+        <w:t>o</w:t>
+      </w:r>
+      <w:r>
+        <w:rPr>
+          <w:rFonts w:ascii="Arial" w:hAnsi="Arial" w:eastAsia="Arial" w:cs="Arial"/>
+          <w:b/>
+          <w:i w:val="0"/>
+          <w:color w:val="000000"/>
+          <w:sz w:val="18"/>
+          <w:highlight w:val="lightGray"/>
+        </w:rPr>
+        <w:t>u</w:t>
+      </w:r>
+      <w:r>
+        <w:rPr>
+          <w:rFonts w:ascii="Arial" w:hAnsi="Arial" w:eastAsia="Arial" w:cs="Arial"/>
+          <w:b/>
+          <w:i w:val="0"/>
+          <w:color w:val="000000"/>
+          <w:sz w:val="18"/>
+          <w:highlight w:val="lightGray"/>
+        </w:rPr>
+        <w:t>r</w:t>
+      </w:r>
+      <w:r>
+        <w:rPr>
+          <w:rFonts w:ascii="Arial" w:hAnsi="Arial" w:eastAsia="Arial" w:cs="Arial"/>
+          <w:b/>
+          <w:i w:val="0"/>
+          <w:color w:val="000000"/>
+          <w:sz w:val="18"/>
+          <w:highlight w:val="lightGray"/>
+        </w:rPr>
+        <w:t>c</w:t>
+      </w:r>
+      <w:r>
+        <w:rPr>
+          <w:rFonts w:ascii="Arial" w:hAnsi="Arial" w:eastAsia="Arial" w:cs="Arial"/>
+          <w:b/>
+          <w:i w:val="0"/>
+          <w:color w:val="000000"/>
+          <w:sz w:val="18"/>
+          <w:highlight w:val="lightGray"/>
+        </w:rPr>
+        <w:t>e</w:t>
+      </w:r>
+      <w:r>
+        <w:rPr>
+          <w:rFonts w:ascii="Arial" w:hAnsi="Arial" w:eastAsia="Arial" w:cs="Arial"/>
+          <w:b/>
+          <w:i w:val="0"/>
+          <w:color w:val="000000"/>
+          <w:sz w:val="18"/>
+          <w:highlight w:val="lightGray"/>
+        </w:rPr>
+        <w:t>:</w:t>
+      </w:r>
+      <w:r>
+        <w:rPr>
+          <w:rFonts w:ascii="Arial" w:hAnsi="Arial" w:eastAsia="Arial" w:cs="Arial"/>
+          <w:b/>
+          <w:i w:val="0"/>
+          <w:color w:val="000000"/>
+          <w:sz w:val="18"/>
+          <w:highlight w:val="lightGray"/>
+        </w:rPr>
+        <w:t xml:space="preserve"> </w:t>
+      </w:r>
+      <w:r>
+        <w:rPr>
+          <w:rFonts w:ascii="Arial" w:hAnsi="Arial" w:eastAsia="Arial" w:cs="Arial"/>
+          <w:b/>
+          <w:i w:val="0"/>
+          <w:color w:val="000000"/>
+          <w:sz w:val="18"/>
+          <w:highlight w:val="lightGray"/>
+        </w:rPr>
+        <w:t>P</w:t>
+      </w:r>
+      <w:r>
+        <w:rPr>
+          <w:rFonts w:ascii="Arial" w:hAnsi="Arial" w:eastAsia="Arial" w:cs="Arial"/>
+          <w:b/>
+          <w:i w:val="0"/>
+          <w:color w:val="000000"/>
+          <w:sz w:val="18"/>
+          <w:highlight w:val="lightGray"/>
+        </w:rPr>
+        <w:t>r</w:t>
+      </w:r>
+      <w:r>
+        <w:rPr>
+          <w:rFonts w:ascii="Arial" w:hAnsi="Arial" w:eastAsia="Arial" w:cs="Arial"/>
+          <w:b/>
+          <w:i w:val="0"/>
+          <w:color w:val="000000"/>
+          <w:sz w:val="18"/>
+          <w:highlight w:val="lightGray"/>
+        </w:rPr>
+        <w:t>o</w:t>
+      </w:r>
+      <w:r>
+        <w:rPr>
+          <w:rFonts w:ascii="Arial" w:hAnsi="Arial" w:eastAsia="Arial" w:cs="Arial"/>
+          <w:b/>
+          <w:i w:val="0"/>
+          <w:color w:val="000000"/>
+          <w:sz w:val="18"/>
+          <w:highlight w:val="lightGray"/>
+        </w:rPr>
+        <w:t>v</w:t>
+      </w:r>
+      <w:r>
+        <w:rPr>
+          <w:rFonts w:ascii="Arial" w:hAnsi="Arial" w:eastAsia="Arial" w:cs="Arial"/>
+          <w:b/>
+          <w:i w:val="0"/>
+          <w:color w:val="000000"/>
+          <w:sz w:val="18"/>
+          <w:highlight w:val="lightGray"/>
+        </w:rPr>
+        <w:t>i</w:t>
+      </w:r>
+      <w:r>
+        <w:rPr>
+          <w:rFonts w:ascii="Arial" w:hAnsi="Arial" w:eastAsia="Arial" w:cs="Arial"/>
+          <w:b/>
+          <w:i w:val="0"/>
+          <w:color w:val="000000"/>
+          <w:sz w:val="18"/>
+          <w:highlight w:val="lightGray"/>
+        </w:rPr>
+        <w:t>d</w:t>
+      </w:r>
+      <w:r>
+        <w:rPr>
+          <w:rFonts w:ascii="Arial" w:hAnsi="Arial" w:eastAsia="Arial" w:cs="Arial"/>
+          <w:b/>
+          <w:i w:val="0"/>
+          <w:color w:val="000000"/>
+          <w:sz w:val="18"/>
+          <w:highlight w:val="lightGray"/>
+        </w:rPr>
+        <w:t>e</w:t>
+      </w:r>
+      <w:r>
+        <w:rPr>
+          <w:rFonts w:ascii="Arial" w:hAnsi="Arial" w:eastAsia="Arial" w:cs="Arial"/>
+          <w:b/>
+          <w:i w:val="0"/>
+          <w:color w:val="000000"/>
+          <w:sz w:val="18"/>
+          <w:highlight w:val="lightGray"/>
+        </w:rPr>
+        <w:t>d</w:t>
+      </w:r>
+      <w:r>
+        <w:rPr>
+          <w:rFonts w:ascii="Arial" w:hAnsi="Arial" w:eastAsia="Arial" w:cs="Arial"/>
+          <w:b/>
+          <w:i w:val="0"/>
+          <w:color w:val="000000"/>
+          <w:sz w:val="18"/>
+          <w:highlight w:val="lightGray"/>
+        </w:rPr>
+        <w:t xml:space="preserve"> </w:t>
+      </w:r>
+      <w:r>
+        <w:rPr>
+          <w:rFonts w:ascii="Arial" w:hAnsi="Arial" w:eastAsia="Arial" w:cs="Arial"/>
+          <w:b/>
+          <w:i w:val="0"/>
+          <w:color w:val="000000"/>
+          <w:sz w:val="18"/>
+          <w:highlight w:val="lightGray"/>
+        </w:rPr>
+        <w:t>b</w:t>
+      </w:r>
+      <w:r>
+        <w:rPr>
+          <w:rFonts w:ascii="Arial" w:hAnsi="Arial" w:eastAsia="Arial" w:cs="Arial"/>
+          <w:b/>
+          <w:i w:val="0"/>
+          <w:color w:val="000000"/>
+          <w:sz w:val="18"/>
+          <w:highlight w:val="lightGray"/>
+        </w:rPr>
+        <w:t>y</w:t>
+      </w:r>
+      <w:r>
+        <w:rPr>
+          <w:rFonts w:ascii="Arial" w:hAnsi="Arial" w:eastAsia="Arial" w:cs="Arial"/>
+          <w:b/>
+          <w:i w:val="0"/>
+          <w:color w:val="000000"/>
+          <w:sz w:val="18"/>
+          <w:highlight w:val="lightGray"/>
+        </w:rPr>
+        <w:t>:</w:t>
+      </w:r>
+      <w:r>
+        <w:rPr>
+          <w:rFonts w:ascii="Arial" w:hAnsi="Arial" w:eastAsia="Arial" w:cs="Arial"/>
+          <w:b/>
+          <w:i w:val="0"/>
+          <w:color w:val="000000"/>
+          <w:sz w:val="18"/>
+          <w:highlight w:val="lightGray"/>
+        </w:rPr>
+        <w:t xml:space="preserve"> </w:t>
+      </w:r>
+      <w:r>
+        <w:rPr>
+          <w:rFonts w:ascii="Arial" w:hAnsi="Arial" w:eastAsia="Arial" w:cs="Arial"/>
+          <w:b/>
+          <w:i w:val="0"/>
+          <w:color w:val="000000"/>
+          <w:sz w:val="18"/>
+          <w:highlight w:val="lightGray"/>
+        </w:rPr>
+        <w:t>[</w:t>
+      </w:r>
+      <w:r>
+        <w:rPr>
+          <w:rFonts w:ascii="Arial" w:hAnsi="Arial" w:eastAsia="Arial" w:cs="Arial"/>
+          <w:b/>
+          <w:i w:val="0"/>
+          <w:color w:val="000000"/>
+          <w:sz w:val="18"/>
+          <w:highlight w:val="lightGray"/>
+        </w:rPr>
+        <w:t>D</w:t>
+      </w:r>
+      <w:r>
+        <w:rPr>
+          <w:rFonts w:ascii="Arial" w:hAnsi="Arial" w:eastAsia="Arial" w:cs="Arial"/>
+          <w:b/>
+          <w:i w:val="0"/>
+          <w:color w:val="000000"/>
+          <w:sz w:val="18"/>
+          <w:highlight w:val="lightGray"/>
+        </w:rPr>
+        <w:t>a</w:t>
+      </w:r>
+      <w:r>
+        <w:rPr>
+          <w:rFonts w:ascii="Arial" w:hAnsi="Arial" w:eastAsia="Arial" w:cs="Arial"/>
+          <w:b/>
+          <w:i w:val="0"/>
+          <w:color w:val="000000"/>
+          <w:sz w:val="18"/>
+          <w:highlight w:val="lightGray"/>
+        </w:rPr>
+        <w:t>t</w:t>
+      </w:r>
+      <w:r>
+        <w:rPr>
+          <w:rFonts w:ascii="Arial" w:hAnsi="Arial" w:eastAsia="Arial" w:cs="Arial"/>
+          <w:b/>
+          <w:i w:val="0"/>
+          <w:color w:val="000000"/>
+          <w:sz w:val="18"/>
+          <w:highlight w:val="lightGray"/>
+        </w:rPr>
+        <w:t>a</w:t>
+      </w:r>
+      <w:r>
+        <w:rPr>
+          <w:rFonts w:ascii="Arial" w:hAnsi="Arial" w:eastAsia="Arial" w:cs="Arial"/>
+          <w:b/>
+          <w:i w:val="0"/>
+          <w:color w:val="000000"/>
+          <w:sz w:val="18"/>
+          <w:highlight w:val="lightGray"/>
+        </w:rPr>
+        <w:t xml:space="preserve"> </w:t>
+      </w:r>
+      <w:r>
+        <w:rPr>
+          <w:rFonts w:ascii="Arial" w:hAnsi="Arial" w:eastAsia="Arial" w:cs="Arial"/>
+          <w:b/>
+          <w:i w:val="0"/>
+          <w:color w:val="000000"/>
+          <w:sz w:val="18"/>
+          <w:highlight w:val="lightGray"/>
+        </w:rPr>
+        <w:t>P</w:t>
+      </w:r>
+      <w:r>
+        <w:rPr>
+          <w:rFonts w:ascii="Arial" w:hAnsi="Arial" w:eastAsia="Arial" w:cs="Arial"/>
+          <w:b/>
+          <w:i w:val="0"/>
+          <w:color w:val="000000"/>
+          <w:sz w:val="18"/>
+          <w:highlight w:val="lightGray"/>
+        </w:rPr>
+        <w:t>a</w:t>
+      </w:r>
+      <w:r>
+        <w:rPr>
+          <w:rFonts w:ascii="Arial" w:hAnsi="Arial" w:eastAsia="Arial" w:cs="Arial"/>
+          <w:b/>
+          <w:i w:val="0"/>
+          <w:color w:val="000000"/>
+          <w:sz w:val="18"/>
+          <w:highlight w:val="lightGray"/>
+        </w:rPr>
+        <w:t>t</w:t>
+      </w:r>
+      <w:r>
+        <w:rPr>
+          <w:rFonts w:ascii="Arial" w:hAnsi="Arial" w:eastAsia="Arial" w:cs="Arial"/>
+          <w:b/>
+          <w:i w:val="0"/>
+          <w:color w:val="000000"/>
+          <w:sz w:val="18"/>
+          <w:highlight w:val="lightGray"/>
+        </w:rPr>
+        <w:t>h</w:t>
+      </w:r>
+      <w:r>
+        <w:rPr>
+          <w:rFonts w:ascii="Arial" w:hAnsi="Arial" w:eastAsia="Arial" w:cs="Arial"/>
+          <w:b w:val="0"/>
+          <w:i w:val="0"/>
+          <w:color w:val="000000"/>
+          <w:sz w:val="18"/>
+          <w:highlight w:val="lightGray"/>
+        </w:rPr>
+        <w:t>:</w:t>
+      </w:r>
+      <w:r>
+        <w:rPr>
+          <w:rFonts w:ascii="Arial" w:hAnsi="Arial" w:eastAsia="Arial" w:cs="Arial"/>
+          <w:b w:val="0"/>
+          <w:i w:val="0"/>
+          <w:color w:val="000000"/>
+          <w:sz w:val="18"/>
+          <w:highlight w:val="lightGray"/>
+        </w:rPr>
+        <w:t xml:space="preserve"> </w:t>
+      </w:r>
+      <w:r>
+        <w:rPr>
+          <w:rFonts w:ascii="Arial" w:hAnsi="Arial" w:eastAsia="Arial" w:cs="Arial"/>
+          <w:b w:val="0"/>
+          <w:i w:val="0"/>
+          <w:color w:val="000000"/>
+          <w:sz w:val="18"/>
+          <w:highlight w:val="lightGray"/>
+        </w:rPr>
+        <w:t>P</w:t>
+      </w:r>
+      <w:r>
+        <w:rPr>
+          <w:rFonts w:ascii="Arial" w:hAnsi="Arial" w:eastAsia="Arial" w:cs="Arial"/>
+          <w:b w:val="0"/>
+          <w:i w:val="0"/>
+          <w:color w:val="000000"/>
+          <w:sz w:val="18"/>
+          <w:highlight w:val="lightGray"/>
+        </w:rPr>
+        <w:t>e</w:t>
+      </w:r>
+      <w:r>
+        <w:rPr>
+          <w:rFonts w:ascii="Arial" w:hAnsi="Arial" w:eastAsia="Arial" w:cs="Arial"/>
+          <w:b w:val="0"/>
+          <w:i w:val="0"/>
+          <w:color w:val="000000"/>
+          <w:sz w:val="18"/>
+          <w:highlight w:val="lightGray"/>
+        </w:rPr>
+        <w:t>r</w:t>
+      </w:r>
+      <w:r>
+        <w:rPr>
+          <w:rFonts w:ascii="Arial" w:hAnsi="Arial" w:eastAsia="Arial" w:cs="Arial"/>
+          <w:b w:val="0"/>
+          <w:i w:val="0"/>
+          <w:color w:val="000000"/>
+          <w:sz w:val="18"/>
+          <w:highlight w:val="lightGray"/>
+        </w:rPr>
+        <w:t>s</w:t>
+      </w:r>
+      <w:r>
+        <w:rPr>
+          <w:rFonts w:ascii="Arial" w:hAnsi="Arial" w:eastAsia="Arial" w:cs="Arial"/>
+          <w:b w:val="0"/>
+          <w:i w:val="0"/>
+          <w:color w:val="000000"/>
+          <w:sz w:val="18"/>
+          <w:highlight w:val="lightGray"/>
+        </w:rPr>
+        <w:t>o</w:t>
+      </w:r>
+      <w:r>
+        <w:rPr>
+          <w:rFonts w:ascii="Arial" w:hAnsi="Arial" w:eastAsia="Arial" w:cs="Arial"/>
+          <w:b w:val="0"/>
+          <w:i w:val="0"/>
+          <w:color w:val="000000"/>
+          <w:sz w:val="18"/>
+          <w:highlight w:val="lightGray"/>
+        </w:rPr>
+        <w:t>n</w:t>
+      </w:r>
+      <w:r>
+        <w:rPr>
+          <w:rFonts w:ascii="Arial" w:hAnsi="Arial" w:eastAsia="Arial" w:cs="Arial"/>
+          <w:b w:val="0"/>
+          <w:i w:val="0"/>
+          <w:color w:val="000000"/>
+          <w:sz w:val="18"/>
+          <w:highlight w:val="lightGray"/>
+        </w:rPr>
+        <w:t>s</w:t>
+      </w:r>
+      <w:r>
+        <w:rPr>
+          <w:rFonts w:ascii="Arial" w:hAnsi="Arial" w:eastAsia="Arial" w:cs="Arial"/>
+          <w:b w:val="0"/>
+          <w:i w:val="0"/>
+          <w:color w:val="000000"/>
+          <w:sz w:val="18"/>
+          <w:highlight w:val="lightGray"/>
+        </w:rPr>
+        <w:t xml:space="preserve"> </w:t>
+      </w:r>
+      <w:r>
+        <w:rPr>
+          <w:rFonts w:ascii="Arial" w:hAnsi="Arial" w:eastAsia="Arial" w:cs="Arial"/>
+          <w:b w:val="0"/>
+          <w:i w:val="0"/>
+          <w:color w:val="000000"/>
+          <w:sz w:val="18"/>
+          <w:highlight w:val="lightGray"/>
+        </w:rPr>
+        <w:t>T</w:t>
+      </w:r>
+      <w:r>
+        <w:rPr>
+          <w:rFonts w:ascii="Arial" w:hAnsi="Arial" w:eastAsia="Arial" w:cs="Arial"/>
+          <w:b w:val="0"/>
+          <w:i w:val="0"/>
+          <w:color w:val="000000"/>
+          <w:sz w:val="18"/>
+          <w:highlight w:val="lightGray"/>
+        </w:rPr>
+        <w:t>a</w:t>
+      </w:r>
+      <w:r>
+        <w:rPr>
+          <w:rFonts w:ascii="Arial" w:hAnsi="Arial" w:eastAsia="Arial" w:cs="Arial"/>
+          <w:b w:val="0"/>
+          <w:i w:val="0"/>
+          <w:color w:val="000000"/>
+          <w:sz w:val="18"/>
+          <w:highlight w:val="lightGray"/>
+        </w:rPr>
+        <w:t>b</w:t>
+      </w:r>
+      <w:r>
+        <w:rPr>
+          <w:rFonts w:ascii="Arial" w:hAnsi="Arial" w:eastAsia="Arial" w:cs="Arial"/>
+          <w:b w:val="0"/>
+          <w:i w:val="0"/>
+          <w:color w:val="000000"/>
+          <w:sz w:val="18"/>
+          <w:highlight w:val="lightGray"/>
+        </w:rPr>
+        <w:t>l</w:t>
+      </w:r>
+      <w:r>
+        <w:rPr>
+          <w:rFonts w:ascii="Arial" w:hAnsi="Arial" w:eastAsia="Arial" w:cs="Arial"/>
+          <w:b w:val="0"/>
+          <w:i w:val="0"/>
+          <w:color w:val="000000"/>
+          <w:sz w:val="18"/>
+          <w:highlight w:val="lightGray"/>
+        </w:rPr>
+        <w:t>e</w:t>
+      </w:r>
+      <w:r>
+        <w:rPr>
+          <w:rFonts w:ascii="Arial" w:hAnsi="Arial" w:eastAsia="Arial" w:cs="Arial"/>
+          <w:b w:val="0"/>
+          <w:i w:val="0"/>
+          <w:color w:val="000000"/>
+          <w:sz w:val="18"/>
+          <w:highlight w:val="lightGray"/>
+        </w:rPr>
+        <w:t xml:space="preserve"> </w:t>
+      </w:r>
+      <w:r>
+        <w:rPr>
+          <w:rFonts w:ascii="Arial" w:hAnsi="Arial" w:eastAsia="Arial" w:cs="Arial"/>
+          <w:b w:val="0"/>
+          <w:i w:val="0"/>
+          <w:color w:val="000000"/>
+          <w:sz w:val="18"/>
+          <w:highlight w:val="lightGray"/>
+        </w:rPr>
+        <w:t>-</w:t>
+      </w:r>
+      <w:r>
+        <w:rPr>
+          <w:rFonts w:ascii="Arial" w:hAnsi="Arial" w:eastAsia="Arial" w:cs="Arial"/>
+          <w:b w:val="0"/>
+          <w:i w:val="0"/>
+          <w:color w:val="000000"/>
+          <w:sz w:val="18"/>
+          <w:highlight w:val="lightGray"/>
+        </w:rPr>
+        <w:t>&gt;</w:t>
+      </w:r>
+      <w:r>
+        <w:rPr>
+          <w:rFonts w:ascii="Arial" w:hAnsi="Arial" w:eastAsia="Arial" w:cs="Arial"/>
+          <w:b w:val="0"/>
+          <w:i w:val="0"/>
+          <w:color w:val="000000"/>
+          <w:sz w:val="18"/>
+          <w:highlight w:val="lightGray"/>
+        </w:rPr>
+        <w:t xml:space="preserve"> </w:t>
+      </w:r>
+      <w:r>
+        <w:rPr>
+          <w:rFonts w:ascii="Arial" w:hAnsi="Arial" w:eastAsia="Arial" w:cs="Arial"/>
+          <w:b w:val="0"/>
+          <w:i w:val="0"/>
+          <w:color w:val="000000"/>
+          <w:sz w:val="18"/>
+          <w:highlight w:val="lightGray"/>
+        </w:rPr>
+        <w:t>I</w:t>
+      </w:r>
+      <w:r>
+        <w:rPr>
+          <w:rFonts w:ascii="Arial" w:hAnsi="Arial" w:eastAsia="Arial" w:cs="Arial"/>
+          <w:b w:val="0"/>
+          <w:i w:val="0"/>
+          <w:color w:val="000000"/>
+          <w:sz w:val="18"/>
+          <w:highlight w:val="lightGray"/>
+        </w:rPr>
+        <w:t>D</w:t>
+      </w:r>
+      <w:r>
+        <w:rPr>
+          <w:rFonts w:ascii="Arial" w:hAnsi="Arial" w:eastAsia="Arial" w:cs="Arial"/>
+          <w:b w:val="0"/>
+          <w:i w:val="0"/>
+          <w:color w:val="000000"/>
+          <w:sz w:val="18"/>
+          <w:highlight w:val="lightGray"/>
+        </w:rPr>
+        <w:t xml:space="preserve"> </w:t>
+      </w:r>
+      <w:r>
+        <w:rPr>
+          <w:rFonts w:ascii="Arial" w:hAnsi="Arial" w:eastAsia="Arial" w:cs="Arial"/>
+          <w:b w:val="0"/>
+          <w:i w:val="0"/>
+          <w:color w:val="000000"/>
+          <w:sz w:val="18"/>
+          <w:highlight w:val="lightGray"/>
+        </w:rPr>
+        <w:t>C</w:t>
+      </w:r>
+      <w:r>
+        <w:rPr>
+          <w:rFonts w:ascii="Arial" w:hAnsi="Arial" w:eastAsia="Arial" w:cs="Arial"/>
+          <w:b w:val="0"/>
+          <w:i w:val="0"/>
+          <w:color w:val="000000"/>
+          <w:sz w:val="18"/>
+          <w:highlight w:val="lightGray"/>
+        </w:rPr>
+        <w:t>o</w:t>
+      </w:r>
+      <w:r>
+        <w:rPr>
+          <w:rFonts w:ascii="Arial" w:hAnsi="Arial" w:eastAsia="Arial" w:cs="Arial"/>
+          <w:b w:val="0"/>
+          <w:i w:val="0"/>
+          <w:color w:val="000000"/>
+          <w:sz w:val="18"/>
+          <w:highlight w:val="lightGray"/>
+        </w:rPr>
+        <w:t>l</w:t>
+      </w:r>
+      <w:r>
+        <w:rPr>
+          <w:rFonts w:ascii="Arial" w:hAnsi="Arial" w:eastAsia="Arial" w:cs="Arial"/>
+          <w:b w:val="0"/>
+          <w:i w:val="0"/>
+          <w:color w:val="000000"/>
+          <w:sz w:val="18"/>
+          <w:highlight w:val="lightGray"/>
+        </w:rPr>
+        <w:t>u</w:t>
+      </w:r>
+      <w:r>
+        <w:rPr>
+          <w:rFonts w:ascii="Arial" w:hAnsi="Arial" w:eastAsia="Arial" w:cs="Arial"/>
+          <w:b w:val="0"/>
+          <w:i w:val="0"/>
+          <w:color w:val="000000"/>
+          <w:sz w:val="18"/>
+          <w:highlight w:val="lightGray"/>
+        </w:rPr>
+        <w:t>m</w:t>
+      </w:r>
+      <w:r>
+        <w:rPr>
+          <w:rFonts w:ascii="Arial" w:hAnsi="Arial" w:eastAsia="Arial" w:cs="Arial"/>
+          <w:b w:val="0"/>
+          <w:i w:val="0"/>
+          <w:color w:val="000000"/>
+          <w:sz w:val="18"/>
+          <w:highlight w:val="lightGray"/>
+        </w:rPr>
+        <w:t>n</w:t>
+      </w:r>
+      <w:r>
+        <w:rPr>
+          <w:rFonts w:ascii="Arial" w:hAnsi="Arial" w:eastAsia="Arial" w:cs="Arial"/>
+          <w:b w:val="0"/>
+          <w:i w:val="0"/>
+          <w:color w:val="000000"/>
+          <w:sz w:val="18"/>
+          <w:highlight w:val="lightGray"/>
+        </w:rPr>
+        <w:t>:</w:t>
+      </w:r>
+      <w:r>
+        <w:rPr>
+          <w:rFonts w:ascii="Arial" w:hAnsi="Arial" w:eastAsia="Arial" w:cs="Arial"/>
+          <w:b w:val="0"/>
+          <w:i w:val="0"/>
+          <w:color w:val="000000"/>
+          <w:sz w:val="18"/>
+          <w:highlight w:val="lightGray"/>
+        </w:rPr>
+        <w:t xml:space="preserve"> </w:t>
+      </w:r>
+      <w:r>
+        <w:rPr>
+          <w:rFonts w:ascii="Arial" w:hAnsi="Arial" w:eastAsia="Arial" w:cs="Arial"/>
+          <w:b w:val="0"/>
+          <w:i w:val="0"/>
+          <w:color w:val="000000"/>
+          <w:sz w:val="18"/>
+          <w:highlight w:val="lightGray"/>
+        </w:rPr>
+        <w:t>1</w:t>
+      </w:r>
+      <w:r>
+        <w:rPr>
+          <w:rFonts w:ascii="Arial" w:hAnsi="Arial" w:eastAsia="Arial" w:cs="Arial"/>
+          <w:b w:val="0"/>
+          <w:i w:val="0"/>
+          <w:color w:val="000000"/>
+          <w:sz w:val="18"/>
+          <w:highlight w:val="lightGray"/>
+        </w:rPr>
+        <w:t>,</w:t>
+      </w:r>
+      <w:r>
+        <w:rPr>
+          <w:rFonts w:ascii="Arial" w:hAnsi="Arial" w:eastAsia="Arial" w:cs="Arial"/>
+          <w:b w:val="0"/>
+          <w:i w:val="0"/>
+          <w:color w:val="000000"/>
+          <w:sz w:val="18"/>
+          <w:highlight w:val="lightGray"/>
+        </w:rPr>
+        <w:t xml:space="preserve"> </w:t>
+      </w:r>
+      <w:r>
+        <w:rPr>
+          <w:rFonts w:ascii="Arial" w:hAnsi="Arial" w:eastAsia="Arial" w:cs="Arial"/>
+          <w:b w:val="0"/>
+          <w:i w:val="0"/>
+          <w:color w:val="000000"/>
+          <w:sz w:val="18"/>
+          <w:highlight w:val="lightGray"/>
+        </w:rPr>
+        <w:t>N</w:t>
+      </w:r>
+      <w:r>
+        <w:rPr>
+          <w:rFonts w:ascii="Arial" w:hAnsi="Arial" w:eastAsia="Arial" w:cs="Arial"/>
+          <w:b w:val="0"/>
+          <w:i w:val="0"/>
+          <w:color w:val="000000"/>
+          <w:sz w:val="18"/>
+          <w:highlight w:val="lightGray"/>
+        </w:rPr>
+        <w:t>a</w:t>
+      </w:r>
+      <w:r>
+        <w:rPr>
+          <w:rFonts w:ascii="Arial" w:hAnsi="Arial" w:eastAsia="Arial" w:cs="Arial"/>
+          <w:b w:val="0"/>
+          <w:i w:val="0"/>
+          <w:color w:val="000000"/>
+          <w:sz w:val="18"/>
+          <w:highlight w:val="lightGray"/>
+        </w:rPr>
+        <w:t>m</w:t>
+      </w:r>
+      <w:r>
+        <w:rPr>
+          <w:rFonts w:ascii="Arial" w:hAnsi="Arial" w:eastAsia="Arial" w:cs="Arial"/>
+          <w:b w:val="0"/>
+          <w:i w:val="0"/>
+          <w:color w:val="000000"/>
+          <w:sz w:val="18"/>
+          <w:highlight w:val="lightGray"/>
+        </w:rPr>
+        <w:t>e</w:t>
+      </w:r>
+      <w:r>
+        <w:rPr>
+          <w:rFonts w:ascii="Arial" w:hAnsi="Arial" w:eastAsia="Arial" w:cs="Arial"/>
+          <w:b w:val="0"/>
+          <w:i w:val="0"/>
+          <w:color w:val="000000"/>
+          <w:sz w:val="18"/>
+          <w:highlight w:val="lightGray"/>
+        </w:rPr>
+        <w:t>_</w:t>
+      </w:r>
+      <w:r>
+        <w:rPr>
+          <w:rFonts w:ascii="Arial" w:hAnsi="Arial" w:eastAsia="Arial" w:cs="Arial"/>
+          <w:b w:val="0"/>
+          <w:i w:val="0"/>
+          <w:color w:val="000000"/>
+          <w:sz w:val="18"/>
+          <w:highlight w:val="lightGray"/>
+        </w:rPr>
+        <w:t>E</w:t>
+      </w:r>
+      <w:r>
+        <w:rPr>
+          <w:rFonts w:ascii="Arial" w:hAnsi="Arial" w:eastAsia="Arial" w:cs="Arial"/>
+          <w:b w:val="0"/>
+          <w:i w:val="0"/>
+          <w:color w:val="000000"/>
+          <w:sz w:val="18"/>
+          <w:highlight w:val="lightGray"/>
+        </w:rPr>
+        <w:t>n</w:t>
+      </w:r>
+      <w:r>
+        <w:rPr>
+          <w:rFonts w:ascii="Arial" w:hAnsi="Arial" w:eastAsia="Arial" w:cs="Arial"/>
+          <w:b w:val="0"/>
+          <w:i w:val="0"/>
+          <w:color w:val="000000"/>
+          <w:sz w:val="18"/>
+          <w:highlight w:val="lightGray"/>
+        </w:rPr>
+        <w:t xml:space="preserve"> </w:t>
+      </w:r>
+      <w:r>
+        <w:rPr>
+          <w:rFonts w:ascii="Arial" w:hAnsi="Arial" w:eastAsia="Arial" w:cs="Arial"/>
+          <w:b w:val="0"/>
+          <w:i w:val="0"/>
+          <w:color w:val="000000"/>
+          <w:sz w:val="18"/>
+          <w:highlight w:val="lightGray"/>
+        </w:rPr>
+        <w:t>C</w:t>
+      </w:r>
+      <w:r>
+        <w:rPr>
+          <w:rFonts w:ascii="Arial" w:hAnsi="Arial" w:eastAsia="Arial" w:cs="Arial"/>
+          <w:b w:val="0"/>
+          <w:i w:val="0"/>
+          <w:color w:val="000000"/>
+          <w:sz w:val="18"/>
+          <w:highlight w:val="lightGray"/>
+        </w:rPr>
+        <w:t>o</w:t>
+      </w:r>
+      <w:r>
+        <w:rPr>
+          <w:rFonts w:ascii="Arial" w:hAnsi="Arial" w:eastAsia="Arial" w:cs="Arial"/>
+          <w:b w:val="0"/>
+          <w:i w:val="0"/>
+          <w:color w:val="000000"/>
+          <w:sz w:val="18"/>
+          <w:highlight w:val="lightGray"/>
+        </w:rPr>
+        <w:t>l</w:t>
+      </w:r>
+      <w:r>
+        <w:rPr>
+          <w:rFonts w:ascii="Arial" w:hAnsi="Arial" w:eastAsia="Arial" w:cs="Arial"/>
+          <w:b w:val="0"/>
+          <w:i w:val="0"/>
+          <w:color w:val="000000"/>
+          <w:sz w:val="18"/>
+          <w:highlight w:val="lightGray"/>
+        </w:rPr>
+        <w:t>u</w:t>
+      </w:r>
+      <w:r>
+        <w:rPr>
+          <w:rFonts w:ascii="Arial" w:hAnsi="Arial" w:eastAsia="Arial" w:cs="Arial"/>
+          <w:b w:val="0"/>
+          <w:i w:val="0"/>
+          <w:color w:val="000000"/>
+          <w:sz w:val="18"/>
+          <w:highlight w:val="lightGray"/>
+        </w:rPr>
+        <w:t>m</w:t>
+      </w:r>
+      <w:r>
+        <w:rPr>
+          <w:rFonts w:ascii="Arial" w:hAnsi="Arial" w:eastAsia="Arial" w:cs="Arial"/>
+          <w:b w:val="0"/>
+          <w:i w:val="0"/>
+          <w:color w:val="000000"/>
+          <w:sz w:val="18"/>
+          <w:highlight w:val="lightGray"/>
+        </w:rPr>
+        <w:t>n</w:t>
+      </w:r>
+      <w:r>
+        <w:rPr>
+          <w:rFonts w:ascii="Arial" w:hAnsi="Arial" w:eastAsia="Arial" w:cs="Arial"/>
+          <w:b w:val="0"/>
+          <w:i w:val="0"/>
+          <w:color w:val="000000"/>
+          <w:sz w:val="18"/>
+          <w:highlight w:val="lightGray"/>
+        </w:rPr>
+        <w:t>:</w:t>
+      </w:r>
+      <w:r>
+        <w:rPr>
+          <w:rFonts w:ascii="Arial" w:hAnsi="Arial" w:eastAsia="Arial" w:cs="Arial"/>
+          <w:b w:val="0"/>
+          <w:i w:val="0"/>
+          <w:color w:val="000000"/>
+          <w:sz w:val="18"/>
+          <w:highlight w:val="lightGray"/>
+        </w:rPr>
+        <w:t xml:space="preserve"> </w:t>
+      </w:r>
+      <w:r>
+        <w:rPr>
+          <w:rFonts w:ascii="Arial" w:hAnsi="Arial" w:eastAsia="Arial" w:cs="Arial"/>
+          <w:b w:val="0"/>
+          <w:i w:val="0"/>
+          <w:color w:val="000000"/>
+          <w:sz w:val="18"/>
+          <w:highlight w:val="lightGray"/>
+        </w:rPr>
+        <w:t>M</w:t>
+      </w:r>
+      <w:r>
+        <w:rPr>
+          <w:rFonts w:ascii="Arial" w:hAnsi="Arial" w:eastAsia="Arial" w:cs="Arial"/>
+          <w:b w:val="0"/>
+          <w:i w:val="0"/>
+          <w:color w:val="000000"/>
+          <w:sz w:val="18"/>
+          <w:highlight w:val="lightGray"/>
+        </w:rPr>
+        <w:t>o</w:t>
+      </w:r>
+      <w:r>
+        <w:rPr>
+          <w:rFonts w:ascii="Arial" w:hAnsi="Arial" w:eastAsia="Arial" w:cs="Arial"/>
+          <w:b w:val="0"/>
+          <w:i w:val="0"/>
+          <w:color w:val="000000"/>
+          <w:sz w:val="18"/>
+          <w:highlight w:val="lightGray"/>
+        </w:rPr>
+        <w:t>t</w:t>
+      </w:r>
+      <w:r>
+        <w:rPr>
+          <w:rFonts w:ascii="Arial" w:hAnsi="Arial" w:eastAsia="Arial" w:cs="Arial"/>
+          <w:b w:val="0"/>
+          <w:i w:val="0"/>
+          <w:color w:val="000000"/>
+          <w:sz w:val="18"/>
+          <w:highlight w:val="lightGray"/>
+        </w:rPr>
+        <w:t>a</w:t>
+      </w:r>
+      <w:r>
+        <w:rPr>
+          <w:rFonts w:ascii="Arial" w:hAnsi="Arial" w:eastAsia="Arial" w:cs="Arial"/>
+          <w:b w:val="0"/>
+          <w:i w:val="0"/>
+          <w:color w:val="000000"/>
+          <w:sz w:val="18"/>
+          <w:highlight w:val="lightGray"/>
+        </w:rPr>
+        <w:t>s</w:t>
+      </w:r>
+      <w:r>
+        <w:rPr>
+          <w:rFonts w:ascii="Arial" w:hAnsi="Arial" w:eastAsia="Arial" w:cs="Arial"/>
+          <w:b w:val="0"/>
+          <w:i w:val="0"/>
+          <w:color w:val="000000"/>
+          <w:sz w:val="18"/>
+          <w:highlight w:val="lightGray"/>
+        </w:rPr>
+        <w:t>e</w:t>
+      </w:r>
+      <w:r>
+        <w:rPr>
+          <w:rFonts w:ascii="Arial" w:hAnsi="Arial" w:eastAsia="Arial" w:cs="Arial"/>
+          <w:b w:val="0"/>
+          <w:i w:val="0"/>
+          <w:color w:val="000000"/>
+          <w:sz w:val="18"/>
+          <w:highlight w:val="lightGray"/>
+        </w:rPr>
+        <w:t>m</w:t>
+      </w:r>
+      <w:r>
+        <w:rPr>
+          <w:rFonts w:ascii="Arial" w:hAnsi="Arial" w:eastAsia="Arial" w:cs="Arial"/>
+          <w:b w:val="0"/>
+          <w:i w:val="0"/>
+          <w:color w:val="000000"/>
+          <w:sz w:val="18"/>
+          <w:highlight w:val="lightGray"/>
+        </w:rPr>
+        <w:t xml:space="preserve"> </w:t>
+      </w:r>
+      <w:r>
+        <w:rPr>
+          <w:rFonts w:ascii="Arial" w:hAnsi="Arial" w:eastAsia="Arial" w:cs="Arial"/>
+          <w:b w:val="0"/>
+          <w:i w:val="0"/>
+          <w:color w:val="000000"/>
+          <w:sz w:val="18"/>
+          <w:highlight w:val="lightGray"/>
+        </w:rPr>
+        <w:t>E</w:t>
+      </w:r>
+      <w:r>
+        <w:rPr>
+          <w:rFonts w:ascii="Arial" w:hAnsi="Arial" w:eastAsia="Arial" w:cs="Arial"/>
+          <w:b w:val="0"/>
+          <w:i w:val="0"/>
+          <w:color w:val="000000"/>
+          <w:sz w:val="18"/>
+          <w:highlight w:val="lightGray"/>
+        </w:rPr>
+        <w:t>s</w:t>
+      </w:r>
+      <w:r>
+        <w:rPr>
+          <w:rFonts w:ascii="Arial" w:hAnsi="Arial" w:eastAsia="Arial" w:cs="Arial"/>
+          <w:b w:val="0"/>
+          <w:i w:val="0"/>
+          <w:color w:val="000000"/>
+          <w:sz w:val="18"/>
+          <w:highlight w:val="lightGray"/>
+        </w:rPr>
+        <w:t>s</w:t>
+      </w:r>
+      <w:r>
+        <w:rPr>
+          <w:rFonts w:ascii="Arial" w:hAnsi="Arial" w:eastAsia="Arial" w:cs="Arial"/>
+          <w:b w:val="0"/>
+          <w:i w:val="0"/>
+          <w:color w:val="000000"/>
+          <w:sz w:val="18"/>
+          <w:highlight w:val="lightGray"/>
+        </w:rPr>
+        <w:t>a</w:t>
+      </w:r>
+      <w:r>
+        <w:rPr>
+          <w:rFonts w:ascii="Arial" w:hAnsi="Arial" w:eastAsia="Arial" w:cs="Arial"/>
+          <w:b w:val="0"/>
+          <w:i w:val="0"/>
+          <w:color w:val="000000"/>
+          <w:sz w:val="18"/>
+          <w:highlight w:val="lightGray"/>
+        </w:rPr>
+        <w:t>m</w:t>
+      </w:r>
+      <w:r>
+        <w:rPr>
+          <w:rFonts w:ascii="Arial" w:hAnsi="Arial" w:eastAsia="Arial" w:cs="Arial"/>
+          <w:b w:val="0"/>
+          <w:i w:val="0"/>
+          <w:color w:val="000000"/>
+          <w:sz w:val="18"/>
+          <w:highlight w:val="lightGray"/>
+        </w:rPr>
+        <w:t>]</w:t>
+      </w:r>
+      <w:r>
+        <w:rPr>
+          <w:rFonts w:ascii="Arial" w:hAnsi="Arial" w:eastAsia="Arial" w:cs="Arial"/>
+          <w:b w:val="0"/>
+          <w:i w:val="0"/>
+          <w:color w:val="000000"/>
+          <w:sz w:val="18"/>
+          <w:highlight w:val="lightGray"/>
+        </w:rPr>
+        <w:t xml:space="preserve"> </w:t>
+      </w:r>
+      <w:r>
+        <w:rPr>
+          <w:rFonts w:ascii="Arial" w:hAnsi="Arial" w:eastAsia="Arial" w:cs="Arial"/>
+          <w:b w:val="0"/>
+          <w:i w:val="0"/>
+          <w:color w:val="000000"/>
+          <w:sz w:val="18"/>
+          <w:highlight w:val="lightGray"/>
+        </w:rPr>
+        <w:t>-</w:t>
+      </w:r>
+      <w:r>
+        <w:rPr>
+          <w:rFonts w:ascii="Arial" w:hAnsi="Arial" w:eastAsia="Arial" w:cs="Arial"/>
+          <w:b w:val="0"/>
+          <w:i w:val="0"/>
+          <w:color w:val="000000"/>
+          <w:sz w:val="18"/>
+          <w:highlight w:val="lightGray"/>
+        </w:rPr>
+        <w:t>&gt;</w:t>
+      </w:r>
+      <w:r>
+        <w:rPr>
+          <w:rFonts w:ascii="Arial" w:hAnsi="Arial" w:eastAsia="Arial" w:cs="Arial"/>
+          <w:b w:val="0"/>
+          <w:i w:val="0"/>
+          <w:color w:val="000000"/>
+          <w:sz w:val="18"/>
+          <w:highlight w:val="lightGray"/>
+        </w:rPr>
+        <w:t xml:space="preserve"> </w:t>
+      </w:r>
+      <w:r>
+        <w:rPr>
+          <w:rFonts w:ascii="Arial" w:hAnsi="Arial" w:eastAsia="Arial" w:cs="Arial"/>
+          <w:b/>
+          <w:i w:val="0"/>
+          <w:color w:val="000000"/>
+          <w:sz w:val="18"/>
+          <w:highlight w:val="lightGray"/>
+        </w:rPr>
+        <w:t>F</w:t>
+      </w:r>
+      <w:r>
+        <w:rPr>
+          <w:rFonts w:ascii="Arial" w:hAnsi="Arial" w:eastAsia="Arial" w:cs="Arial"/>
+          <w:b/>
+          <w:i w:val="0"/>
+          <w:color w:val="000000"/>
+          <w:sz w:val="18"/>
+          <w:highlight w:val="lightGray"/>
+        </w:rPr>
+        <w:t>r</w:t>
+      </w:r>
+      <w:r>
+        <w:rPr>
+          <w:rFonts w:ascii="Arial" w:hAnsi="Arial" w:eastAsia="Arial" w:cs="Arial"/>
+          <w:b/>
+          <w:i w:val="0"/>
+          <w:color w:val="000000"/>
+          <w:sz w:val="18"/>
+          <w:highlight w:val="lightGray"/>
+        </w:rPr>
+        <w:t>o</w:t>
+      </w:r>
+      <w:r>
+        <w:rPr>
+          <w:rFonts w:ascii="Arial" w:hAnsi="Arial" w:eastAsia="Arial" w:cs="Arial"/>
+          <w:b/>
+          <w:i w:val="0"/>
+          <w:color w:val="000000"/>
+          <w:sz w:val="18"/>
+          <w:highlight w:val="lightGray"/>
+        </w:rPr>
+        <w:t>m</w:t>
+      </w:r>
+      <w:r>
+        <w:rPr>
+          <w:rFonts w:ascii="Arial" w:hAnsi="Arial" w:eastAsia="Arial" w:cs="Arial"/>
+          <w:b/>
+          <w:i w:val="0"/>
+          <w:color w:val="000000"/>
+          <w:sz w:val="18"/>
+          <w:highlight w:val="lightGray"/>
+        </w:rPr>
+        <w:t>:</w:t>
+      </w:r>
+      <w:r>
+        <w:rPr>
+          <w:rFonts w:ascii="Arial" w:hAnsi="Arial" w:eastAsia="Arial" w:cs="Arial"/>
+          <w:b w:val="0"/>
+          <w:i w:val="0"/>
+          <w:color w:val="000000"/>
+          <w:sz w:val="18"/>
+          <w:highlight w:val="lightGray"/>
+        </w:rPr>
+        <w:t xml:space="preserve"> </w:t>
+      </w:r>
+      <w:r>
+        <w:rPr>
+          <w:rFonts w:ascii="Arial" w:hAnsi="Arial" w:eastAsia="Arial" w:cs="Arial"/>
+          <w:b w:val="0"/>
+          <w:i w:val="0"/>
+          <w:color w:val="000000"/>
+          <w:sz w:val="18"/>
+          <w:highlight w:val="lightGray"/>
+        </w:rPr>
+        <w:t>[</w:t>
+      </w:r>
+      <w:r>
+        <w:rPr>
+          <w:rFonts w:ascii="Arial" w:hAnsi="Arial" w:eastAsia="Arial" w:cs="Arial"/>
+          <w:b w:val="0"/>
+          <w:i w:val="0"/>
+          <w:color w:val="000000"/>
+          <w:sz w:val="18"/>
+          <w:highlight w:val="lightGray"/>
+        </w:rPr>
+        <w:t>C</w:t>
+      </w:r>
+      <w:r>
+        <w:rPr>
+          <w:rFonts w:ascii="Arial" w:hAnsi="Arial" w:eastAsia="Arial" w:cs="Arial"/>
+          <w:b w:val="0"/>
+          <w:i w:val="0"/>
+          <w:color w:val="000000"/>
+          <w:sz w:val="18"/>
+          <w:highlight w:val="lightGray"/>
+        </w:rPr>
+        <w:t>h</w:t>
+      </w:r>
+      <w:r>
+        <w:rPr>
+          <w:rFonts w:ascii="Arial" w:hAnsi="Arial" w:eastAsia="Arial" w:cs="Arial"/>
+          <w:b w:val="0"/>
+          <w:i w:val="0"/>
+          <w:color w:val="000000"/>
+          <w:sz w:val="18"/>
+          <w:highlight w:val="lightGray"/>
+        </w:rPr>
+        <w:t>a</w:t>
+      </w:r>
+      <w:r>
+        <w:rPr>
+          <w:rFonts w:ascii="Arial" w:hAnsi="Arial" w:eastAsia="Arial" w:cs="Arial"/>
+          <w:b w:val="0"/>
+          <w:i w:val="0"/>
+          <w:color w:val="000000"/>
+          <w:sz w:val="18"/>
+          <w:highlight w:val="lightGray"/>
+        </w:rPr>
+        <w:t>t</w:t>
+      </w:r>
+      <w:r>
+        <w:rPr>
+          <w:rFonts w:ascii="Arial" w:hAnsi="Arial" w:eastAsia="Arial" w:cs="Arial"/>
+          <w:b w:val="0"/>
+          <w:i w:val="0"/>
+          <w:color w:val="000000"/>
+          <w:sz w:val="18"/>
+          <w:highlight w:val="lightGray"/>
+        </w:rPr>
+        <w:t>G</w:t>
+      </w:r>
+      <w:r>
+        <w:rPr>
+          <w:rFonts w:ascii="Arial" w:hAnsi="Arial" w:eastAsia="Arial" w:cs="Arial"/>
+          <w:b w:val="0"/>
+          <w:i w:val="0"/>
+          <w:color w:val="000000"/>
+          <w:sz w:val="18"/>
+          <w:highlight w:val="lightGray"/>
+        </w:rPr>
+        <w:t>P</w:t>
+      </w:r>
+      <w:r>
+        <w:rPr>
+          <w:rFonts w:ascii="Arial" w:hAnsi="Arial" w:eastAsia="Arial" w:cs="Arial"/>
+          <w:b w:val="0"/>
+          <w:i w:val="0"/>
+          <w:color w:val="000000"/>
+          <w:sz w:val="18"/>
+          <w:highlight w:val="lightGray"/>
+        </w:rPr>
+        <w:t>T</w:t>
+      </w:r>
+      <w:r>
+        <w:rPr>
+          <w:rFonts w:ascii="Arial" w:hAnsi="Arial" w:eastAsia="Arial" w:cs="Arial"/>
+          <w:b w:val="0"/>
+          <w:i w:val="0"/>
+          <w:color w:val="000000"/>
+          <w:sz w:val="18"/>
+          <w:highlight w:val="lightGray"/>
+        </w:rPr>
+        <w:t>]</w:t>
+      </w:r>
+      <w:r>
+        <w:rPr>
+          <w:rFonts w:ascii="Arial" w:hAnsi="Arial" w:eastAsia="Arial" w:cs="Arial"/>
+          <w:b w:val="0"/>
+          <w:i w:val="0"/>
+          <w:color w:val="000000"/>
+          <w:sz w:val="18"/>
+          <w:highlight w:val="lightGray"/>
+        </w:rPr>
+        <w:t xml:space="preserve"> </w:t>
+      </w:r>
+      <w:r>
+        <w:rPr>
+          <w:rFonts w:ascii="Arial" w:hAnsi="Arial" w:eastAsia="Arial" w:cs="Arial"/>
+          <w:b/>
+          <w:i w:val="0"/>
+          <w:color w:val="000000"/>
+          <w:sz w:val="18"/>
+          <w:highlight w:val="lightGray"/>
+        </w:rPr>
+        <w:t>o</w:t>
+      </w:r>
+      <w:r>
+        <w:rPr>
+          <w:rFonts w:ascii="Arial" w:hAnsi="Arial" w:eastAsia="Arial" w:cs="Arial"/>
+          <w:b/>
+          <w:i w:val="0"/>
+          <w:color w:val="000000"/>
+          <w:sz w:val="18"/>
+          <w:highlight w:val="lightGray"/>
+        </w:rPr>
+        <w:t>n</w:t>
+      </w:r>
+      <w:r>
+        <w:rPr>
+          <w:rFonts w:ascii="Arial" w:hAnsi="Arial" w:eastAsia="Arial" w:cs="Arial"/>
+          <w:b/>
+          <w:i w:val="0"/>
+          <w:color w:val="000000"/>
+          <w:sz w:val="18"/>
+          <w:highlight w:val="lightGray"/>
+        </w:rPr>
+        <w:t xml:space="preserve"> </w:t>
+      </w:r>
+      <w:r>
+        <w:rPr>
+          <w:rFonts w:ascii="Arial" w:hAnsi="Arial" w:eastAsia="Arial" w:cs="Arial"/>
+          <w:b w:val="0"/>
+          <w:i w:val="0"/>
+          <w:color w:val="000000"/>
+          <w:sz w:val="18"/>
+          <w:highlight w:val="lightGray"/>
+        </w:rPr>
+        <w:t>[</w:t>
+      </w:r>
+      <w:r>
+        <w:rPr>
+          <w:rFonts w:ascii="Arial" w:hAnsi="Arial" w:eastAsia="Arial" w:cs="Arial"/>
+          <w:b w:val="0"/>
+          <w:i w:val="0"/>
+          <w:color w:val="000000"/>
+          <w:sz w:val="18"/>
+          <w:highlight w:val="lightGray"/>
+        </w:rPr>
+        <w:t>8</w:t>
+      </w:r>
+      <w:r>
+        <w:rPr>
+          <w:rFonts w:ascii="Arial" w:hAnsi="Arial" w:eastAsia="Arial" w:cs="Arial"/>
+          <w:b w:val="0"/>
+          <w:i w:val="0"/>
+          <w:color w:val="000000"/>
+          <w:sz w:val="18"/>
+          <w:highlight w:val="lightGray"/>
+        </w:rPr>
+        <w:t>/</w:t>
+      </w:r>
+      <w:r>
+        <w:rPr>
+          <w:rFonts w:ascii="Arial" w:hAnsi="Arial" w:eastAsia="Arial" w:cs="Arial"/>
+          <w:b w:val="0"/>
+          <w:i w:val="0"/>
+          <w:color w:val="000000"/>
+          <w:sz w:val="18"/>
+          <w:highlight w:val="lightGray"/>
+        </w:rPr>
+        <w:t>7</w:t>
+      </w:r>
+      <w:r>
+        <w:rPr>
+          <w:rFonts w:ascii="Arial" w:hAnsi="Arial" w:eastAsia="Arial" w:cs="Arial"/>
+          <w:b w:val="0"/>
+          <w:i w:val="0"/>
+          <w:color w:val="000000"/>
+          <w:sz w:val="18"/>
+          <w:highlight w:val="lightGray"/>
+        </w:rPr>
+        <w:t>/</w:t>
+      </w:r>
+      <w:r>
+        <w:rPr>
+          <w:rFonts w:ascii="Arial" w:hAnsi="Arial" w:eastAsia="Arial" w:cs="Arial"/>
+          <w:b w:val="0"/>
+          <w:i w:val="0"/>
+          <w:color w:val="000000"/>
+          <w:sz w:val="18"/>
+          <w:highlight w:val="lightGray"/>
+        </w:rPr>
+        <w:t>2</w:t>
+      </w:r>
+      <w:r>
+        <w:rPr>
+          <w:rFonts w:ascii="Arial" w:hAnsi="Arial" w:eastAsia="Arial" w:cs="Arial"/>
+          <w:b w:val="0"/>
+          <w:i w:val="0"/>
+          <w:color w:val="000000"/>
+          <w:sz w:val="18"/>
+          <w:highlight w:val="lightGray"/>
+        </w:rPr>
+        <w:t>0</w:t>
+      </w:r>
+      <w:r>
+        <w:rPr>
+          <w:rFonts w:ascii="Arial" w:hAnsi="Arial" w:eastAsia="Arial" w:cs="Arial"/>
+          <w:b w:val="0"/>
+          <w:i w:val="0"/>
+          <w:color w:val="000000"/>
+          <w:sz w:val="18"/>
+          <w:highlight w:val="lightGray"/>
+        </w:rPr>
+        <w:t>2</w:t>
+      </w:r>
+      <w:r>
+        <w:rPr>
+          <w:rFonts w:ascii="Arial" w:hAnsi="Arial" w:eastAsia="Arial" w:cs="Arial"/>
+          <w:b w:val="0"/>
+          <w:i w:val="0"/>
+          <w:color w:val="000000"/>
+          <w:sz w:val="18"/>
+          <w:highlight w:val="lightGray"/>
+        </w:rPr>
+        <w:t>5</w:t>
+      </w:r>
+      <w:r>
+        <w:rPr>
+          <w:rFonts w:ascii="Arial" w:hAnsi="Arial" w:eastAsia="Arial" w:cs="Arial"/>
+          <w:b w:val="0"/>
+          <w:i w:val="0"/>
+          <w:color w:val="000000"/>
+          <w:sz w:val="18"/>
+          <w:highlight w:val="lightGray"/>
+        </w:rPr>
+        <w:t>]</w:t>
       </w:r>
     </w:p>
     <w:p>
@@ -729,78 +3659,1543 @@
       </w:pPr>
       <w:r>
         <w:rPr>
-          <w:rFonts w:ascii="Arial" w:eastAsia="Arial" w:hAnsi="Arial" w:cs="Arial"/>
-          <w:b/>
-          <w:color w:val="000000"/>
-          <w:sz w:val="18"/>
-          <w:highlight w:val="lightGray"/>
-        </w:rPr>
-        <w:t># Source: AI Source: Provided by: [Data Path</w:t>
-      </w:r>
-      <w:r>
-        <w:rPr>
-          <w:rFonts w:ascii="Arial" w:eastAsia="Arial" w:hAnsi="Arial" w:cs="Arial"/>
-          <w:color w:val="000000"/>
-          <w:sz w:val="18"/>
-          <w:highlight w:val="lightGray"/>
-        </w:rPr>
-        <w:t xml:space="preserve">: Persons Table -&gt; ID Column: 1, Name_En Column: Motasem Essam] -&gt; </w:t>
-      </w:r>
-      <w:r>
-        <w:rPr>
-          <w:rFonts w:ascii="Arial" w:eastAsia="Arial" w:hAnsi="Arial" w:cs="Arial"/>
-          <w:b/>
-          <w:color w:val="000000"/>
-          <w:sz w:val="18"/>
-          <w:highlight w:val="lightGray"/>
-        </w:rPr>
-        <w:t>From:</w:t>
-      </w:r>
-      <w:r>
-        <w:rPr>
-          <w:rFonts w:ascii="Arial" w:eastAsia="Arial" w:hAnsi="Arial" w:cs="Arial"/>
-          <w:color w:val="000000"/>
-          <w:sz w:val="18"/>
-          <w:highlight w:val="lightGray"/>
-        </w:rPr>
-        <w:t xml:space="preserve"> [Chatgpt (GPT</w:t>
-      </w:r>
-      <w:r>
-        <w:rPr>
-          <w:rFonts w:ascii="Arial" w:eastAsia="Arial" w:hAnsi="Arial" w:cs="Cambria Math"/>
-          <w:color w:val="000000"/>
-          <w:sz w:val="18"/>
-          <w:highlight w:val="lightGray"/>
-        </w:rPr>
-        <w:t>‑</w:t>
-      </w:r>
-      <w:r>
-        <w:rPr>
-          <w:rFonts w:ascii="Arial" w:eastAsia="Arial" w:hAnsi="Arial" w:cs="Arial"/>
-          <w:color w:val="000000"/>
-          <w:sz w:val="18"/>
-          <w:highlight w:val="lightGray"/>
-        </w:rPr>
-        <w:t xml:space="preserve">5 Mini)] </w:t>
-      </w:r>
-      <w:r>
-        <w:rPr>
-          <w:rFonts w:ascii="Arial" w:eastAsia="Arial" w:hAnsi="Arial" w:cs="Arial"/>
-          <w:b/>
-          <w:color w:val="000000"/>
-          <w:sz w:val="18"/>
-          <w:highlight w:val="lightGray"/>
-        </w:rPr>
-        <w:t>on</w:t>
-      </w:r>
-      <w:r>
-        <w:rPr>
-          <w:rFonts w:ascii="Arial" w:eastAsia="Arial" w:hAnsi="Arial"/>
-          <w:b/>
-          <w:sz w:val="18"/>
-          <w:highlight w:val="lightGray"/>
-        </w:rPr>
-        <w:t xml:space="preserve"> [8/7/2025]</w:t>
+          <w:rFonts w:ascii="Arial" w:hAnsi="Arial" w:eastAsia="Arial" w:cs="Arial"/>
+          <w:b/>
+          <w:i w:val="0"/>
+          <w:color w:val="000000"/>
+          <w:sz w:val="18"/>
+          <w:highlight w:val="lightGray"/>
+        </w:rPr>
+        <w:t>#</w:t>
+      </w:r>
+      <w:r>
+        <w:rPr>
+          <w:rFonts w:ascii="Arial" w:hAnsi="Arial" w:eastAsia="Arial" w:cs="Arial"/>
+          <w:b/>
+          <w:i w:val="0"/>
+          <w:color w:val="000000"/>
+          <w:sz w:val="18"/>
+          <w:highlight w:val="lightGray"/>
+        </w:rPr>
+        <w:t xml:space="preserve"> </w:t>
+      </w:r>
+      <w:r>
+        <w:rPr>
+          <w:rFonts w:ascii="Arial" w:hAnsi="Arial" w:eastAsia="Arial" w:cs="Arial"/>
+          <w:b/>
+          <w:i w:val="0"/>
+          <w:color w:val="000000"/>
+          <w:sz w:val="18"/>
+          <w:highlight w:val="lightGray"/>
+        </w:rPr>
+        <w:t>S</w:t>
+      </w:r>
+      <w:r>
+        <w:rPr>
+          <w:rFonts w:ascii="Arial" w:hAnsi="Arial" w:eastAsia="Arial" w:cs="Arial"/>
+          <w:b/>
+          <w:i w:val="0"/>
+          <w:color w:val="000000"/>
+          <w:sz w:val="18"/>
+          <w:highlight w:val="lightGray"/>
+        </w:rPr>
+        <w:t>o</w:t>
+      </w:r>
+      <w:r>
+        <w:rPr>
+          <w:rFonts w:ascii="Arial" w:hAnsi="Arial" w:eastAsia="Arial" w:cs="Arial"/>
+          <w:b/>
+          <w:i w:val="0"/>
+          <w:color w:val="000000"/>
+          <w:sz w:val="18"/>
+          <w:highlight w:val="lightGray"/>
+        </w:rPr>
+        <w:t>u</w:t>
+      </w:r>
+      <w:r>
+        <w:rPr>
+          <w:rFonts w:ascii="Arial" w:hAnsi="Arial" w:eastAsia="Arial" w:cs="Arial"/>
+          <w:b/>
+          <w:i w:val="0"/>
+          <w:color w:val="000000"/>
+          <w:sz w:val="18"/>
+          <w:highlight w:val="lightGray"/>
+        </w:rPr>
+        <w:t>r</w:t>
+      </w:r>
+      <w:r>
+        <w:rPr>
+          <w:rFonts w:ascii="Arial" w:hAnsi="Arial" w:eastAsia="Arial" w:cs="Arial"/>
+          <w:b/>
+          <w:i w:val="0"/>
+          <w:color w:val="000000"/>
+          <w:sz w:val="18"/>
+          <w:highlight w:val="lightGray"/>
+        </w:rPr>
+        <w:t>c</w:t>
+      </w:r>
+      <w:r>
+        <w:rPr>
+          <w:rFonts w:ascii="Arial" w:hAnsi="Arial" w:eastAsia="Arial" w:cs="Arial"/>
+          <w:b/>
+          <w:i w:val="0"/>
+          <w:color w:val="000000"/>
+          <w:sz w:val="18"/>
+          <w:highlight w:val="lightGray"/>
+        </w:rPr>
+        <w:t>e</w:t>
+      </w:r>
+      <w:r>
+        <w:rPr>
+          <w:rFonts w:ascii="Arial" w:hAnsi="Arial" w:eastAsia="Arial" w:cs="Arial"/>
+          <w:b/>
+          <w:i w:val="0"/>
+          <w:color w:val="000000"/>
+          <w:sz w:val="18"/>
+          <w:highlight w:val="lightGray"/>
+        </w:rPr>
+        <w:t>:</w:t>
+      </w:r>
+      <w:r>
+        <w:rPr>
+          <w:rFonts w:ascii="Arial" w:hAnsi="Arial" w:eastAsia="Arial" w:cs="Arial"/>
+          <w:b/>
+          <w:i w:val="0"/>
+          <w:color w:val="000000"/>
+          <w:sz w:val="18"/>
+          <w:highlight w:val="lightGray"/>
+        </w:rPr>
+        <w:t xml:space="preserve"> </w:t>
+      </w:r>
+      <w:r>
+        <w:rPr>
+          <w:rFonts w:ascii="Arial" w:hAnsi="Arial" w:eastAsia="Arial" w:cs="Arial"/>
+          <w:b/>
+          <w:i w:val="0"/>
+          <w:color w:val="000000"/>
+          <w:sz w:val="18"/>
+          <w:highlight w:val="lightGray"/>
+        </w:rPr>
+        <w:t>A</w:t>
+      </w:r>
+      <w:r>
+        <w:rPr>
+          <w:rFonts w:ascii="Arial" w:hAnsi="Arial" w:eastAsia="Arial" w:cs="Arial"/>
+          <w:b/>
+          <w:i w:val="0"/>
+          <w:color w:val="000000"/>
+          <w:sz w:val="18"/>
+          <w:highlight w:val="lightGray"/>
+        </w:rPr>
+        <w:t>I</w:t>
+      </w:r>
+      <w:r>
+        <w:rPr>
+          <w:rFonts w:ascii="Arial" w:hAnsi="Arial" w:eastAsia="Arial" w:cs="Arial"/>
+          <w:b/>
+          <w:i w:val="0"/>
+          <w:color w:val="000000"/>
+          <w:sz w:val="18"/>
+          <w:highlight w:val="lightGray"/>
+        </w:rPr>
+        <w:t xml:space="preserve"> </w:t>
+      </w:r>
+      <w:r>
+        <w:rPr>
+          <w:rFonts w:ascii="Arial" w:hAnsi="Arial" w:eastAsia="Arial" w:cs="Arial"/>
+          <w:b/>
+          <w:i w:val="0"/>
+          <w:color w:val="000000"/>
+          <w:sz w:val="18"/>
+          <w:highlight w:val="lightGray"/>
+        </w:rPr>
+        <w:t>S</w:t>
+      </w:r>
+      <w:r>
+        <w:rPr>
+          <w:rFonts w:ascii="Arial" w:hAnsi="Arial" w:eastAsia="Arial" w:cs="Arial"/>
+          <w:b/>
+          <w:i w:val="0"/>
+          <w:color w:val="000000"/>
+          <w:sz w:val="18"/>
+          <w:highlight w:val="lightGray"/>
+        </w:rPr>
+        <w:t>o</w:t>
+      </w:r>
+      <w:r>
+        <w:rPr>
+          <w:rFonts w:ascii="Arial" w:hAnsi="Arial" w:eastAsia="Arial" w:cs="Arial"/>
+          <w:b/>
+          <w:i w:val="0"/>
+          <w:color w:val="000000"/>
+          <w:sz w:val="18"/>
+          <w:highlight w:val="lightGray"/>
+        </w:rPr>
+        <w:t>u</w:t>
+      </w:r>
+      <w:r>
+        <w:rPr>
+          <w:rFonts w:ascii="Arial" w:hAnsi="Arial" w:eastAsia="Arial" w:cs="Arial"/>
+          <w:b/>
+          <w:i w:val="0"/>
+          <w:color w:val="000000"/>
+          <w:sz w:val="18"/>
+          <w:highlight w:val="lightGray"/>
+        </w:rPr>
+        <w:t>r</w:t>
+      </w:r>
+      <w:r>
+        <w:rPr>
+          <w:rFonts w:ascii="Arial" w:hAnsi="Arial" w:eastAsia="Arial" w:cs="Arial"/>
+          <w:b/>
+          <w:i w:val="0"/>
+          <w:color w:val="000000"/>
+          <w:sz w:val="18"/>
+          <w:highlight w:val="lightGray"/>
+        </w:rPr>
+        <w:t>c</w:t>
+      </w:r>
+      <w:r>
+        <w:rPr>
+          <w:rFonts w:ascii="Arial" w:hAnsi="Arial" w:eastAsia="Arial" w:cs="Arial"/>
+          <w:b/>
+          <w:i w:val="0"/>
+          <w:color w:val="000000"/>
+          <w:sz w:val="18"/>
+          <w:highlight w:val="lightGray"/>
+        </w:rPr>
+        <w:t>e</w:t>
+      </w:r>
+      <w:r>
+        <w:rPr>
+          <w:rFonts w:ascii="Arial" w:hAnsi="Arial" w:eastAsia="Arial" w:cs="Arial"/>
+          <w:b/>
+          <w:i w:val="0"/>
+          <w:color w:val="000000"/>
+          <w:sz w:val="18"/>
+          <w:highlight w:val="lightGray"/>
+        </w:rPr>
+        <w:t>:</w:t>
+      </w:r>
+      <w:r>
+        <w:rPr>
+          <w:rFonts w:ascii="Arial" w:hAnsi="Arial" w:eastAsia="Arial" w:cs="Arial"/>
+          <w:b/>
+          <w:i w:val="0"/>
+          <w:color w:val="000000"/>
+          <w:sz w:val="18"/>
+          <w:highlight w:val="lightGray"/>
+        </w:rPr>
+        <w:t xml:space="preserve"> </w:t>
+      </w:r>
+      <w:r>
+        <w:rPr>
+          <w:rFonts w:ascii="Arial" w:hAnsi="Arial" w:eastAsia="Arial" w:cs="Arial"/>
+          <w:b/>
+          <w:i w:val="0"/>
+          <w:color w:val="000000"/>
+          <w:sz w:val="18"/>
+          <w:highlight w:val="lightGray"/>
+        </w:rPr>
+        <w:t>P</w:t>
+      </w:r>
+      <w:r>
+        <w:rPr>
+          <w:rFonts w:ascii="Arial" w:hAnsi="Arial" w:eastAsia="Arial" w:cs="Arial"/>
+          <w:b/>
+          <w:i w:val="0"/>
+          <w:color w:val="000000"/>
+          <w:sz w:val="18"/>
+          <w:highlight w:val="lightGray"/>
+        </w:rPr>
+        <w:t>r</w:t>
+      </w:r>
+      <w:r>
+        <w:rPr>
+          <w:rFonts w:ascii="Arial" w:hAnsi="Arial" w:eastAsia="Arial" w:cs="Arial"/>
+          <w:b/>
+          <w:i w:val="0"/>
+          <w:color w:val="000000"/>
+          <w:sz w:val="18"/>
+          <w:highlight w:val="lightGray"/>
+        </w:rPr>
+        <w:t>o</w:t>
+      </w:r>
+      <w:r>
+        <w:rPr>
+          <w:rFonts w:ascii="Arial" w:hAnsi="Arial" w:eastAsia="Arial" w:cs="Arial"/>
+          <w:b/>
+          <w:i w:val="0"/>
+          <w:color w:val="000000"/>
+          <w:sz w:val="18"/>
+          <w:highlight w:val="lightGray"/>
+        </w:rPr>
+        <w:t>v</w:t>
+      </w:r>
+      <w:r>
+        <w:rPr>
+          <w:rFonts w:ascii="Arial" w:hAnsi="Arial" w:eastAsia="Arial" w:cs="Arial"/>
+          <w:b/>
+          <w:i w:val="0"/>
+          <w:color w:val="000000"/>
+          <w:sz w:val="18"/>
+          <w:highlight w:val="lightGray"/>
+        </w:rPr>
+        <w:t>i</w:t>
+      </w:r>
+      <w:r>
+        <w:rPr>
+          <w:rFonts w:ascii="Arial" w:hAnsi="Arial" w:eastAsia="Arial" w:cs="Arial"/>
+          <w:b/>
+          <w:i w:val="0"/>
+          <w:color w:val="000000"/>
+          <w:sz w:val="18"/>
+          <w:highlight w:val="lightGray"/>
+        </w:rPr>
+        <w:t>d</w:t>
+      </w:r>
+      <w:r>
+        <w:rPr>
+          <w:rFonts w:ascii="Arial" w:hAnsi="Arial" w:eastAsia="Arial" w:cs="Arial"/>
+          <w:b/>
+          <w:i w:val="0"/>
+          <w:color w:val="000000"/>
+          <w:sz w:val="18"/>
+          <w:highlight w:val="lightGray"/>
+        </w:rPr>
+        <w:t>e</w:t>
+      </w:r>
+      <w:r>
+        <w:rPr>
+          <w:rFonts w:ascii="Arial" w:hAnsi="Arial" w:eastAsia="Arial" w:cs="Arial"/>
+          <w:b/>
+          <w:i w:val="0"/>
+          <w:color w:val="000000"/>
+          <w:sz w:val="18"/>
+          <w:highlight w:val="lightGray"/>
+        </w:rPr>
+        <w:t>d</w:t>
+      </w:r>
+      <w:r>
+        <w:rPr>
+          <w:rFonts w:ascii="Arial" w:hAnsi="Arial" w:eastAsia="Arial" w:cs="Arial"/>
+          <w:b/>
+          <w:i w:val="0"/>
+          <w:color w:val="000000"/>
+          <w:sz w:val="18"/>
+          <w:highlight w:val="lightGray"/>
+        </w:rPr>
+        <w:t xml:space="preserve"> </w:t>
+      </w:r>
+      <w:r>
+        <w:rPr>
+          <w:rFonts w:ascii="Arial" w:hAnsi="Arial" w:eastAsia="Arial" w:cs="Arial"/>
+          <w:b/>
+          <w:i w:val="0"/>
+          <w:color w:val="000000"/>
+          <w:sz w:val="18"/>
+          <w:highlight w:val="lightGray"/>
+        </w:rPr>
+        <w:t>b</w:t>
+      </w:r>
+      <w:r>
+        <w:rPr>
+          <w:rFonts w:ascii="Arial" w:hAnsi="Arial" w:eastAsia="Arial" w:cs="Arial"/>
+          <w:b/>
+          <w:i w:val="0"/>
+          <w:color w:val="000000"/>
+          <w:sz w:val="18"/>
+          <w:highlight w:val="lightGray"/>
+        </w:rPr>
+        <w:t>y</w:t>
+      </w:r>
+      <w:r>
+        <w:rPr>
+          <w:rFonts w:ascii="Arial" w:hAnsi="Arial" w:eastAsia="Arial" w:cs="Arial"/>
+          <w:b/>
+          <w:i w:val="0"/>
+          <w:color w:val="000000"/>
+          <w:sz w:val="18"/>
+          <w:highlight w:val="lightGray"/>
+        </w:rPr>
+        <w:t>:</w:t>
+      </w:r>
+      <w:r>
+        <w:rPr>
+          <w:rFonts w:ascii="Arial" w:hAnsi="Arial" w:eastAsia="Arial" w:cs="Arial"/>
+          <w:b/>
+          <w:i w:val="0"/>
+          <w:color w:val="000000"/>
+          <w:sz w:val="18"/>
+          <w:highlight w:val="lightGray"/>
+        </w:rPr>
+        <w:t xml:space="preserve"> </w:t>
+      </w:r>
+      <w:r>
+        <w:rPr>
+          <w:rFonts w:ascii="Arial" w:hAnsi="Arial" w:eastAsia="Arial" w:cs="Arial"/>
+          <w:b/>
+          <w:i w:val="0"/>
+          <w:color w:val="000000"/>
+          <w:sz w:val="18"/>
+          <w:highlight w:val="lightGray"/>
+        </w:rPr>
+        <w:t>[</w:t>
+      </w:r>
+      <w:r>
+        <w:rPr>
+          <w:rFonts w:ascii="Arial" w:hAnsi="Arial" w:eastAsia="Arial" w:cs="Arial"/>
+          <w:b/>
+          <w:i w:val="0"/>
+          <w:color w:val="000000"/>
+          <w:sz w:val="18"/>
+          <w:highlight w:val="lightGray"/>
+        </w:rPr>
+        <w:t>D</w:t>
+      </w:r>
+      <w:r>
+        <w:rPr>
+          <w:rFonts w:ascii="Arial" w:hAnsi="Arial" w:eastAsia="Arial" w:cs="Arial"/>
+          <w:b/>
+          <w:i w:val="0"/>
+          <w:color w:val="000000"/>
+          <w:sz w:val="18"/>
+          <w:highlight w:val="lightGray"/>
+        </w:rPr>
+        <w:t>a</w:t>
+      </w:r>
+      <w:r>
+        <w:rPr>
+          <w:rFonts w:ascii="Arial" w:hAnsi="Arial" w:eastAsia="Arial" w:cs="Arial"/>
+          <w:b/>
+          <w:i w:val="0"/>
+          <w:color w:val="000000"/>
+          <w:sz w:val="18"/>
+          <w:highlight w:val="lightGray"/>
+        </w:rPr>
+        <w:t>t</w:t>
+      </w:r>
+      <w:r>
+        <w:rPr>
+          <w:rFonts w:ascii="Arial" w:hAnsi="Arial" w:eastAsia="Arial" w:cs="Arial"/>
+          <w:b/>
+          <w:i w:val="0"/>
+          <w:color w:val="000000"/>
+          <w:sz w:val="18"/>
+          <w:highlight w:val="lightGray"/>
+        </w:rPr>
+        <w:t>a</w:t>
+      </w:r>
+      <w:r>
+        <w:rPr>
+          <w:rFonts w:ascii="Arial" w:hAnsi="Arial" w:eastAsia="Arial" w:cs="Arial"/>
+          <w:b/>
+          <w:i w:val="0"/>
+          <w:color w:val="000000"/>
+          <w:sz w:val="18"/>
+          <w:highlight w:val="lightGray"/>
+        </w:rPr>
+        <w:t xml:space="preserve"> </w:t>
+      </w:r>
+      <w:r>
+        <w:rPr>
+          <w:rFonts w:ascii="Arial" w:hAnsi="Arial" w:eastAsia="Arial" w:cs="Arial"/>
+          <w:b/>
+          <w:i w:val="0"/>
+          <w:color w:val="000000"/>
+          <w:sz w:val="18"/>
+          <w:highlight w:val="lightGray"/>
+        </w:rPr>
+        <w:t>P</w:t>
+      </w:r>
+      <w:r>
+        <w:rPr>
+          <w:rFonts w:ascii="Arial" w:hAnsi="Arial" w:eastAsia="Arial" w:cs="Arial"/>
+          <w:b/>
+          <w:i w:val="0"/>
+          <w:color w:val="000000"/>
+          <w:sz w:val="18"/>
+          <w:highlight w:val="lightGray"/>
+        </w:rPr>
+        <w:t>a</w:t>
+      </w:r>
+      <w:r>
+        <w:rPr>
+          <w:rFonts w:ascii="Arial" w:hAnsi="Arial" w:eastAsia="Arial" w:cs="Arial"/>
+          <w:b/>
+          <w:i w:val="0"/>
+          <w:color w:val="000000"/>
+          <w:sz w:val="18"/>
+          <w:highlight w:val="lightGray"/>
+        </w:rPr>
+        <w:t>t</w:t>
+      </w:r>
+      <w:r>
+        <w:rPr>
+          <w:rFonts w:ascii="Arial" w:hAnsi="Arial" w:eastAsia="Arial" w:cs="Arial"/>
+          <w:b/>
+          <w:i w:val="0"/>
+          <w:color w:val="000000"/>
+          <w:sz w:val="18"/>
+          <w:highlight w:val="lightGray"/>
+        </w:rPr>
+        <w:t>h</w:t>
+      </w:r>
+      <w:r>
+        <w:rPr>
+          <w:rFonts w:ascii="Arial" w:hAnsi="Arial" w:eastAsia="Arial" w:cs="Arial"/>
+          <w:b w:val="0"/>
+          <w:i w:val="0"/>
+          <w:color w:val="000000"/>
+          <w:sz w:val="18"/>
+          <w:highlight w:val="lightGray"/>
+        </w:rPr>
+        <w:t>:</w:t>
+      </w:r>
+      <w:r>
+        <w:rPr>
+          <w:rFonts w:ascii="Arial" w:hAnsi="Arial" w:eastAsia="Arial" w:cs="Arial"/>
+          <w:b w:val="0"/>
+          <w:i w:val="0"/>
+          <w:color w:val="000000"/>
+          <w:sz w:val="18"/>
+          <w:highlight w:val="lightGray"/>
+        </w:rPr>
+        <w:t xml:space="preserve"> </w:t>
+      </w:r>
+      <w:r>
+        <w:rPr>
+          <w:rFonts w:ascii="Arial" w:hAnsi="Arial" w:eastAsia="Arial" w:cs="Arial"/>
+          <w:b w:val="0"/>
+          <w:i w:val="0"/>
+          <w:color w:val="000000"/>
+          <w:sz w:val="18"/>
+          <w:highlight w:val="lightGray"/>
+        </w:rPr>
+        <w:t>P</w:t>
+      </w:r>
+      <w:r>
+        <w:rPr>
+          <w:rFonts w:ascii="Arial" w:hAnsi="Arial" w:eastAsia="Arial" w:cs="Arial"/>
+          <w:b w:val="0"/>
+          <w:i w:val="0"/>
+          <w:color w:val="000000"/>
+          <w:sz w:val="18"/>
+          <w:highlight w:val="lightGray"/>
+        </w:rPr>
+        <w:t>e</w:t>
+      </w:r>
+      <w:r>
+        <w:rPr>
+          <w:rFonts w:ascii="Arial" w:hAnsi="Arial" w:eastAsia="Arial" w:cs="Arial"/>
+          <w:b w:val="0"/>
+          <w:i w:val="0"/>
+          <w:color w:val="000000"/>
+          <w:sz w:val="18"/>
+          <w:highlight w:val="lightGray"/>
+        </w:rPr>
+        <w:t>r</w:t>
+      </w:r>
+      <w:r>
+        <w:rPr>
+          <w:rFonts w:ascii="Arial" w:hAnsi="Arial" w:eastAsia="Arial" w:cs="Arial"/>
+          <w:b w:val="0"/>
+          <w:i w:val="0"/>
+          <w:color w:val="000000"/>
+          <w:sz w:val="18"/>
+          <w:highlight w:val="lightGray"/>
+        </w:rPr>
+        <w:t>s</w:t>
+      </w:r>
+      <w:r>
+        <w:rPr>
+          <w:rFonts w:ascii="Arial" w:hAnsi="Arial" w:eastAsia="Arial" w:cs="Arial"/>
+          <w:b w:val="0"/>
+          <w:i w:val="0"/>
+          <w:color w:val="000000"/>
+          <w:sz w:val="18"/>
+          <w:highlight w:val="lightGray"/>
+        </w:rPr>
+        <w:t>o</w:t>
+      </w:r>
+      <w:r>
+        <w:rPr>
+          <w:rFonts w:ascii="Arial" w:hAnsi="Arial" w:eastAsia="Arial" w:cs="Arial"/>
+          <w:b w:val="0"/>
+          <w:i w:val="0"/>
+          <w:color w:val="000000"/>
+          <w:sz w:val="18"/>
+          <w:highlight w:val="lightGray"/>
+        </w:rPr>
+        <w:t>n</w:t>
+      </w:r>
+      <w:r>
+        <w:rPr>
+          <w:rFonts w:ascii="Arial" w:hAnsi="Arial" w:eastAsia="Arial" w:cs="Arial"/>
+          <w:b w:val="0"/>
+          <w:i w:val="0"/>
+          <w:color w:val="000000"/>
+          <w:sz w:val="18"/>
+          <w:highlight w:val="lightGray"/>
+        </w:rPr>
+        <w:t>s</w:t>
+      </w:r>
+      <w:r>
+        <w:rPr>
+          <w:rFonts w:ascii="Arial" w:hAnsi="Arial" w:eastAsia="Arial" w:cs="Arial"/>
+          <w:b w:val="0"/>
+          <w:i w:val="0"/>
+          <w:color w:val="000000"/>
+          <w:sz w:val="18"/>
+          <w:highlight w:val="lightGray"/>
+        </w:rPr>
+        <w:t xml:space="preserve"> </w:t>
+      </w:r>
+      <w:r>
+        <w:rPr>
+          <w:rFonts w:ascii="Arial" w:hAnsi="Arial" w:eastAsia="Arial" w:cs="Arial"/>
+          <w:b w:val="0"/>
+          <w:i w:val="0"/>
+          <w:color w:val="000000"/>
+          <w:sz w:val="18"/>
+          <w:highlight w:val="lightGray"/>
+        </w:rPr>
+        <w:t>T</w:t>
+      </w:r>
+      <w:r>
+        <w:rPr>
+          <w:rFonts w:ascii="Arial" w:hAnsi="Arial" w:eastAsia="Arial" w:cs="Arial"/>
+          <w:b w:val="0"/>
+          <w:i w:val="0"/>
+          <w:color w:val="000000"/>
+          <w:sz w:val="18"/>
+          <w:highlight w:val="lightGray"/>
+        </w:rPr>
+        <w:t>a</w:t>
+      </w:r>
+      <w:r>
+        <w:rPr>
+          <w:rFonts w:ascii="Arial" w:hAnsi="Arial" w:eastAsia="Arial" w:cs="Arial"/>
+          <w:b w:val="0"/>
+          <w:i w:val="0"/>
+          <w:color w:val="000000"/>
+          <w:sz w:val="18"/>
+          <w:highlight w:val="lightGray"/>
+        </w:rPr>
+        <w:t>b</w:t>
+      </w:r>
+      <w:r>
+        <w:rPr>
+          <w:rFonts w:ascii="Arial" w:hAnsi="Arial" w:eastAsia="Arial" w:cs="Arial"/>
+          <w:b w:val="0"/>
+          <w:i w:val="0"/>
+          <w:color w:val="000000"/>
+          <w:sz w:val="18"/>
+          <w:highlight w:val="lightGray"/>
+        </w:rPr>
+        <w:t>l</w:t>
+      </w:r>
+      <w:r>
+        <w:rPr>
+          <w:rFonts w:ascii="Arial" w:hAnsi="Arial" w:eastAsia="Arial" w:cs="Arial"/>
+          <w:b w:val="0"/>
+          <w:i w:val="0"/>
+          <w:color w:val="000000"/>
+          <w:sz w:val="18"/>
+          <w:highlight w:val="lightGray"/>
+        </w:rPr>
+        <w:t>e</w:t>
+      </w:r>
+      <w:r>
+        <w:rPr>
+          <w:rFonts w:ascii="Arial" w:hAnsi="Arial" w:eastAsia="Arial" w:cs="Arial"/>
+          <w:b w:val="0"/>
+          <w:i w:val="0"/>
+          <w:color w:val="000000"/>
+          <w:sz w:val="18"/>
+          <w:highlight w:val="lightGray"/>
+        </w:rPr>
+        <w:t xml:space="preserve"> </w:t>
+      </w:r>
+      <w:r>
+        <w:rPr>
+          <w:rFonts w:ascii="Arial" w:hAnsi="Arial" w:eastAsia="Arial" w:cs="Arial"/>
+          <w:b w:val="0"/>
+          <w:i w:val="0"/>
+          <w:color w:val="000000"/>
+          <w:sz w:val="18"/>
+          <w:highlight w:val="lightGray"/>
+        </w:rPr>
+        <w:t>-</w:t>
+      </w:r>
+      <w:r>
+        <w:rPr>
+          <w:rFonts w:ascii="Arial" w:hAnsi="Arial" w:eastAsia="Arial" w:cs="Arial"/>
+          <w:b w:val="0"/>
+          <w:i w:val="0"/>
+          <w:color w:val="000000"/>
+          <w:sz w:val="18"/>
+          <w:highlight w:val="lightGray"/>
+        </w:rPr>
+        <w:t>&gt;</w:t>
+      </w:r>
+      <w:r>
+        <w:rPr>
+          <w:rFonts w:ascii="Arial" w:hAnsi="Arial" w:eastAsia="Arial" w:cs="Arial"/>
+          <w:b w:val="0"/>
+          <w:i w:val="0"/>
+          <w:color w:val="000000"/>
+          <w:sz w:val="18"/>
+          <w:highlight w:val="lightGray"/>
+        </w:rPr>
+        <w:t xml:space="preserve"> </w:t>
+      </w:r>
+      <w:r>
+        <w:rPr>
+          <w:rFonts w:ascii="Arial" w:hAnsi="Arial" w:eastAsia="Arial" w:cs="Arial"/>
+          <w:b w:val="0"/>
+          <w:i w:val="0"/>
+          <w:color w:val="000000"/>
+          <w:sz w:val="18"/>
+          <w:highlight w:val="lightGray"/>
+        </w:rPr>
+        <w:t>I</w:t>
+      </w:r>
+      <w:r>
+        <w:rPr>
+          <w:rFonts w:ascii="Arial" w:hAnsi="Arial" w:eastAsia="Arial" w:cs="Arial"/>
+          <w:b w:val="0"/>
+          <w:i w:val="0"/>
+          <w:color w:val="000000"/>
+          <w:sz w:val="18"/>
+          <w:highlight w:val="lightGray"/>
+        </w:rPr>
+        <w:t>D</w:t>
+      </w:r>
+      <w:r>
+        <w:rPr>
+          <w:rFonts w:ascii="Arial" w:hAnsi="Arial" w:eastAsia="Arial" w:cs="Arial"/>
+          <w:b w:val="0"/>
+          <w:i w:val="0"/>
+          <w:color w:val="000000"/>
+          <w:sz w:val="18"/>
+          <w:highlight w:val="lightGray"/>
+        </w:rPr>
+        <w:t xml:space="preserve"> </w:t>
+      </w:r>
+      <w:r>
+        <w:rPr>
+          <w:rFonts w:ascii="Arial" w:hAnsi="Arial" w:eastAsia="Arial" w:cs="Arial"/>
+          <w:b w:val="0"/>
+          <w:i w:val="0"/>
+          <w:color w:val="000000"/>
+          <w:sz w:val="18"/>
+          <w:highlight w:val="lightGray"/>
+        </w:rPr>
+        <w:t>C</w:t>
+      </w:r>
+      <w:r>
+        <w:rPr>
+          <w:rFonts w:ascii="Arial" w:hAnsi="Arial" w:eastAsia="Arial" w:cs="Arial"/>
+          <w:b w:val="0"/>
+          <w:i w:val="0"/>
+          <w:color w:val="000000"/>
+          <w:sz w:val="18"/>
+          <w:highlight w:val="lightGray"/>
+        </w:rPr>
+        <w:t>o</w:t>
+      </w:r>
+      <w:r>
+        <w:rPr>
+          <w:rFonts w:ascii="Arial" w:hAnsi="Arial" w:eastAsia="Arial" w:cs="Arial"/>
+          <w:b w:val="0"/>
+          <w:i w:val="0"/>
+          <w:color w:val="000000"/>
+          <w:sz w:val="18"/>
+          <w:highlight w:val="lightGray"/>
+        </w:rPr>
+        <w:t>l</w:t>
+      </w:r>
+      <w:r>
+        <w:rPr>
+          <w:rFonts w:ascii="Arial" w:hAnsi="Arial" w:eastAsia="Arial" w:cs="Arial"/>
+          <w:b w:val="0"/>
+          <w:i w:val="0"/>
+          <w:color w:val="000000"/>
+          <w:sz w:val="18"/>
+          <w:highlight w:val="lightGray"/>
+        </w:rPr>
+        <w:t>u</w:t>
+      </w:r>
+      <w:r>
+        <w:rPr>
+          <w:rFonts w:ascii="Arial" w:hAnsi="Arial" w:eastAsia="Arial" w:cs="Arial"/>
+          <w:b w:val="0"/>
+          <w:i w:val="0"/>
+          <w:color w:val="000000"/>
+          <w:sz w:val="18"/>
+          <w:highlight w:val="lightGray"/>
+        </w:rPr>
+        <w:t>m</w:t>
+      </w:r>
+      <w:r>
+        <w:rPr>
+          <w:rFonts w:ascii="Arial" w:hAnsi="Arial" w:eastAsia="Arial" w:cs="Arial"/>
+          <w:b w:val="0"/>
+          <w:i w:val="0"/>
+          <w:color w:val="000000"/>
+          <w:sz w:val="18"/>
+          <w:highlight w:val="lightGray"/>
+        </w:rPr>
+        <w:t>n</w:t>
+      </w:r>
+      <w:r>
+        <w:rPr>
+          <w:rFonts w:ascii="Arial" w:hAnsi="Arial" w:eastAsia="Arial" w:cs="Arial"/>
+          <w:b w:val="0"/>
+          <w:i w:val="0"/>
+          <w:color w:val="000000"/>
+          <w:sz w:val="18"/>
+          <w:highlight w:val="lightGray"/>
+        </w:rPr>
+        <w:t>:</w:t>
+      </w:r>
+      <w:r>
+        <w:rPr>
+          <w:rFonts w:ascii="Arial" w:hAnsi="Arial" w:eastAsia="Arial" w:cs="Arial"/>
+          <w:b w:val="0"/>
+          <w:i w:val="0"/>
+          <w:color w:val="000000"/>
+          <w:sz w:val="18"/>
+          <w:highlight w:val="lightGray"/>
+        </w:rPr>
+        <w:t xml:space="preserve"> </w:t>
+      </w:r>
+      <w:r>
+        <w:rPr>
+          <w:rFonts w:ascii="Arial" w:hAnsi="Arial" w:eastAsia="Arial" w:cs="Arial"/>
+          <w:b w:val="0"/>
+          <w:i w:val="0"/>
+          <w:color w:val="000000"/>
+          <w:sz w:val="18"/>
+          <w:highlight w:val="lightGray"/>
+        </w:rPr>
+        <w:t>1</w:t>
+      </w:r>
+      <w:r>
+        <w:rPr>
+          <w:rFonts w:ascii="Arial" w:hAnsi="Arial" w:eastAsia="Arial" w:cs="Arial"/>
+          <w:b w:val="0"/>
+          <w:i w:val="0"/>
+          <w:color w:val="000000"/>
+          <w:sz w:val="18"/>
+          <w:highlight w:val="lightGray"/>
+        </w:rPr>
+        <w:t>,</w:t>
+      </w:r>
+      <w:r>
+        <w:rPr>
+          <w:rFonts w:ascii="Arial" w:hAnsi="Arial" w:eastAsia="Arial" w:cs="Arial"/>
+          <w:b w:val="0"/>
+          <w:i w:val="0"/>
+          <w:color w:val="000000"/>
+          <w:sz w:val="18"/>
+          <w:highlight w:val="lightGray"/>
+        </w:rPr>
+        <w:t xml:space="preserve"> </w:t>
+      </w:r>
+      <w:r>
+        <w:rPr>
+          <w:rFonts w:ascii="Arial" w:hAnsi="Arial" w:eastAsia="Arial" w:cs="Arial"/>
+          <w:b w:val="0"/>
+          <w:i w:val="0"/>
+          <w:color w:val="000000"/>
+          <w:sz w:val="18"/>
+          <w:highlight w:val="lightGray"/>
+        </w:rPr>
+        <w:t>N</w:t>
+      </w:r>
+      <w:r>
+        <w:rPr>
+          <w:rFonts w:ascii="Arial" w:hAnsi="Arial" w:eastAsia="Arial" w:cs="Arial"/>
+          <w:b w:val="0"/>
+          <w:i w:val="0"/>
+          <w:color w:val="000000"/>
+          <w:sz w:val="18"/>
+          <w:highlight w:val="lightGray"/>
+        </w:rPr>
+        <w:t>a</w:t>
+      </w:r>
+      <w:r>
+        <w:rPr>
+          <w:rFonts w:ascii="Arial" w:hAnsi="Arial" w:eastAsia="Arial" w:cs="Arial"/>
+          <w:b w:val="0"/>
+          <w:i w:val="0"/>
+          <w:color w:val="000000"/>
+          <w:sz w:val="18"/>
+          <w:highlight w:val="lightGray"/>
+        </w:rPr>
+        <w:t>m</w:t>
+      </w:r>
+      <w:r>
+        <w:rPr>
+          <w:rFonts w:ascii="Arial" w:hAnsi="Arial" w:eastAsia="Arial" w:cs="Arial"/>
+          <w:b w:val="0"/>
+          <w:i w:val="0"/>
+          <w:color w:val="000000"/>
+          <w:sz w:val="18"/>
+          <w:highlight w:val="lightGray"/>
+        </w:rPr>
+        <w:t>e</w:t>
+      </w:r>
+      <w:r>
+        <w:rPr>
+          <w:rFonts w:ascii="Arial" w:hAnsi="Arial" w:eastAsia="Arial" w:cs="Arial"/>
+          <w:b w:val="0"/>
+          <w:i w:val="0"/>
+          <w:color w:val="000000"/>
+          <w:sz w:val="18"/>
+          <w:highlight w:val="lightGray"/>
+        </w:rPr>
+        <w:t>_</w:t>
+      </w:r>
+      <w:r>
+        <w:rPr>
+          <w:rFonts w:ascii="Arial" w:hAnsi="Arial" w:eastAsia="Arial" w:cs="Arial"/>
+          <w:b w:val="0"/>
+          <w:i w:val="0"/>
+          <w:color w:val="000000"/>
+          <w:sz w:val="18"/>
+          <w:highlight w:val="lightGray"/>
+        </w:rPr>
+        <w:t>E</w:t>
+      </w:r>
+      <w:r>
+        <w:rPr>
+          <w:rFonts w:ascii="Arial" w:hAnsi="Arial" w:eastAsia="Arial" w:cs="Arial"/>
+          <w:b w:val="0"/>
+          <w:i w:val="0"/>
+          <w:color w:val="000000"/>
+          <w:sz w:val="18"/>
+          <w:highlight w:val="lightGray"/>
+        </w:rPr>
+        <w:t>n</w:t>
+      </w:r>
+      <w:r>
+        <w:rPr>
+          <w:rFonts w:ascii="Arial" w:hAnsi="Arial" w:eastAsia="Arial" w:cs="Arial"/>
+          <w:b w:val="0"/>
+          <w:i w:val="0"/>
+          <w:color w:val="000000"/>
+          <w:sz w:val="18"/>
+          <w:highlight w:val="lightGray"/>
+        </w:rPr>
+        <w:t xml:space="preserve"> </w:t>
+      </w:r>
+      <w:r>
+        <w:rPr>
+          <w:rFonts w:ascii="Arial" w:hAnsi="Arial" w:eastAsia="Arial" w:cs="Arial"/>
+          <w:b w:val="0"/>
+          <w:i w:val="0"/>
+          <w:color w:val="000000"/>
+          <w:sz w:val="18"/>
+          <w:highlight w:val="lightGray"/>
+        </w:rPr>
+        <w:t>C</w:t>
+      </w:r>
+      <w:r>
+        <w:rPr>
+          <w:rFonts w:ascii="Arial" w:hAnsi="Arial" w:eastAsia="Arial" w:cs="Arial"/>
+          <w:b w:val="0"/>
+          <w:i w:val="0"/>
+          <w:color w:val="000000"/>
+          <w:sz w:val="18"/>
+          <w:highlight w:val="lightGray"/>
+        </w:rPr>
+        <w:t>o</w:t>
+      </w:r>
+      <w:r>
+        <w:rPr>
+          <w:rFonts w:ascii="Arial" w:hAnsi="Arial" w:eastAsia="Arial" w:cs="Arial"/>
+          <w:b w:val="0"/>
+          <w:i w:val="0"/>
+          <w:color w:val="000000"/>
+          <w:sz w:val="18"/>
+          <w:highlight w:val="lightGray"/>
+        </w:rPr>
+        <w:t>l</w:t>
+      </w:r>
+      <w:r>
+        <w:rPr>
+          <w:rFonts w:ascii="Arial" w:hAnsi="Arial" w:eastAsia="Arial" w:cs="Arial"/>
+          <w:b w:val="0"/>
+          <w:i w:val="0"/>
+          <w:color w:val="000000"/>
+          <w:sz w:val="18"/>
+          <w:highlight w:val="lightGray"/>
+        </w:rPr>
+        <w:t>u</w:t>
+      </w:r>
+      <w:r>
+        <w:rPr>
+          <w:rFonts w:ascii="Arial" w:hAnsi="Arial" w:eastAsia="Arial" w:cs="Arial"/>
+          <w:b w:val="0"/>
+          <w:i w:val="0"/>
+          <w:color w:val="000000"/>
+          <w:sz w:val="18"/>
+          <w:highlight w:val="lightGray"/>
+        </w:rPr>
+        <w:t>m</w:t>
+      </w:r>
+      <w:r>
+        <w:rPr>
+          <w:rFonts w:ascii="Arial" w:hAnsi="Arial" w:eastAsia="Arial" w:cs="Arial"/>
+          <w:b w:val="0"/>
+          <w:i w:val="0"/>
+          <w:color w:val="000000"/>
+          <w:sz w:val="18"/>
+          <w:highlight w:val="lightGray"/>
+        </w:rPr>
+        <w:t>n</w:t>
+      </w:r>
+      <w:r>
+        <w:rPr>
+          <w:rFonts w:ascii="Arial" w:hAnsi="Arial" w:eastAsia="Arial" w:cs="Arial"/>
+          <w:b w:val="0"/>
+          <w:i w:val="0"/>
+          <w:color w:val="000000"/>
+          <w:sz w:val="18"/>
+          <w:highlight w:val="lightGray"/>
+        </w:rPr>
+        <w:t>:</w:t>
+      </w:r>
+      <w:r>
+        <w:rPr>
+          <w:rFonts w:ascii="Arial" w:hAnsi="Arial" w:eastAsia="Arial" w:cs="Arial"/>
+          <w:b w:val="0"/>
+          <w:i w:val="0"/>
+          <w:color w:val="000000"/>
+          <w:sz w:val="18"/>
+          <w:highlight w:val="lightGray"/>
+        </w:rPr>
+        <w:t xml:space="preserve"> </w:t>
+      </w:r>
+      <w:r>
+        <w:rPr>
+          <w:rFonts w:ascii="Arial" w:hAnsi="Arial" w:eastAsia="Arial" w:cs="Arial"/>
+          <w:b w:val="0"/>
+          <w:i w:val="0"/>
+          <w:color w:val="000000"/>
+          <w:sz w:val="18"/>
+          <w:highlight w:val="lightGray"/>
+        </w:rPr>
+        <w:t>M</w:t>
+      </w:r>
+      <w:r>
+        <w:rPr>
+          <w:rFonts w:ascii="Arial" w:hAnsi="Arial" w:eastAsia="Arial" w:cs="Arial"/>
+          <w:b w:val="0"/>
+          <w:i w:val="0"/>
+          <w:color w:val="000000"/>
+          <w:sz w:val="18"/>
+          <w:highlight w:val="lightGray"/>
+        </w:rPr>
+        <w:t>o</w:t>
+      </w:r>
+      <w:r>
+        <w:rPr>
+          <w:rFonts w:ascii="Arial" w:hAnsi="Arial" w:eastAsia="Arial" w:cs="Arial"/>
+          <w:b w:val="0"/>
+          <w:i w:val="0"/>
+          <w:color w:val="000000"/>
+          <w:sz w:val="18"/>
+          <w:highlight w:val="lightGray"/>
+        </w:rPr>
+        <w:t>t</w:t>
+      </w:r>
+      <w:r>
+        <w:rPr>
+          <w:rFonts w:ascii="Arial" w:hAnsi="Arial" w:eastAsia="Arial" w:cs="Arial"/>
+          <w:b w:val="0"/>
+          <w:i w:val="0"/>
+          <w:color w:val="000000"/>
+          <w:sz w:val="18"/>
+          <w:highlight w:val="lightGray"/>
+        </w:rPr>
+        <w:t>a</w:t>
+      </w:r>
+      <w:r>
+        <w:rPr>
+          <w:rFonts w:ascii="Arial" w:hAnsi="Arial" w:eastAsia="Arial" w:cs="Arial"/>
+          <w:b w:val="0"/>
+          <w:i w:val="0"/>
+          <w:color w:val="000000"/>
+          <w:sz w:val="18"/>
+          <w:highlight w:val="lightGray"/>
+        </w:rPr>
+        <w:t>s</w:t>
+      </w:r>
+      <w:r>
+        <w:rPr>
+          <w:rFonts w:ascii="Arial" w:hAnsi="Arial" w:eastAsia="Arial" w:cs="Arial"/>
+          <w:b w:val="0"/>
+          <w:i w:val="0"/>
+          <w:color w:val="000000"/>
+          <w:sz w:val="18"/>
+          <w:highlight w:val="lightGray"/>
+        </w:rPr>
+        <w:t>e</w:t>
+      </w:r>
+      <w:r>
+        <w:rPr>
+          <w:rFonts w:ascii="Arial" w:hAnsi="Arial" w:eastAsia="Arial" w:cs="Arial"/>
+          <w:b w:val="0"/>
+          <w:i w:val="0"/>
+          <w:color w:val="000000"/>
+          <w:sz w:val="18"/>
+          <w:highlight w:val="lightGray"/>
+        </w:rPr>
+        <w:t>m</w:t>
+      </w:r>
+      <w:r>
+        <w:rPr>
+          <w:rFonts w:ascii="Arial" w:hAnsi="Arial" w:eastAsia="Arial" w:cs="Arial"/>
+          <w:b w:val="0"/>
+          <w:i w:val="0"/>
+          <w:color w:val="000000"/>
+          <w:sz w:val="18"/>
+          <w:highlight w:val="lightGray"/>
+        </w:rPr>
+        <w:t xml:space="preserve"> </w:t>
+      </w:r>
+      <w:r>
+        <w:rPr>
+          <w:rFonts w:ascii="Arial" w:hAnsi="Arial" w:eastAsia="Arial" w:cs="Arial"/>
+          <w:b w:val="0"/>
+          <w:i w:val="0"/>
+          <w:color w:val="000000"/>
+          <w:sz w:val="18"/>
+          <w:highlight w:val="lightGray"/>
+        </w:rPr>
+        <w:t>E</w:t>
+      </w:r>
+      <w:r>
+        <w:rPr>
+          <w:rFonts w:ascii="Arial" w:hAnsi="Arial" w:eastAsia="Arial" w:cs="Arial"/>
+          <w:b w:val="0"/>
+          <w:i w:val="0"/>
+          <w:color w:val="000000"/>
+          <w:sz w:val="18"/>
+          <w:highlight w:val="lightGray"/>
+        </w:rPr>
+        <w:t>s</w:t>
+      </w:r>
+      <w:r>
+        <w:rPr>
+          <w:rFonts w:ascii="Arial" w:hAnsi="Arial" w:eastAsia="Arial" w:cs="Arial"/>
+          <w:b w:val="0"/>
+          <w:i w:val="0"/>
+          <w:color w:val="000000"/>
+          <w:sz w:val="18"/>
+          <w:highlight w:val="lightGray"/>
+        </w:rPr>
+        <w:t>s</w:t>
+      </w:r>
+      <w:r>
+        <w:rPr>
+          <w:rFonts w:ascii="Arial" w:hAnsi="Arial" w:eastAsia="Arial" w:cs="Arial"/>
+          <w:b w:val="0"/>
+          <w:i w:val="0"/>
+          <w:color w:val="000000"/>
+          <w:sz w:val="18"/>
+          <w:highlight w:val="lightGray"/>
+        </w:rPr>
+        <w:t>a</w:t>
+      </w:r>
+      <w:r>
+        <w:rPr>
+          <w:rFonts w:ascii="Arial" w:hAnsi="Arial" w:eastAsia="Arial" w:cs="Arial"/>
+          <w:b w:val="0"/>
+          <w:i w:val="0"/>
+          <w:color w:val="000000"/>
+          <w:sz w:val="18"/>
+          <w:highlight w:val="lightGray"/>
+        </w:rPr>
+        <w:t>m</w:t>
+      </w:r>
+      <w:r>
+        <w:rPr>
+          <w:rFonts w:ascii="Arial" w:hAnsi="Arial" w:eastAsia="Arial" w:cs="Arial"/>
+          <w:b w:val="0"/>
+          <w:i w:val="0"/>
+          <w:color w:val="000000"/>
+          <w:sz w:val="18"/>
+          <w:highlight w:val="lightGray"/>
+        </w:rPr>
+        <w:t>]</w:t>
+      </w:r>
+      <w:r>
+        <w:rPr>
+          <w:rFonts w:ascii="Arial" w:hAnsi="Arial" w:eastAsia="Arial" w:cs="Arial"/>
+          <w:b w:val="0"/>
+          <w:i w:val="0"/>
+          <w:color w:val="000000"/>
+          <w:sz w:val="18"/>
+          <w:highlight w:val="lightGray"/>
+        </w:rPr>
+        <w:t xml:space="preserve"> </w:t>
+      </w:r>
+      <w:r>
+        <w:rPr>
+          <w:rFonts w:ascii="Arial" w:hAnsi="Arial" w:eastAsia="Arial" w:cs="Arial"/>
+          <w:b w:val="0"/>
+          <w:i w:val="0"/>
+          <w:color w:val="000000"/>
+          <w:sz w:val="18"/>
+          <w:highlight w:val="lightGray"/>
+        </w:rPr>
+        <w:t>-</w:t>
+      </w:r>
+      <w:r>
+        <w:rPr>
+          <w:rFonts w:ascii="Arial" w:hAnsi="Arial" w:eastAsia="Arial" w:cs="Arial"/>
+          <w:b w:val="0"/>
+          <w:i w:val="0"/>
+          <w:color w:val="000000"/>
+          <w:sz w:val="18"/>
+          <w:highlight w:val="lightGray"/>
+        </w:rPr>
+        <w:t>&gt;</w:t>
+      </w:r>
+      <w:r>
+        <w:rPr>
+          <w:rFonts w:ascii="Arial" w:hAnsi="Arial" w:eastAsia="Arial" w:cs="Arial"/>
+          <w:b w:val="0"/>
+          <w:i w:val="0"/>
+          <w:color w:val="000000"/>
+          <w:sz w:val="18"/>
+          <w:highlight w:val="lightGray"/>
+        </w:rPr>
+        <w:t xml:space="preserve"> </w:t>
+      </w:r>
+      <w:r>
+        <w:rPr>
+          <w:rFonts w:ascii="Arial" w:hAnsi="Arial" w:eastAsia="Arial" w:cs="Arial"/>
+          <w:b/>
+          <w:i w:val="0"/>
+          <w:color w:val="000000"/>
+          <w:sz w:val="18"/>
+          <w:highlight w:val="lightGray"/>
+        </w:rPr>
+        <w:t>F</w:t>
+      </w:r>
+      <w:r>
+        <w:rPr>
+          <w:rFonts w:ascii="Arial" w:hAnsi="Arial" w:eastAsia="Arial" w:cs="Arial"/>
+          <w:b/>
+          <w:i w:val="0"/>
+          <w:color w:val="000000"/>
+          <w:sz w:val="18"/>
+          <w:highlight w:val="lightGray"/>
+        </w:rPr>
+        <w:t>r</w:t>
+      </w:r>
+      <w:r>
+        <w:rPr>
+          <w:rFonts w:ascii="Arial" w:hAnsi="Arial" w:eastAsia="Arial" w:cs="Arial"/>
+          <w:b/>
+          <w:i w:val="0"/>
+          <w:color w:val="000000"/>
+          <w:sz w:val="18"/>
+          <w:highlight w:val="lightGray"/>
+        </w:rPr>
+        <w:t>o</w:t>
+      </w:r>
+      <w:r>
+        <w:rPr>
+          <w:rFonts w:ascii="Arial" w:hAnsi="Arial" w:eastAsia="Arial" w:cs="Arial"/>
+          <w:b/>
+          <w:i w:val="0"/>
+          <w:color w:val="000000"/>
+          <w:sz w:val="18"/>
+          <w:highlight w:val="lightGray"/>
+        </w:rPr>
+        <w:t>m</w:t>
+      </w:r>
+      <w:r>
+        <w:rPr>
+          <w:rFonts w:ascii="Arial" w:hAnsi="Arial" w:eastAsia="Arial" w:cs="Arial"/>
+          <w:b/>
+          <w:i w:val="0"/>
+          <w:color w:val="000000"/>
+          <w:sz w:val="18"/>
+          <w:highlight w:val="lightGray"/>
+        </w:rPr>
+        <w:t>:</w:t>
+      </w:r>
+      <w:r>
+        <w:rPr>
+          <w:rFonts w:ascii="Arial" w:hAnsi="Arial" w:eastAsia="Arial" w:cs="Arial"/>
+          <w:b w:val="0"/>
+          <w:i w:val="0"/>
+          <w:color w:val="000000"/>
+          <w:sz w:val="18"/>
+          <w:highlight w:val="lightGray"/>
+        </w:rPr>
+        <w:t xml:space="preserve"> </w:t>
+      </w:r>
+      <w:r>
+        <w:rPr>
+          <w:rFonts w:ascii="Arial" w:hAnsi="Arial" w:eastAsia="Arial" w:cs="Arial"/>
+          <w:b w:val="0"/>
+          <w:i w:val="0"/>
+          <w:color w:val="000000"/>
+          <w:sz w:val="18"/>
+          <w:highlight w:val="lightGray"/>
+        </w:rPr>
+        <w:t>[</w:t>
+      </w:r>
+      <w:r>
+        <w:rPr>
+          <w:rFonts w:ascii="Arial" w:hAnsi="Arial" w:eastAsia="Arial" w:cs="Arial"/>
+          <w:b w:val="0"/>
+          <w:i w:val="0"/>
+          <w:color w:val="000000"/>
+          <w:sz w:val="18"/>
+          <w:highlight w:val="lightGray"/>
+        </w:rPr>
+        <w:t>C</w:t>
+      </w:r>
+      <w:r>
+        <w:rPr>
+          <w:rFonts w:ascii="Arial" w:hAnsi="Arial" w:eastAsia="Arial" w:cs="Arial"/>
+          <w:b w:val="0"/>
+          <w:i w:val="0"/>
+          <w:color w:val="000000"/>
+          <w:sz w:val="18"/>
+          <w:highlight w:val="lightGray"/>
+        </w:rPr>
+        <w:t>h</w:t>
+      </w:r>
+      <w:r>
+        <w:rPr>
+          <w:rFonts w:ascii="Arial" w:hAnsi="Arial" w:eastAsia="Arial" w:cs="Arial"/>
+          <w:b w:val="0"/>
+          <w:i w:val="0"/>
+          <w:color w:val="000000"/>
+          <w:sz w:val="18"/>
+          <w:highlight w:val="lightGray"/>
+        </w:rPr>
+        <w:t>a</w:t>
+      </w:r>
+      <w:r>
+        <w:rPr>
+          <w:rFonts w:ascii="Arial" w:hAnsi="Arial" w:eastAsia="Arial" w:cs="Arial"/>
+          <w:b w:val="0"/>
+          <w:i w:val="0"/>
+          <w:color w:val="000000"/>
+          <w:sz w:val="18"/>
+          <w:highlight w:val="lightGray"/>
+        </w:rPr>
+        <w:t>t</w:t>
+      </w:r>
+      <w:r>
+        <w:rPr>
+          <w:rFonts w:ascii="Arial" w:hAnsi="Arial" w:eastAsia="Arial" w:cs="Arial"/>
+          <w:b w:val="0"/>
+          <w:i w:val="0"/>
+          <w:color w:val="000000"/>
+          <w:sz w:val="18"/>
+          <w:highlight w:val="lightGray"/>
+        </w:rPr>
+        <w:t>G</w:t>
+      </w:r>
+      <w:r>
+        <w:rPr>
+          <w:rFonts w:ascii="Arial" w:hAnsi="Arial" w:eastAsia="Arial" w:cs="Arial"/>
+          <w:b w:val="0"/>
+          <w:i w:val="0"/>
+          <w:color w:val="000000"/>
+          <w:sz w:val="18"/>
+          <w:highlight w:val="lightGray"/>
+        </w:rPr>
+        <w:t>P</w:t>
+      </w:r>
+      <w:r>
+        <w:rPr>
+          <w:rFonts w:ascii="Arial" w:hAnsi="Arial" w:eastAsia="Arial" w:cs="Arial"/>
+          <w:b w:val="0"/>
+          <w:i w:val="0"/>
+          <w:color w:val="000000"/>
+          <w:sz w:val="18"/>
+          <w:highlight w:val="lightGray"/>
+        </w:rPr>
+        <w:t>T</w:t>
+      </w:r>
+      <w:r>
+        <w:rPr>
+          <w:rFonts w:ascii="Arial" w:hAnsi="Arial" w:eastAsia="Arial" w:cs="Arial"/>
+          <w:b w:val="0"/>
+          <w:i w:val="0"/>
+          <w:color w:val="000000"/>
+          <w:sz w:val="18"/>
+          <w:highlight w:val="lightGray"/>
+        </w:rPr>
+        <w:t>]</w:t>
+      </w:r>
+      <w:r>
+        <w:rPr>
+          <w:rFonts w:ascii="Arial" w:hAnsi="Arial" w:eastAsia="Arial" w:cs="Arial"/>
+          <w:b w:val="0"/>
+          <w:i w:val="0"/>
+          <w:color w:val="000000"/>
+          <w:sz w:val="18"/>
+          <w:highlight w:val="lightGray"/>
+        </w:rPr>
+        <w:t xml:space="preserve"> </w:t>
+      </w:r>
+      <w:r>
+        <w:rPr>
+          <w:rFonts w:ascii="Arial" w:hAnsi="Arial" w:eastAsia="Arial" w:cs="Arial"/>
+          <w:b/>
+          <w:i w:val="0"/>
+          <w:color w:val="000000"/>
+          <w:sz w:val="18"/>
+          <w:highlight w:val="lightGray"/>
+        </w:rPr>
+        <w:t>o</w:t>
+      </w:r>
+      <w:r>
+        <w:rPr>
+          <w:rFonts w:ascii="Arial" w:hAnsi="Arial" w:eastAsia="Arial" w:cs="Arial"/>
+          <w:b/>
+          <w:i w:val="0"/>
+          <w:color w:val="000000"/>
+          <w:sz w:val="18"/>
+          <w:highlight w:val="lightGray"/>
+        </w:rPr>
+        <w:t>n</w:t>
+      </w:r>
+      <w:r>
+        <w:rPr>
+          <w:rFonts w:ascii="Arial" w:hAnsi="Arial" w:eastAsia="Arial" w:cs="Arial"/>
+          <w:b/>
+          <w:i w:val="0"/>
+          <w:color w:val="000000"/>
+          <w:sz w:val="18"/>
+          <w:highlight w:val="lightGray"/>
+        </w:rPr>
+        <w:t xml:space="preserve"> </w:t>
+      </w:r>
+      <w:r>
+        <w:rPr>
+          <w:rFonts w:ascii="Arial" w:hAnsi="Arial" w:eastAsia="Arial" w:cs="Arial"/>
+          <w:b w:val="0"/>
+          <w:i w:val="0"/>
+          <w:color w:val="000000"/>
+          <w:sz w:val="18"/>
+          <w:highlight w:val="lightGray"/>
+        </w:rPr>
+        <w:t>[</w:t>
+      </w:r>
+      <w:r>
+        <w:rPr>
+          <w:rFonts w:ascii="Arial" w:hAnsi="Arial" w:eastAsia="Arial" w:cs="Arial"/>
+          <w:b w:val="0"/>
+          <w:i w:val="0"/>
+          <w:color w:val="000000"/>
+          <w:sz w:val="18"/>
+          <w:highlight w:val="lightGray"/>
+        </w:rPr>
+        <w:t>8</w:t>
+      </w:r>
+      <w:r>
+        <w:rPr>
+          <w:rFonts w:ascii="Arial" w:hAnsi="Arial" w:eastAsia="Arial" w:cs="Arial"/>
+          <w:b w:val="0"/>
+          <w:i w:val="0"/>
+          <w:color w:val="000000"/>
+          <w:sz w:val="18"/>
+          <w:highlight w:val="lightGray"/>
+        </w:rPr>
+        <w:t>/</w:t>
+      </w:r>
+      <w:r>
+        <w:rPr>
+          <w:rFonts w:ascii="Arial" w:hAnsi="Arial" w:eastAsia="Arial" w:cs="Arial"/>
+          <w:b w:val="0"/>
+          <w:i w:val="0"/>
+          <w:color w:val="000000"/>
+          <w:sz w:val="18"/>
+          <w:highlight w:val="lightGray"/>
+        </w:rPr>
+        <w:t>7</w:t>
+      </w:r>
+      <w:r>
+        <w:rPr>
+          <w:rFonts w:ascii="Arial" w:hAnsi="Arial" w:eastAsia="Arial" w:cs="Arial"/>
+          <w:b w:val="0"/>
+          <w:i w:val="0"/>
+          <w:color w:val="000000"/>
+          <w:sz w:val="18"/>
+          <w:highlight w:val="lightGray"/>
+        </w:rPr>
+        <w:t>/</w:t>
+      </w:r>
+      <w:r>
+        <w:rPr>
+          <w:rFonts w:ascii="Arial" w:hAnsi="Arial" w:eastAsia="Arial" w:cs="Arial"/>
+          <w:b w:val="0"/>
+          <w:i w:val="0"/>
+          <w:color w:val="000000"/>
+          <w:sz w:val="18"/>
+          <w:highlight w:val="lightGray"/>
+        </w:rPr>
+        <w:t>2</w:t>
+      </w:r>
+      <w:r>
+        <w:rPr>
+          <w:rFonts w:ascii="Arial" w:hAnsi="Arial" w:eastAsia="Arial" w:cs="Arial"/>
+          <w:b w:val="0"/>
+          <w:i w:val="0"/>
+          <w:color w:val="000000"/>
+          <w:sz w:val="18"/>
+          <w:highlight w:val="lightGray"/>
+        </w:rPr>
+        <w:t>0</w:t>
+      </w:r>
+      <w:r>
+        <w:rPr>
+          <w:rFonts w:ascii="Arial" w:hAnsi="Arial" w:eastAsia="Arial" w:cs="Arial"/>
+          <w:b w:val="0"/>
+          <w:i w:val="0"/>
+          <w:color w:val="000000"/>
+          <w:sz w:val="18"/>
+          <w:highlight w:val="lightGray"/>
+        </w:rPr>
+        <w:t>2</w:t>
+      </w:r>
+      <w:r>
+        <w:rPr>
+          <w:rFonts w:ascii="Arial" w:hAnsi="Arial" w:eastAsia="Arial" w:cs="Arial"/>
+          <w:b w:val="0"/>
+          <w:i w:val="0"/>
+          <w:color w:val="000000"/>
+          <w:sz w:val="18"/>
+          <w:highlight w:val="lightGray"/>
+        </w:rPr>
+        <w:t>5</w:t>
+      </w:r>
+      <w:r>
+        <w:rPr>
+          <w:rFonts w:ascii="Arial" w:hAnsi="Arial" w:eastAsia="Arial" w:cs="Arial"/>
+          <w:b w:val="0"/>
+          <w:i w:val="0"/>
+          <w:color w:val="000000"/>
+          <w:sz w:val="18"/>
+          <w:highlight w:val="lightGray"/>
+        </w:rPr>
+        <w:t>]</w:t>
       </w:r>
     </w:p>
     <w:p>
@@ -1538,78 +5933,1543 @@
       </w:pPr>
       <w:r>
         <w:rPr>
-          <w:rFonts w:ascii="Arial" w:eastAsia="Arial" w:hAnsi="Arial" w:cs="Arial"/>
-          <w:b/>
-          <w:color w:val="000000"/>
-          <w:sz w:val="18"/>
-          <w:highlight w:val="lightGray"/>
-        </w:rPr>
-        <w:t># Source: AI Source: Provided by: [Data Path</w:t>
-      </w:r>
-      <w:r>
-        <w:rPr>
-          <w:rFonts w:ascii="Arial" w:eastAsia="Arial" w:hAnsi="Arial" w:cs="Arial"/>
-          <w:color w:val="000000"/>
-          <w:sz w:val="18"/>
-          <w:highlight w:val="lightGray"/>
-        </w:rPr>
-        <w:t xml:space="preserve">: Persons Table -&gt; ID Column: 1, Name_En Column: Motasem Essam] -&gt; </w:t>
-      </w:r>
-      <w:r>
-        <w:rPr>
-          <w:rFonts w:ascii="Arial" w:eastAsia="Arial" w:hAnsi="Arial" w:cs="Arial"/>
-          <w:b/>
-          <w:color w:val="000000"/>
-          <w:sz w:val="18"/>
-          <w:highlight w:val="lightGray"/>
-        </w:rPr>
-        <w:t>From:</w:t>
-      </w:r>
-      <w:r>
-        <w:rPr>
-          <w:rFonts w:ascii="Arial" w:eastAsia="Arial" w:hAnsi="Arial" w:cs="Arial"/>
-          <w:color w:val="000000"/>
-          <w:sz w:val="18"/>
-          <w:highlight w:val="lightGray"/>
-        </w:rPr>
-        <w:t xml:space="preserve"> [Chatgpt (GPT</w:t>
-      </w:r>
-      <w:r>
-        <w:rPr>
-          <w:rFonts w:ascii="Arial" w:eastAsia="Arial" w:hAnsi="Arial" w:cs="Cambria Math"/>
-          <w:color w:val="000000"/>
-          <w:sz w:val="18"/>
-          <w:highlight w:val="lightGray"/>
-        </w:rPr>
-        <w:t>‑</w:t>
-      </w:r>
-      <w:r>
-        <w:rPr>
-          <w:rFonts w:ascii="Arial" w:eastAsia="Arial" w:hAnsi="Arial" w:cs="Arial"/>
-          <w:color w:val="000000"/>
-          <w:sz w:val="18"/>
-          <w:highlight w:val="lightGray"/>
-        </w:rPr>
-        <w:t xml:space="preserve">5 Mini)] </w:t>
-      </w:r>
-      <w:r>
-        <w:rPr>
-          <w:rFonts w:ascii="Arial" w:eastAsia="Arial" w:hAnsi="Arial" w:cs="Arial"/>
-          <w:b/>
-          <w:color w:val="000000"/>
-          <w:sz w:val="18"/>
-          <w:highlight w:val="lightGray"/>
-        </w:rPr>
-        <w:t>on</w:t>
-      </w:r>
-      <w:r>
-        <w:rPr>
-          <w:rFonts w:ascii="Arial" w:eastAsia="Arial" w:hAnsi="Arial"/>
-          <w:b/>
-          <w:sz w:val="18"/>
-          <w:highlight w:val="lightGray"/>
-        </w:rPr>
-        <w:t xml:space="preserve"> [8/7/2025]</w:t>
+          <w:rFonts w:ascii="Arial" w:hAnsi="Arial" w:eastAsia="Arial" w:cs="Arial"/>
+          <w:b/>
+          <w:i w:val="0"/>
+          <w:color w:val="000000"/>
+          <w:sz w:val="18"/>
+          <w:highlight w:val="lightGray"/>
+        </w:rPr>
+        <w:t>#</w:t>
+      </w:r>
+      <w:r>
+        <w:rPr>
+          <w:rFonts w:ascii="Arial" w:hAnsi="Arial" w:eastAsia="Arial" w:cs="Arial"/>
+          <w:b/>
+          <w:i w:val="0"/>
+          <w:color w:val="000000"/>
+          <w:sz w:val="18"/>
+          <w:highlight w:val="lightGray"/>
+        </w:rPr>
+        <w:t xml:space="preserve"> </w:t>
+      </w:r>
+      <w:r>
+        <w:rPr>
+          <w:rFonts w:ascii="Arial" w:hAnsi="Arial" w:eastAsia="Arial" w:cs="Arial"/>
+          <w:b/>
+          <w:i w:val="0"/>
+          <w:color w:val="000000"/>
+          <w:sz w:val="18"/>
+          <w:highlight w:val="lightGray"/>
+        </w:rPr>
+        <w:t>S</w:t>
+      </w:r>
+      <w:r>
+        <w:rPr>
+          <w:rFonts w:ascii="Arial" w:hAnsi="Arial" w:eastAsia="Arial" w:cs="Arial"/>
+          <w:b/>
+          <w:i w:val="0"/>
+          <w:color w:val="000000"/>
+          <w:sz w:val="18"/>
+          <w:highlight w:val="lightGray"/>
+        </w:rPr>
+        <w:t>o</w:t>
+      </w:r>
+      <w:r>
+        <w:rPr>
+          <w:rFonts w:ascii="Arial" w:hAnsi="Arial" w:eastAsia="Arial" w:cs="Arial"/>
+          <w:b/>
+          <w:i w:val="0"/>
+          <w:color w:val="000000"/>
+          <w:sz w:val="18"/>
+          <w:highlight w:val="lightGray"/>
+        </w:rPr>
+        <w:t>u</w:t>
+      </w:r>
+      <w:r>
+        <w:rPr>
+          <w:rFonts w:ascii="Arial" w:hAnsi="Arial" w:eastAsia="Arial" w:cs="Arial"/>
+          <w:b/>
+          <w:i w:val="0"/>
+          <w:color w:val="000000"/>
+          <w:sz w:val="18"/>
+          <w:highlight w:val="lightGray"/>
+        </w:rPr>
+        <w:t>r</w:t>
+      </w:r>
+      <w:r>
+        <w:rPr>
+          <w:rFonts w:ascii="Arial" w:hAnsi="Arial" w:eastAsia="Arial" w:cs="Arial"/>
+          <w:b/>
+          <w:i w:val="0"/>
+          <w:color w:val="000000"/>
+          <w:sz w:val="18"/>
+          <w:highlight w:val="lightGray"/>
+        </w:rPr>
+        <w:t>c</w:t>
+      </w:r>
+      <w:r>
+        <w:rPr>
+          <w:rFonts w:ascii="Arial" w:hAnsi="Arial" w:eastAsia="Arial" w:cs="Arial"/>
+          <w:b/>
+          <w:i w:val="0"/>
+          <w:color w:val="000000"/>
+          <w:sz w:val="18"/>
+          <w:highlight w:val="lightGray"/>
+        </w:rPr>
+        <w:t>e</w:t>
+      </w:r>
+      <w:r>
+        <w:rPr>
+          <w:rFonts w:ascii="Arial" w:hAnsi="Arial" w:eastAsia="Arial" w:cs="Arial"/>
+          <w:b/>
+          <w:i w:val="0"/>
+          <w:color w:val="000000"/>
+          <w:sz w:val="18"/>
+          <w:highlight w:val="lightGray"/>
+        </w:rPr>
+        <w:t>:</w:t>
+      </w:r>
+      <w:r>
+        <w:rPr>
+          <w:rFonts w:ascii="Arial" w:hAnsi="Arial" w:eastAsia="Arial" w:cs="Arial"/>
+          <w:b/>
+          <w:i w:val="0"/>
+          <w:color w:val="000000"/>
+          <w:sz w:val="18"/>
+          <w:highlight w:val="lightGray"/>
+        </w:rPr>
+        <w:t xml:space="preserve"> </w:t>
+      </w:r>
+      <w:r>
+        <w:rPr>
+          <w:rFonts w:ascii="Arial" w:hAnsi="Arial" w:eastAsia="Arial" w:cs="Arial"/>
+          <w:b/>
+          <w:i w:val="0"/>
+          <w:color w:val="000000"/>
+          <w:sz w:val="18"/>
+          <w:highlight w:val="lightGray"/>
+        </w:rPr>
+        <w:t>A</w:t>
+      </w:r>
+      <w:r>
+        <w:rPr>
+          <w:rFonts w:ascii="Arial" w:hAnsi="Arial" w:eastAsia="Arial" w:cs="Arial"/>
+          <w:b/>
+          <w:i w:val="0"/>
+          <w:color w:val="000000"/>
+          <w:sz w:val="18"/>
+          <w:highlight w:val="lightGray"/>
+        </w:rPr>
+        <w:t>I</w:t>
+      </w:r>
+      <w:r>
+        <w:rPr>
+          <w:rFonts w:ascii="Arial" w:hAnsi="Arial" w:eastAsia="Arial" w:cs="Arial"/>
+          <w:b/>
+          <w:i w:val="0"/>
+          <w:color w:val="000000"/>
+          <w:sz w:val="18"/>
+          <w:highlight w:val="lightGray"/>
+        </w:rPr>
+        <w:t xml:space="preserve"> </w:t>
+      </w:r>
+      <w:r>
+        <w:rPr>
+          <w:rFonts w:ascii="Arial" w:hAnsi="Arial" w:eastAsia="Arial" w:cs="Arial"/>
+          <w:b/>
+          <w:i w:val="0"/>
+          <w:color w:val="000000"/>
+          <w:sz w:val="18"/>
+          <w:highlight w:val="lightGray"/>
+        </w:rPr>
+        <w:t>S</w:t>
+      </w:r>
+      <w:r>
+        <w:rPr>
+          <w:rFonts w:ascii="Arial" w:hAnsi="Arial" w:eastAsia="Arial" w:cs="Arial"/>
+          <w:b/>
+          <w:i w:val="0"/>
+          <w:color w:val="000000"/>
+          <w:sz w:val="18"/>
+          <w:highlight w:val="lightGray"/>
+        </w:rPr>
+        <w:t>o</w:t>
+      </w:r>
+      <w:r>
+        <w:rPr>
+          <w:rFonts w:ascii="Arial" w:hAnsi="Arial" w:eastAsia="Arial" w:cs="Arial"/>
+          <w:b/>
+          <w:i w:val="0"/>
+          <w:color w:val="000000"/>
+          <w:sz w:val="18"/>
+          <w:highlight w:val="lightGray"/>
+        </w:rPr>
+        <w:t>u</w:t>
+      </w:r>
+      <w:r>
+        <w:rPr>
+          <w:rFonts w:ascii="Arial" w:hAnsi="Arial" w:eastAsia="Arial" w:cs="Arial"/>
+          <w:b/>
+          <w:i w:val="0"/>
+          <w:color w:val="000000"/>
+          <w:sz w:val="18"/>
+          <w:highlight w:val="lightGray"/>
+        </w:rPr>
+        <w:t>r</w:t>
+      </w:r>
+      <w:r>
+        <w:rPr>
+          <w:rFonts w:ascii="Arial" w:hAnsi="Arial" w:eastAsia="Arial" w:cs="Arial"/>
+          <w:b/>
+          <w:i w:val="0"/>
+          <w:color w:val="000000"/>
+          <w:sz w:val="18"/>
+          <w:highlight w:val="lightGray"/>
+        </w:rPr>
+        <w:t>c</w:t>
+      </w:r>
+      <w:r>
+        <w:rPr>
+          <w:rFonts w:ascii="Arial" w:hAnsi="Arial" w:eastAsia="Arial" w:cs="Arial"/>
+          <w:b/>
+          <w:i w:val="0"/>
+          <w:color w:val="000000"/>
+          <w:sz w:val="18"/>
+          <w:highlight w:val="lightGray"/>
+        </w:rPr>
+        <w:t>e</w:t>
+      </w:r>
+      <w:r>
+        <w:rPr>
+          <w:rFonts w:ascii="Arial" w:hAnsi="Arial" w:eastAsia="Arial" w:cs="Arial"/>
+          <w:b/>
+          <w:i w:val="0"/>
+          <w:color w:val="000000"/>
+          <w:sz w:val="18"/>
+          <w:highlight w:val="lightGray"/>
+        </w:rPr>
+        <w:t>:</w:t>
+      </w:r>
+      <w:r>
+        <w:rPr>
+          <w:rFonts w:ascii="Arial" w:hAnsi="Arial" w:eastAsia="Arial" w:cs="Arial"/>
+          <w:b/>
+          <w:i w:val="0"/>
+          <w:color w:val="000000"/>
+          <w:sz w:val="18"/>
+          <w:highlight w:val="lightGray"/>
+        </w:rPr>
+        <w:t xml:space="preserve"> </w:t>
+      </w:r>
+      <w:r>
+        <w:rPr>
+          <w:rFonts w:ascii="Arial" w:hAnsi="Arial" w:eastAsia="Arial" w:cs="Arial"/>
+          <w:b/>
+          <w:i w:val="0"/>
+          <w:color w:val="000000"/>
+          <w:sz w:val="18"/>
+          <w:highlight w:val="lightGray"/>
+        </w:rPr>
+        <w:t>P</w:t>
+      </w:r>
+      <w:r>
+        <w:rPr>
+          <w:rFonts w:ascii="Arial" w:hAnsi="Arial" w:eastAsia="Arial" w:cs="Arial"/>
+          <w:b/>
+          <w:i w:val="0"/>
+          <w:color w:val="000000"/>
+          <w:sz w:val="18"/>
+          <w:highlight w:val="lightGray"/>
+        </w:rPr>
+        <w:t>r</w:t>
+      </w:r>
+      <w:r>
+        <w:rPr>
+          <w:rFonts w:ascii="Arial" w:hAnsi="Arial" w:eastAsia="Arial" w:cs="Arial"/>
+          <w:b/>
+          <w:i w:val="0"/>
+          <w:color w:val="000000"/>
+          <w:sz w:val="18"/>
+          <w:highlight w:val="lightGray"/>
+        </w:rPr>
+        <w:t>o</w:t>
+      </w:r>
+      <w:r>
+        <w:rPr>
+          <w:rFonts w:ascii="Arial" w:hAnsi="Arial" w:eastAsia="Arial" w:cs="Arial"/>
+          <w:b/>
+          <w:i w:val="0"/>
+          <w:color w:val="000000"/>
+          <w:sz w:val="18"/>
+          <w:highlight w:val="lightGray"/>
+        </w:rPr>
+        <w:t>v</w:t>
+      </w:r>
+      <w:r>
+        <w:rPr>
+          <w:rFonts w:ascii="Arial" w:hAnsi="Arial" w:eastAsia="Arial" w:cs="Arial"/>
+          <w:b/>
+          <w:i w:val="0"/>
+          <w:color w:val="000000"/>
+          <w:sz w:val="18"/>
+          <w:highlight w:val="lightGray"/>
+        </w:rPr>
+        <w:t>i</w:t>
+      </w:r>
+      <w:r>
+        <w:rPr>
+          <w:rFonts w:ascii="Arial" w:hAnsi="Arial" w:eastAsia="Arial" w:cs="Arial"/>
+          <w:b/>
+          <w:i w:val="0"/>
+          <w:color w:val="000000"/>
+          <w:sz w:val="18"/>
+          <w:highlight w:val="lightGray"/>
+        </w:rPr>
+        <w:t>d</w:t>
+      </w:r>
+      <w:r>
+        <w:rPr>
+          <w:rFonts w:ascii="Arial" w:hAnsi="Arial" w:eastAsia="Arial" w:cs="Arial"/>
+          <w:b/>
+          <w:i w:val="0"/>
+          <w:color w:val="000000"/>
+          <w:sz w:val="18"/>
+          <w:highlight w:val="lightGray"/>
+        </w:rPr>
+        <w:t>e</w:t>
+      </w:r>
+      <w:r>
+        <w:rPr>
+          <w:rFonts w:ascii="Arial" w:hAnsi="Arial" w:eastAsia="Arial" w:cs="Arial"/>
+          <w:b/>
+          <w:i w:val="0"/>
+          <w:color w:val="000000"/>
+          <w:sz w:val="18"/>
+          <w:highlight w:val="lightGray"/>
+        </w:rPr>
+        <w:t>d</w:t>
+      </w:r>
+      <w:r>
+        <w:rPr>
+          <w:rFonts w:ascii="Arial" w:hAnsi="Arial" w:eastAsia="Arial" w:cs="Arial"/>
+          <w:b/>
+          <w:i w:val="0"/>
+          <w:color w:val="000000"/>
+          <w:sz w:val="18"/>
+          <w:highlight w:val="lightGray"/>
+        </w:rPr>
+        <w:t xml:space="preserve"> </w:t>
+      </w:r>
+      <w:r>
+        <w:rPr>
+          <w:rFonts w:ascii="Arial" w:hAnsi="Arial" w:eastAsia="Arial" w:cs="Arial"/>
+          <w:b/>
+          <w:i w:val="0"/>
+          <w:color w:val="000000"/>
+          <w:sz w:val="18"/>
+          <w:highlight w:val="lightGray"/>
+        </w:rPr>
+        <w:t>b</w:t>
+      </w:r>
+      <w:r>
+        <w:rPr>
+          <w:rFonts w:ascii="Arial" w:hAnsi="Arial" w:eastAsia="Arial" w:cs="Arial"/>
+          <w:b/>
+          <w:i w:val="0"/>
+          <w:color w:val="000000"/>
+          <w:sz w:val="18"/>
+          <w:highlight w:val="lightGray"/>
+        </w:rPr>
+        <w:t>y</w:t>
+      </w:r>
+      <w:r>
+        <w:rPr>
+          <w:rFonts w:ascii="Arial" w:hAnsi="Arial" w:eastAsia="Arial" w:cs="Arial"/>
+          <w:b/>
+          <w:i w:val="0"/>
+          <w:color w:val="000000"/>
+          <w:sz w:val="18"/>
+          <w:highlight w:val="lightGray"/>
+        </w:rPr>
+        <w:t>:</w:t>
+      </w:r>
+      <w:r>
+        <w:rPr>
+          <w:rFonts w:ascii="Arial" w:hAnsi="Arial" w:eastAsia="Arial" w:cs="Arial"/>
+          <w:b/>
+          <w:i w:val="0"/>
+          <w:color w:val="000000"/>
+          <w:sz w:val="18"/>
+          <w:highlight w:val="lightGray"/>
+        </w:rPr>
+        <w:t xml:space="preserve"> </w:t>
+      </w:r>
+      <w:r>
+        <w:rPr>
+          <w:rFonts w:ascii="Arial" w:hAnsi="Arial" w:eastAsia="Arial" w:cs="Arial"/>
+          <w:b/>
+          <w:i w:val="0"/>
+          <w:color w:val="000000"/>
+          <w:sz w:val="18"/>
+          <w:highlight w:val="lightGray"/>
+        </w:rPr>
+        <w:t>[</w:t>
+      </w:r>
+      <w:r>
+        <w:rPr>
+          <w:rFonts w:ascii="Arial" w:hAnsi="Arial" w:eastAsia="Arial" w:cs="Arial"/>
+          <w:b/>
+          <w:i w:val="0"/>
+          <w:color w:val="000000"/>
+          <w:sz w:val="18"/>
+          <w:highlight w:val="lightGray"/>
+        </w:rPr>
+        <w:t>D</w:t>
+      </w:r>
+      <w:r>
+        <w:rPr>
+          <w:rFonts w:ascii="Arial" w:hAnsi="Arial" w:eastAsia="Arial" w:cs="Arial"/>
+          <w:b/>
+          <w:i w:val="0"/>
+          <w:color w:val="000000"/>
+          <w:sz w:val="18"/>
+          <w:highlight w:val="lightGray"/>
+        </w:rPr>
+        <w:t>a</w:t>
+      </w:r>
+      <w:r>
+        <w:rPr>
+          <w:rFonts w:ascii="Arial" w:hAnsi="Arial" w:eastAsia="Arial" w:cs="Arial"/>
+          <w:b/>
+          <w:i w:val="0"/>
+          <w:color w:val="000000"/>
+          <w:sz w:val="18"/>
+          <w:highlight w:val="lightGray"/>
+        </w:rPr>
+        <w:t>t</w:t>
+      </w:r>
+      <w:r>
+        <w:rPr>
+          <w:rFonts w:ascii="Arial" w:hAnsi="Arial" w:eastAsia="Arial" w:cs="Arial"/>
+          <w:b/>
+          <w:i w:val="0"/>
+          <w:color w:val="000000"/>
+          <w:sz w:val="18"/>
+          <w:highlight w:val="lightGray"/>
+        </w:rPr>
+        <w:t>a</w:t>
+      </w:r>
+      <w:r>
+        <w:rPr>
+          <w:rFonts w:ascii="Arial" w:hAnsi="Arial" w:eastAsia="Arial" w:cs="Arial"/>
+          <w:b/>
+          <w:i w:val="0"/>
+          <w:color w:val="000000"/>
+          <w:sz w:val="18"/>
+          <w:highlight w:val="lightGray"/>
+        </w:rPr>
+        <w:t xml:space="preserve"> </w:t>
+      </w:r>
+      <w:r>
+        <w:rPr>
+          <w:rFonts w:ascii="Arial" w:hAnsi="Arial" w:eastAsia="Arial" w:cs="Arial"/>
+          <w:b/>
+          <w:i w:val="0"/>
+          <w:color w:val="000000"/>
+          <w:sz w:val="18"/>
+          <w:highlight w:val="lightGray"/>
+        </w:rPr>
+        <w:t>P</w:t>
+      </w:r>
+      <w:r>
+        <w:rPr>
+          <w:rFonts w:ascii="Arial" w:hAnsi="Arial" w:eastAsia="Arial" w:cs="Arial"/>
+          <w:b/>
+          <w:i w:val="0"/>
+          <w:color w:val="000000"/>
+          <w:sz w:val="18"/>
+          <w:highlight w:val="lightGray"/>
+        </w:rPr>
+        <w:t>a</w:t>
+      </w:r>
+      <w:r>
+        <w:rPr>
+          <w:rFonts w:ascii="Arial" w:hAnsi="Arial" w:eastAsia="Arial" w:cs="Arial"/>
+          <w:b/>
+          <w:i w:val="0"/>
+          <w:color w:val="000000"/>
+          <w:sz w:val="18"/>
+          <w:highlight w:val="lightGray"/>
+        </w:rPr>
+        <w:t>t</w:t>
+      </w:r>
+      <w:r>
+        <w:rPr>
+          <w:rFonts w:ascii="Arial" w:hAnsi="Arial" w:eastAsia="Arial" w:cs="Arial"/>
+          <w:b/>
+          <w:i w:val="0"/>
+          <w:color w:val="000000"/>
+          <w:sz w:val="18"/>
+          <w:highlight w:val="lightGray"/>
+        </w:rPr>
+        <w:t>h</w:t>
+      </w:r>
+      <w:r>
+        <w:rPr>
+          <w:rFonts w:ascii="Arial" w:hAnsi="Arial" w:eastAsia="Arial" w:cs="Arial"/>
+          <w:b w:val="0"/>
+          <w:i w:val="0"/>
+          <w:color w:val="000000"/>
+          <w:sz w:val="18"/>
+          <w:highlight w:val="lightGray"/>
+        </w:rPr>
+        <w:t>:</w:t>
+      </w:r>
+      <w:r>
+        <w:rPr>
+          <w:rFonts w:ascii="Arial" w:hAnsi="Arial" w:eastAsia="Arial" w:cs="Arial"/>
+          <w:b w:val="0"/>
+          <w:i w:val="0"/>
+          <w:color w:val="000000"/>
+          <w:sz w:val="18"/>
+          <w:highlight w:val="lightGray"/>
+        </w:rPr>
+        <w:t xml:space="preserve"> </w:t>
+      </w:r>
+      <w:r>
+        <w:rPr>
+          <w:rFonts w:ascii="Arial" w:hAnsi="Arial" w:eastAsia="Arial" w:cs="Arial"/>
+          <w:b w:val="0"/>
+          <w:i w:val="0"/>
+          <w:color w:val="000000"/>
+          <w:sz w:val="18"/>
+          <w:highlight w:val="lightGray"/>
+        </w:rPr>
+        <w:t>P</w:t>
+      </w:r>
+      <w:r>
+        <w:rPr>
+          <w:rFonts w:ascii="Arial" w:hAnsi="Arial" w:eastAsia="Arial" w:cs="Arial"/>
+          <w:b w:val="0"/>
+          <w:i w:val="0"/>
+          <w:color w:val="000000"/>
+          <w:sz w:val="18"/>
+          <w:highlight w:val="lightGray"/>
+        </w:rPr>
+        <w:t>e</w:t>
+      </w:r>
+      <w:r>
+        <w:rPr>
+          <w:rFonts w:ascii="Arial" w:hAnsi="Arial" w:eastAsia="Arial" w:cs="Arial"/>
+          <w:b w:val="0"/>
+          <w:i w:val="0"/>
+          <w:color w:val="000000"/>
+          <w:sz w:val="18"/>
+          <w:highlight w:val="lightGray"/>
+        </w:rPr>
+        <w:t>r</w:t>
+      </w:r>
+      <w:r>
+        <w:rPr>
+          <w:rFonts w:ascii="Arial" w:hAnsi="Arial" w:eastAsia="Arial" w:cs="Arial"/>
+          <w:b w:val="0"/>
+          <w:i w:val="0"/>
+          <w:color w:val="000000"/>
+          <w:sz w:val="18"/>
+          <w:highlight w:val="lightGray"/>
+        </w:rPr>
+        <w:t>s</w:t>
+      </w:r>
+      <w:r>
+        <w:rPr>
+          <w:rFonts w:ascii="Arial" w:hAnsi="Arial" w:eastAsia="Arial" w:cs="Arial"/>
+          <w:b w:val="0"/>
+          <w:i w:val="0"/>
+          <w:color w:val="000000"/>
+          <w:sz w:val="18"/>
+          <w:highlight w:val="lightGray"/>
+        </w:rPr>
+        <w:t>o</w:t>
+      </w:r>
+      <w:r>
+        <w:rPr>
+          <w:rFonts w:ascii="Arial" w:hAnsi="Arial" w:eastAsia="Arial" w:cs="Arial"/>
+          <w:b w:val="0"/>
+          <w:i w:val="0"/>
+          <w:color w:val="000000"/>
+          <w:sz w:val="18"/>
+          <w:highlight w:val="lightGray"/>
+        </w:rPr>
+        <w:t>n</w:t>
+      </w:r>
+      <w:r>
+        <w:rPr>
+          <w:rFonts w:ascii="Arial" w:hAnsi="Arial" w:eastAsia="Arial" w:cs="Arial"/>
+          <w:b w:val="0"/>
+          <w:i w:val="0"/>
+          <w:color w:val="000000"/>
+          <w:sz w:val="18"/>
+          <w:highlight w:val="lightGray"/>
+        </w:rPr>
+        <w:t>s</w:t>
+      </w:r>
+      <w:r>
+        <w:rPr>
+          <w:rFonts w:ascii="Arial" w:hAnsi="Arial" w:eastAsia="Arial" w:cs="Arial"/>
+          <w:b w:val="0"/>
+          <w:i w:val="0"/>
+          <w:color w:val="000000"/>
+          <w:sz w:val="18"/>
+          <w:highlight w:val="lightGray"/>
+        </w:rPr>
+        <w:t xml:space="preserve"> </w:t>
+      </w:r>
+      <w:r>
+        <w:rPr>
+          <w:rFonts w:ascii="Arial" w:hAnsi="Arial" w:eastAsia="Arial" w:cs="Arial"/>
+          <w:b w:val="0"/>
+          <w:i w:val="0"/>
+          <w:color w:val="000000"/>
+          <w:sz w:val="18"/>
+          <w:highlight w:val="lightGray"/>
+        </w:rPr>
+        <w:t>T</w:t>
+      </w:r>
+      <w:r>
+        <w:rPr>
+          <w:rFonts w:ascii="Arial" w:hAnsi="Arial" w:eastAsia="Arial" w:cs="Arial"/>
+          <w:b w:val="0"/>
+          <w:i w:val="0"/>
+          <w:color w:val="000000"/>
+          <w:sz w:val="18"/>
+          <w:highlight w:val="lightGray"/>
+        </w:rPr>
+        <w:t>a</w:t>
+      </w:r>
+      <w:r>
+        <w:rPr>
+          <w:rFonts w:ascii="Arial" w:hAnsi="Arial" w:eastAsia="Arial" w:cs="Arial"/>
+          <w:b w:val="0"/>
+          <w:i w:val="0"/>
+          <w:color w:val="000000"/>
+          <w:sz w:val="18"/>
+          <w:highlight w:val="lightGray"/>
+        </w:rPr>
+        <w:t>b</w:t>
+      </w:r>
+      <w:r>
+        <w:rPr>
+          <w:rFonts w:ascii="Arial" w:hAnsi="Arial" w:eastAsia="Arial" w:cs="Arial"/>
+          <w:b w:val="0"/>
+          <w:i w:val="0"/>
+          <w:color w:val="000000"/>
+          <w:sz w:val="18"/>
+          <w:highlight w:val="lightGray"/>
+        </w:rPr>
+        <w:t>l</w:t>
+      </w:r>
+      <w:r>
+        <w:rPr>
+          <w:rFonts w:ascii="Arial" w:hAnsi="Arial" w:eastAsia="Arial" w:cs="Arial"/>
+          <w:b w:val="0"/>
+          <w:i w:val="0"/>
+          <w:color w:val="000000"/>
+          <w:sz w:val="18"/>
+          <w:highlight w:val="lightGray"/>
+        </w:rPr>
+        <w:t>e</w:t>
+      </w:r>
+      <w:r>
+        <w:rPr>
+          <w:rFonts w:ascii="Arial" w:hAnsi="Arial" w:eastAsia="Arial" w:cs="Arial"/>
+          <w:b w:val="0"/>
+          <w:i w:val="0"/>
+          <w:color w:val="000000"/>
+          <w:sz w:val="18"/>
+          <w:highlight w:val="lightGray"/>
+        </w:rPr>
+        <w:t xml:space="preserve"> </w:t>
+      </w:r>
+      <w:r>
+        <w:rPr>
+          <w:rFonts w:ascii="Arial" w:hAnsi="Arial" w:eastAsia="Arial" w:cs="Arial"/>
+          <w:b w:val="0"/>
+          <w:i w:val="0"/>
+          <w:color w:val="000000"/>
+          <w:sz w:val="18"/>
+          <w:highlight w:val="lightGray"/>
+        </w:rPr>
+        <w:t>-</w:t>
+      </w:r>
+      <w:r>
+        <w:rPr>
+          <w:rFonts w:ascii="Arial" w:hAnsi="Arial" w:eastAsia="Arial" w:cs="Arial"/>
+          <w:b w:val="0"/>
+          <w:i w:val="0"/>
+          <w:color w:val="000000"/>
+          <w:sz w:val="18"/>
+          <w:highlight w:val="lightGray"/>
+        </w:rPr>
+        <w:t>&gt;</w:t>
+      </w:r>
+      <w:r>
+        <w:rPr>
+          <w:rFonts w:ascii="Arial" w:hAnsi="Arial" w:eastAsia="Arial" w:cs="Arial"/>
+          <w:b w:val="0"/>
+          <w:i w:val="0"/>
+          <w:color w:val="000000"/>
+          <w:sz w:val="18"/>
+          <w:highlight w:val="lightGray"/>
+        </w:rPr>
+        <w:t xml:space="preserve"> </w:t>
+      </w:r>
+      <w:r>
+        <w:rPr>
+          <w:rFonts w:ascii="Arial" w:hAnsi="Arial" w:eastAsia="Arial" w:cs="Arial"/>
+          <w:b w:val="0"/>
+          <w:i w:val="0"/>
+          <w:color w:val="000000"/>
+          <w:sz w:val="18"/>
+          <w:highlight w:val="lightGray"/>
+        </w:rPr>
+        <w:t>I</w:t>
+      </w:r>
+      <w:r>
+        <w:rPr>
+          <w:rFonts w:ascii="Arial" w:hAnsi="Arial" w:eastAsia="Arial" w:cs="Arial"/>
+          <w:b w:val="0"/>
+          <w:i w:val="0"/>
+          <w:color w:val="000000"/>
+          <w:sz w:val="18"/>
+          <w:highlight w:val="lightGray"/>
+        </w:rPr>
+        <w:t>D</w:t>
+      </w:r>
+      <w:r>
+        <w:rPr>
+          <w:rFonts w:ascii="Arial" w:hAnsi="Arial" w:eastAsia="Arial" w:cs="Arial"/>
+          <w:b w:val="0"/>
+          <w:i w:val="0"/>
+          <w:color w:val="000000"/>
+          <w:sz w:val="18"/>
+          <w:highlight w:val="lightGray"/>
+        </w:rPr>
+        <w:t xml:space="preserve"> </w:t>
+      </w:r>
+      <w:r>
+        <w:rPr>
+          <w:rFonts w:ascii="Arial" w:hAnsi="Arial" w:eastAsia="Arial" w:cs="Arial"/>
+          <w:b w:val="0"/>
+          <w:i w:val="0"/>
+          <w:color w:val="000000"/>
+          <w:sz w:val="18"/>
+          <w:highlight w:val="lightGray"/>
+        </w:rPr>
+        <w:t>C</w:t>
+      </w:r>
+      <w:r>
+        <w:rPr>
+          <w:rFonts w:ascii="Arial" w:hAnsi="Arial" w:eastAsia="Arial" w:cs="Arial"/>
+          <w:b w:val="0"/>
+          <w:i w:val="0"/>
+          <w:color w:val="000000"/>
+          <w:sz w:val="18"/>
+          <w:highlight w:val="lightGray"/>
+        </w:rPr>
+        <w:t>o</w:t>
+      </w:r>
+      <w:r>
+        <w:rPr>
+          <w:rFonts w:ascii="Arial" w:hAnsi="Arial" w:eastAsia="Arial" w:cs="Arial"/>
+          <w:b w:val="0"/>
+          <w:i w:val="0"/>
+          <w:color w:val="000000"/>
+          <w:sz w:val="18"/>
+          <w:highlight w:val="lightGray"/>
+        </w:rPr>
+        <w:t>l</w:t>
+      </w:r>
+      <w:r>
+        <w:rPr>
+          <w:rFonts w:ascii="Arial" w:hAnsi="Arial" w:eastAsia="Arial" w:cs="Arial"/>
+          <w:b w:val="0"/>
+          <w:i w:val="0"/>
+          <w:color w:val="000000"/>
+          <w:sz w:val="18"/>
+          <w:highlight w:val="lightGray"/>
+        </w:rPr>
+        <w:t>u</w:t>
+      </w:r>
+      <w:r>
+        <w:rPr>
+          <w:rFonts w:ascii="Arial" w:hAnsi="Arial" w:eastAsia="Arial" w:cs="Arial"/>
+          <w:b w:val="0"/>
+          <w:i w:val="0"/>
+          <w:color w:val="000000"/>
+          <w:sz w:val="18"/>
+          <w:highlight w:val="lightGray"/>
+        </w:rPr>
+        <w:t>m</w:t>
+      </w:r>
+      <w:r>
+        <w:rPr>
+          <w:rFonts w:ascii="Arial" w:hAnsi="Arial" w:eastAsia="Arial" w:cs="Arial"/>
+          <w:b w:val="0"/>
+          <w:i w:val="0"/>
+          <w:color w:val="000000"/>
+          <w:sz w:val="18"/>
+          <w:highlight w:val="lightGray"/>
+        </w:rPr>
+        <w:t>n</w:t>
+      </w:r>
+      <w:r>
+        <w:rPr>
+          <w:rFonts w:ascii="Arial" w:hAnsi="Arial" w:eastAsia="Arial" w:cs="Arial"/>
+          <w:b w:val="0"/>
+          <w:i w:val="0"/>
+          <w:color w:val="000000"/>
+          <w:sz w:val="18"/>
+          <w:highlight w:val="lightGray"/>
+        </w:rPr>
+        <w:t>:</w:t>
+      </w:r>
+      <w:r>
+        <w:rPr>
+          <w:rFonts w:ascii="Arial" w:hAnsi="Arial" w:eastAsia="Arial" w:cs="Arial"/>
+          <w:b w:val="0"/>
+          <w:i w:val="0"/>
+          <w:color w:val="000000"/>
+          <w:sz w:val="18"/>
+          <w:highlight w:val="lightGray"/>
+        </w:rPr>
+        <w:t xml:space="preserve"> </w:t>
+      </w:r>
+      <w:r>
+        <w:rPr>
+          <w:rFonts w:ascii="Arial" w:hAnsi="Arial" w:eastAsia="Arial" w:cs="Arial"/>
+          <w:b w:val="0"/>
+          <w:i w:val="0"/>
+          <w:color w:val="000000"/>
+          <w:sz w:val="18"/>
+          <w:highlight w:val="lightGray"/>
+        </w:rPr>
+        <w:t>1</w:t>
+      </w:r>
+      <w:r>
+        <w:rPr>
+          <w:rFonts w:ascii="Arial" w:hAnsi="Arial" w:eastAsia="Arial" w:cs="Arial"/>
+          <w:b w:val="0"/>
+          <w:i w:val="0"/>
+          <w:color w:val="000000"/>
+          <w:sz w:val="18"/>
+          <w:highlight w:val="lightGray"/>
+        </w:rPr>
+        <w:t>,</w:t>
+      </w:r>
+      <w:r>
+        <w:rPr>
+          <w:rFonts w:ascii="Arial" w:hAnsi="Arial" w:eastAsia="Arial" w:cs="Arial"/>
+          <w:b w:val="0"/>
+          <w:i w:val="0"/>
+          <w:color w:val="000000"/>
+          <w:sz w:val="18"/>
+          <w:highlight w:val="lightGray"/>
+        </w:rPr>
+        <w:t xml:space="preserve"> </w:t>
+      </w:r>
+      <w:r>
+        <w:rPr>
+          <w:rFonts w:ascii="Arial" w:hAnsi="Arial" w:eastAsia="Arial" w:cs="Arial"/>
+          <w:b w:val="0"/>
+          <w:i w:val="0"/>
+          <w:color w:val="000000"/>
+          <w:sz w:val="18"/>
+          <w:highlight w:val="lightGray"/>
+        </w:rPr>
+        <w:t>N</w:t>
+      </w:r>
+      <w:r>
+        <w:rPr>
+          <w:rFonts w:ascii="Arial" w:hAnsi="Arial" w:eastAsia="Arial" w:cs="Arial"/>
+          <w:b w:val="0"/>
+          <w:i w:val="0"/>
+          <w:color w:val="000000"/>
+          <w:sz w:val="18"/>
+          <w:highlight w:val="lightGray"/>
+        </w:rPr>
+        <w:t>a</w:t>
+      </w:r>
+      <w:r>
+        <w:rPr>
+          <w:rFonts w:ascii="Arial" w:hAnsi="Arial" w:eastAsia="Arial" w:cs="Arial"/>
+          <w:b w:val="0"/>
+          <w:i w:val="0"/>
+          <w:color w:val="000000"/>
+          <w:sz w:val="18"/>
+          <w:highlight w:val="lightGray"/>
+        </w:rPr>
+        <w:t>m</w:t>
+      </w:r>
+      <w:r>
+        <w:rPr>
+          <w:rFonts w:ascii="Arial" w:hAnsi="Arial" w:eastAsia="Arial" w:cs="Arial"/>
+          <w:b w:val="0"/>
+          <w:i w:val="0"/>
+          <w:color w:val="000000"/>
+          <w:sz w:val="18"/>
+          <w:highlight w:val="lightGray"/>
+        </w:rPr>
+        <w:t>e</w:t>
+      </w:r>
+      <w:r>
+        <w:rPr>
+          <w:rFonts w:ascii="Arial" w:hAnsi="Arial" w:eastAsia="Arial" w:cs="Arial"/>
+          <w:b w:val="0"/>
+          <w:i w:val="0"/>
+          <w:color w:val="000000"/>
+          <w:sz w:val="18"/>
+          <w:highlight w:val="lightGray"/>
+        </w:rPr>
+        <w:t>_</w:t>
+      </w:r>
+      <w:r>
+        <w:rPr>
+          <w:rFonts w:ascii="Arial" w:hAnsi="Arial" w:eastAsia="Arial" w:cs="Arial"/>
+          <w:b w:val="0"/>
+          <w:i w:val="0"/>
+          <w:color w:val="000000"/>
+          <w:sz w:val="18"/>
+          <w:highlight w:val="lightGray"/>
+        </w:rPr>
+        <w:t>E</w:t>
+      </w:r>
+      <w:r>
+        <w:rPr>
+          <w:rFonts w:ascii="Arial" w:hAnsi="Arial" w:eastAsia="Arial" w:cs="Arial"/>
+          <w:b w:val="0"/>
+          <w:i w:val="0"/>
+          <w:color w:val="000000"/>
+          <w:sz w:val="18"/>
+          <w:highlight w:val="lightGray"/>
+        </w:rPr>
+        <w:t>n</w:t>
+      </w:r>
+      <w:r>
+        <w:rPr>
+          <w:rFonts w:ascii="Arial" w:hAnsi="Arial" w:eastAsia="Arial" w:cs="Arial"/>
+          <w:b w:val="0"/>
+          <w:i w:val="0"/>
+          <w:color w:val="000000"/>
+          <w:sz w:val="18"/>
+          <w:highlight w:val="lightGray"/>
+        </w:rPr>
+        <w:t xml:space="preserve"> </w:t>
+      </w:r>
+      <w:r>
+        <w:rPr>
+          <w:rFonts w:ascii="Arial" w:hAnsi="Arial" w:eastAsia="Arial" w:cs="Arial"/>
+          <w:b w:val="0"/>
+          <w:i w:val="0"/>
+          <w:color w:val="000000"/>
+          <w:sz w:val="18"/>
+          <w:highlight w:val="lightGray"/>
+        </w:rPr>
+        <w:t>C</w:t>
+      </w:r>
+      <w:r>
+        <w:rPr>
+          <w:rFonts w:ascii="Arial" w:hAnsi="Arial" w:eastAsia="Arial" w:cs="Arial"/>
+          <w:b w:val="0"/>
+          <w:i w:val="0"/>
+          <w:color w:val="000000"/>
+          <w:sz w:val="18"/>
+          <w:highlight w:val="lightGray"/>
+        </w:rPr>
+        <w:t>o</w:t>
+      </w:r>
+      <w:r>
+        <w:rPr>
+          <w:rFonts w:ascii="Arial" w:hAnsi="Arial" w:eastAsia="Arial" w:cs="Arial"/>
+          <w:b w:val="0"/>
+          <w:i w:val="0"/>
+          <w:color w:val="000000"/>
+          <w:sz w:val="18"/>
+          <w:highlight w:val="lightGray"/>
+        </w:rPr>
+        <w:t>l</w:t>
+      </w:r>
+      <w:r>
+        <w:rPr>
+          <w:rFonts w:ascii="Arial" w:hAnsi="Arial" w:eastAsia="Arial" w:cs="Arial"/>
+          <w:b w:val="0"/>
+          <w:i w:val="0"/>
+          <w:color w:val="000000"/>
+          <w:sz w:val="18"/>
+          <w:highlight w:val="lightGray"/>
+        </w:rPr>
+        <w:t>u</w:t>
+      </w:r>
+      <w:r>
+        <w:rPr>
+          <w:rFonts w:ascii="Arial" w:hAnsi="Arial" w:eastAsia="Arial" w:cs="Arial"/>
+          <w:b w:val="0"/>
+          <w:i w:val="0"/>
+          <w:color w:val="000000"/>
+          <w:sz w:val="18"/>
+          <w:highlight w:val="lightGray"/>
+        </w:rPr>
+        <w:t>m</w:t>
+      </w:r>
+      <w:r>
+        <w:rPr>
+          <w:rFonts w:ascii="Arial" w:hAnsi="Arial" w:eastAsia="Arial" w:cs="Arial"/>
+          <w:b w:val="0"/>
+          <w:i w:val="0"/>
+          <w:color w:val="000000"/>
+          <w:sz w:val="18"/>
+          <w:highlight w:val="lightGray"/>
+        </w:rPr>
+        <w:t>n</w:t>
+      </w:r>
+      <w:r>
+        <w:rPr>
+          <w:rFonts w:ascii="Arial" w:hAnsi="Arial" w:eastAsia="Arial" w:cs="Arial"/>
+          <w:b w:val="0"/>
+          <w:i w:val="0"/>
+          <w:color w:val="000000"/>
+          <w:sz w:val="18"/>
+          <w:highlight w:val="lightGray"/>
+        </w:rPr>
+        <w:t>:</w:t>
+      </w:r>
+      <w:r>
+        <w:rPr>
+          <w:rFonts w:ascii="Arial" w:hAnsi="Arial" w:eastAsia="Arial" w:cs="Arial"/>
+          <w:b w:val="0"/>
+          <w:i w:val="0"/>
+          <w:color w:val="000000"/>
+          <w:sz w:val="18"/>
+          <w:highlight w:val="lightGray"/>
+        </w:rPr>
+        <w:t xml:space="preserve"> </w:t>
+      </w:r>
+      <w:r>
+        <w:rPr>
+          <w:rFonts w:ascii="Arial" w:hAnsi="Arial" w:eastAsia="Arial" w:cs="Arial"/>
+          <w:b w:val="0"/>
+          <w:i w:val="0"/>
+          <w:color w:val="000000"/>
+          <w:sz w:val="18"/>
+          <w:highlight w:val="lightGray"/>
+        </w:rPr>
+        <w:t>M</w:t>
+      </w:r>
+      <w:r>
+        <w:rPr>
+          <w:rFonts w:ascii="Arial" w:hAnsi="Arial" w:eastAsia="Arial" w:cs="Arial"/>
+          <w:b w:val="0"/>
+          <w:i w:val="0"/>
+          <w:color w:val="000000"/>
+          <w:sz w:val="18"/>
+          <w:highlight w:val="lightGray"/>
+        </w:rPr>
+        <w:t>o</w:t>
+      </w:r>
+      <w:r>
+        <w:rPr>
+          <w:rFonts w:ascii="Arial" w:hAnsi="Arial" w:eastAsia="Arial" w:cs="Arial"/>
+          <w:b w:val="0"/>
+          <w:i w:val="0"/>
+          <w:color w:val="000000"/>
+          <w:sz w:val="18"/>
+          <w:highlight w:val="lightGray"/>
+        </w:rPr>
+        <w:t>t</w:t>
+      </w:r>
+      <w:r>
+        <w:rPr>
+          <w:rFonts w:ascii="Arial" w:hAnsi="Arial" w:eastAsia="Arial" w:cs="Arial"/>
+          <w:b w:val="0"/>
+          <w:i w:val="0"/>
+          <w:color w:val="000000"/>
+          <w:sz w:val="18"/>
+          <w:highlight w:val="lightGray"/>
+        </w:rPr>
+        <w:t>a</w:t>
+      </w:r>
+      <w:r>
+        <w:rPr>
+          <w:rFonts w:ascii="Arial" w:hAnsi="Arial" w:eastAsia="Arial" w:cs="Arial"/>
+          <w:b w:val="0"/>
+          <w:i w:val="0"/>
+          <w:color w:val="000000"/>
+          <w:sz w:val="18"/>
+          <w:highlight w:val="lightGray"/>
+        </w:rPr>
+        <w:t>s</w:t>
+      </w:r>
+      <w:r>
+        <w:rPr>
+          <w:rFonts w:ascii="Arial" w:hAnsi="Arial" w:eastAsia="Arial" w:cs="Arial"/>
+          <w:b w:val="0"/>
+          <w:i w:val="0"/>
+          <w:color w:val="000000"/>
+          <w:sz w:val="18"/>
+          <w:highlight w:val="lightGray"/>
+        </w:rPr>
+        <w:t>e</w:t>
+      </w:r>
+      <w:r>
+        <w:rPr>
+          <w:rFonts w:ascii="Arial" w:hAnsi="Arial" w:eastAsia="Arial" w:cs="Arial"/>
+          <w:b w:val="0"/>
+          <w:i w:val="0"/>
+          <w:color w:val="000000"/>
+          <w:sz w:val="18"/>
+          <w:highlight w:val="lightGray"/>
+        </w:rPr>
+        <w:t>m</w:t>
+      </w:r>
+      <w:r>
+        <w:rPr>
+          <w:rFonts w:ascii="Arial" w:hAnsi="Arial" w:eastAsia="Arial" w:cs="Arial"/>
+          <w:b w:val="0"/>
+          <w:i w:val="0"/>
+          <w:color w:val="000000"/>
+          <w:sz w:val="18"/>
+          <w:highlight w:val="lightGray"/>
+        </w:rPr>
+        <w:t xml:space="preserve"> </w:t>
+      </w:r>
+      <w:r>
+        <w:rPr>
+          <w:rFonts w:ascii="Arial" w:hAnsi="Arial" w:eastAsia="Arial" w:cs="Arial"/>
+          <w:b w:val="0"/>
+          <w:i w:val="0"/>
+          <w:color w:val="000000"/>
+          <w:sz w:val="18"/>
+          <w:highlight w:val="lightGray"/>
+        </w:rPr>
+        <w:t>E</w:t>
+      </w:r>
+      <w:r>
+        <w:rPr>
+          <w:rFonts w:ascii="Arial" w:hAnsi="Arial" w:eastAsia="Arial" w:cs="Arial"/>
+          <w:b w:val="0"/>
+          <w:i w:val="0"/>
+          <w:color w:val="000000"/>
+          <w:sz w:val="18"/>
+          <w:highlight w:val="lightGray"/>
+        </w:rPr>
+        <w:t>s</w:t>
+      </w:r>
+      <w:r>
+        <w:rPr>
+          <w:rFonts w:ascii="Arial" w:hAnsi="Arial" w:eastAsia="Arial" w:cs="Arial"/>
+          <w:b w:val="0"/>
+          <w:i w:val="0"/>
+          <w:color w:val="000000"/>
+          <w:sz w:val="18"/>
+          <w:highlight w:val="lightGray"/>
+        </w:rPr>
+        <w:t>s</w:t>
+      </w:r>
+      <w:r>
+        <w:rPr>
+          <w:rFonts w:ascii="Arial" w:hAnsi="Arial" w:eastAsia="Arial" w:cs="Arial"/>
+          <w:b w:val="0"/>
+          <w:i w:val="0"/>
+          <w:color w:val="000000"/>
+          <w:sz w:val="18"/>
+          <w:highlight w:val="lightGray"/>
+        </w:rPr>
+        <w:t>a</w:t>
+      </w:r>
+      <w:r>
+        <w:rPr>
+          <w:rFonts w:ascii="Arial" w:hAnsi="Arial" w:eastAsia="Arial" w:cs="Arial"/>
+          <w:b w:val="0"/>
+          <w:i w:val="0"/>
+          <w:color w:val="000000"/>
+          <w:sz w:val="18"/>
+          <w:highlight w:val="lightGray"/>
+        </w:rPr>
+        <w:t>m</w:t>
+      </w:r>
+      <w:r>
+        <w:rPr>
+          <w:rFonts w:ascii="Arial" w:hAnsi="Arial" w:eastAsia="Arial" w:cs="Arial"/>
+          <w:b w:val="0"/>
+          <w:i w:val="0"/>
+          <w:color w:val="000000"/>
+          <w:sz w:val="18"/>
+          <w:highlight w:val="lightGray"/>
+        </w:rPr>
+        <w:t>]</w:t>
+      </w:r>
+      <w:r>
+        <w:rPr>
+          <w:rFonts w:ascii="Arial" w:hAnsi="Arial" w:eastAsia="Arial" w:cs="Arial"/>
+          <w:b w:val="0"/>
+          <w:i w:val="0"/>
+          <w:color w:val="000000"/>
+          <w:sz w:val="18"/>
+          <w:highlight w:val="lightGray"/>
+        </w:rPr>
+        <w:t xml:space="preserve"> </w:t>
+      </w:r>
+      <w:r>
+        <w:rPr>
+          <w:rFonts w:ascii="Arial" w:hAnsi="Arial" w:eastAsia="Arial" w:cs="Arial"/>
+          <w:b w:val="0"/>
+          <w:i w:val="0"/>
+          <w:color w:val="000000"/>
+          <w:sz w:val="18"/>
+          <w:highlight w:val="lightGray"/>
+        </w:rPr>
+        <w:t>-</w:t>
+      </w:r>
+      <w:r>
+        <w:rPr>
+          <w:rFonts w:ascii="Arial" w:hAnsi="Arial" w:eastAsia="Arial" w:cs="Arial"/>
+          <w:b w:val="0"/>
+          <w:i w:val="0"/>
+          <w:color w:val="000000"/>
+          <w:sz w:val="18"/>
+          <w:highlight w:val="lightGray"/>
+        </w:rPr>
+        <w:t>&gt;</w:t>
+      </w:r>
+      <w:r>
+        <w:rPr>
+          <w:rFonts w:ascii="Arial" w:hAnsi="Arial" w:eastAsia="Arial" w:cs="Arial"/>
+          <w:b w:val="0"/>
+          <w:i w:val="0"/>
+          <w:color w:val="000000"/>
+          <w:sz w:val="18"/>
+          <w:highlight w:val="lightGray"/>
+        </w:rPr>
+        <w:t xml:space="preserve"> </w:t>
+      </w:r>
+      <w:r>
+        <w:rPr>
+          <w:rFonts w:ascii="Arial" w:hAnsi="Arial" w:eastAsia="Arial" w:cs="Arial"/>
+          <w:b/>
+          <w:i w:val="0"/>
+          <w:color w:val="000000"/>
+          <w:sz w:val="18"/>
+          <w:highlight w:val="lightGray"/>
+        </w:rPr>
+        <w:t>F</w:t>
+      </w:r>
+      <w:r>
+        <w:rPr>
+          <w:rFonts w:ascii="Arial" w:hAnsi="Arial" w:eastAsia="Arial" w:cs="Arial"/>
+          <w:b/>
+          <w:i w:val="0"/>
+          <w:color w:val="000000"/>
+          <w:sz w:val="18"/>
+          <w:highlight w:val="lightGray"/>
+        </w:rPr>
+        <w:t>r</w:t>
+      </w:r>
+      <w:r>
+        <w:rPr>
+          <w:rFonts w:ascii="Arial" w:hAnsi="Arial" w:eastAsia="Arial" w:cs="Arial"/>
+          <w:b/>
+          <w:i w:val="0"/>
+          <w:color w:val="000000"/>
+          <w:sz w:val="18"/>
+          <w:highlight w:val="lightGray"/>
+        </w:rPr>
+        <w:t>o</w:t>
+      </w:r>
+      <w:r>
+        <w:rPr>
+          <w:rFonts w:ascii="Arial" w:hAnsi="Arial" w:eastAsia="Arial" w:cs="Arial"/>
+          <w:b/>
+          <w:i w:val="0"/>
+          <w:color w:val="000000"/>
+          <w:sz w:val="18"/>
+          <w:highlight w:val="lightGray"/>
+        </w:rPr>
+        <w:t>m</w:t>
+      </w:r>
+      <w:r>
+        <w:rPr>
+          <w:rFonts w:ascii="Arial" w:hAnsi="Arial" w:eastAsia="Arial" w:cs="Arial"/>
+          <w:b/>
+          <w:i w:val="0"/>
+          <w:color w:val="000000"/>
+          <w:sz w:val="18"/>
+          <w:highlight w:val="lightGray"/>
+        </w:rPr>
+        <w:t>:</w:t>
+      </w:r>
+      <w:r>
+        <w:rPr>
+          <w:rFonts w:ascii="Arial" w:hAnsi="Arial" w:eastAsia="Arial" w:cs="Arial"/>
+          <w:b w:val="0"/>
+          <w:i w:val="0"/>
+          <w:color w:val="000000"/>
+          <w:sz w:val="18"/>
+          <w:highlight w:val="lightGray"/>
+        </w:rPr>
+        <w:t xml:space="preserve"> </w:t>
+      </w:r>
+      <w:r>
+        <w:rPr>
+          <w:rFonts w:ascii="Arial" w:hAnsi="Arial" w:eastAsia="Arial" w:cs="Arial"/>
+          <w:b w:val="0"/>
+          <w:i w:val="0"/>
+          <w:color w:val="000000"/>
+          <w:sz w:val="18"/>
+          <w:highlight w:val="lightGray"/>
+        </w:rPr>
+        <w:t>[</w:t>
+      </w:r>
+      <w:r>
+        <w:rPr>
+          <w:rFonts w:ascii="Arial" w:hAnsi="Arial" w:eastAsia="Arial" w:cs="Arial"/>
+          <w:b w:val="0"/>
+          <w:i w:val="0"/>
+          <w:color w:val="000000"/>
+          <w:sz w:val="18"/>
+          <w:highlight w:val="lightGray"/>
+        </w:rPr>
+        <w:t>C</w:t>
+      </w:r>
+      <w:r>
+        <w:rPr>
+          <w:rFonts w:ascii="Arial" w:hAnsi="Arial" w:eastAsia="Arial" w:cs="Arial"/>
+          <w:b w:val="0"/>
+          <w:i w:val="0"/>
+          <w:color w:val="000000"/>
+          <w:sz w:val="18"/>
+          <w:highlight w:val="lightGray"/>
+        </w:rPr>
+        <w:t>h</w:t>
+      </w:r>
+      <w:r>
+        <w:rPr>
+          <w:rFonts w:ascii="Arial" w:hAnsi="Arial" w:eastAsia="Arial" w:cs="Arial"/>
+          <w:b w:val="0"/>
+          <w:i w:val="0"/>
+          <w:color w:val="000000"/>
+          <w:sz w:val="18"/>
+          <w:highlight w:val="lightGray"/>
+        </w:rPr>
+        <w:t>a</w:t>
+      </w:r>
+      <w:r>
+        <w:rPr>
+          <w:rFonts w:ascii="Arial" w:hAnsi="Arial" w:eastAsia="Arial" w:cs="Arial"/>
+          <w:b w:val="0"/>
+          <w:i w:val="0"/>
+          <w:color w:val="000000"/>
+          <w:sz w:val="18"/>
+          <w:highlight w:val="lightGray"/>
+        </w:rPr>
+        <w:t>t</w:t>
+      </w:r>
+      <w:r>
+        <w:rPr>
+          <w:rFonts w:ascii="Arial" w:hAnsi="Arial" w:eastAsia="Arial" w:cs="Arial"/>
+          <w:b w:val="0"/>
+          <w:i w:val="0"/>
+          <w:color w:val="000000"/>
+          <w:sz w:val="18"/>
+          <w:highlight w:val="lightGray"/>
+        </w:rPr>
+        <w:t>G</w:t>
+      </w:r>
+      <w:r>
+        <w:rPr>
+          <w:rFonts w:ascii="Arial" w:hAnsi="Arial" w:eastAsia="Arial" w:cs="Arial"/>
+          <w:b w:val="0"/>
+          <w:i w:val="0"/>
+          <w:color w:val="000000"/>
+          <w:sz w:val="18"/>
+          <w:highlight w:val="lightGray"/>
+        </w:rPr>
+        <w:t>P</w:t>
+      </w:r>
+      <w:r>
+        <w:rPr>
+          <w:rFonts w:ascii="Arial" w:hAnsi="Arial" w:eastAsia="Arial" w:cs="Arial"/>
+          <w:b w:val="0"/>
+          <w:i w:val="0"/>
+          <w:color w:val="000000"/>
+          <w:sz w:val="18"/>
+          <w:highlight w:val="lightGray"/>
+        </w:rPr>
+        <w:t>T</w:t>
+      </w:r>
+      <w:r>
+        <w:rPr>
+          <w:rFonts w:ascii="Arial" w:hAnsi="Arial" w:eastAsia="Arial" w:cs="Arial"/>
+          <w:b w:val="0"/>
+          <w:i w:val="0"/>
+          <w:color w:val="000000"/>
+          <w:sz w:val="18"/>
+          <w:highlight w:val="lightGray"/>
+        </w:rPr>
+        <w:t>]</w:t>
+      </w:r>
+      <w:r>
+        <w:rPr>
+          <w:rFonts w:ascii="Arial" w:hAnsi="Arial" w:eastAsia="Arial" w:cs="Arial"/>
+          <w:b w:val="0"/>
+          <w:i w:val="0"/>
+          <w:color w:val="000000"/>
+          <w:sz w:val="18"/>
+          <w:highlight w:val="lightGray"/>
+        </w:rPr>
+        <w:t xml:space="preserve"> </w:t>
+      </w:r>
+      <w:r>
+        <w:rPr>
+          <w:rFonts w:ascii="Arial" w:hAnsi="Arial" w:eastAsia="Arial" w:cs="Arial"/>
+          <w:b/>
+          <w:i w:val="0"/>
+          <w:color w:val="000000"/>
+          <w:sz w:val="18"/>
+          <w:highlight w:val="lightGray"/>
+        </w:rPr>
+        <w:t>o</w:t>
+      </w:r>
+      <w:r>
+        <w:rPr>
+          <w:rFonts w:ascii="Arial" w:hAnsi="Arial" w:eastAsia="Arial" w:cs="Arial"/>
+          <w:b/>
+          <w:i w:val="0"/>
+          <w:color w:val="000000"/>
+          <w:sz w:val="18"/>
+          <w:highlight w:val="lightGray"/>
+        </w:rPr>
+        <w:t>n</w:t>
+      </w:r>
+      <w:r>
+        <w:rPr>
+          <w:rFonts w:ascii="Arial" w:hAnsi="Arial" w:eastAsia="Arial" w:cs="Arial"/>
+          <w:b/>
+          <w:i w:val="0"/>
+          <w:color w:val="000000"/>
+          <w:sz w:val="18"/>
+          <w:highlight w:val="lightGray"/>
+        </w:rPr>
+        <w:t xml:space="preserve"> </w:t>
+      </w:r>
+      <w:r>
+        <w:rPr>
+          <w:rFonts w:ascii="Arial" w:hAnsi="Arial" w:eastAsia="Arial" w:cs="Arial"/>
+          <w:b w:val="0"/>
+          <w:i w:val="0"/>
+          <w:color w:val="000000"/>
+          <w:sz w:val="18"/>
+          <w:highlight w:val="lightGray"/>
+        </w:rPr>
+        <w:t>[</w:t>
+      </w:r>
+      <w:r>
+        <w:rPr>
+          <w:rFonts w:ascii="Arial" w:hAnsi="Arial" w:eastAsia="Arial" w:cs="Arial"/>
+          <w:b w:val="0"/>
+          <w:i w:val="0"/>
+          <w:color w:val="000000"/>
+          <w:sz w:val="18"/>
+          <w:highlight w:val="lightGray"/>
+        </w:rPr>
+        <w:t>8</w:t>
+      </w:r>
+      <w:r>
+        <w:rPr>
+          <w:rFonts w:ascii="Arial" w:hAnsi="Arial" w:eastAsia="Arial" w:cs="Arial"/>
+          <w:b w:val="0"/>
+          <w:i w:val="0"/>
+          <w:color w:val="000000"/>
+          <w:sz w:val="18"/>
+          <w:highlight w:val="lightGray"/>
+        </w:rPr>
+        <w:t>/</w:t>
+      </w:r>
+      <w:r>
+        <w:rPr>
+          <w:rFonts w:ascii="Arial" w:hAnsi="Arial" w:eastAsia="Arial" w:cs="Arial"/>
+          <w:b w:val="0"/>
+          <w:i w:val="0"/>
+          <w:color w:val="000000"/>
+          <w:sz w:val="18"/>
+          <w:highlight w:val="lightGray"/>
+        </w:rPr>
+        <w:t>7</w:t>
+      </w:r>
+      <w:r>
+        <w:rPr>
+          <w:rFonts w:ascii="Arial" w:hAnsi="Arial" w:eastAsia="Arial" w:cs="Arial"/>
+          <w:b w:val="0"/>
+          <w:i w:val="0"/>
+          <w:color w:val="000000"/>
+          <w:sz w:val="18"/>
+          <w:highlight w:val="lightGray"/>
+        </w:rPr>
+        <w:t>/</w:t>
+      </w:r>
+      <w:r>
+        <w:rPr>
+          <w:rFonts w:ascii="Arial" w:hAnsi="Arial" w:eastAsia="Arial" w:cs="Arial"/>
+          <w:b w:val="0"/>
+          <w:i w:val="0"/>
+          <w:color w:val="000000"/>
+          <w:sz w:val="18"/>
+          <w:highlight w:val="lightGray"/>
+        </w:rPr>
+        <w:t>2</w:t>
+      </w:r>
+      <w:r>
+        <w:rPr>
+          <w:rFonts w:ascii="Arial" w:hAnsi="Arial" w:eastAsia="Arial" w:cs="Arial"/>
+          <w:b w:val="0"/>
+          <w:i w:val="0"/>
+          <w:color w:val="000000"/>
+          <w:sz w:val="18"/>
+          <w:highlight w:val="lightGray"/>
+        </w:rPr>
+        <w:t>0</w:t>
+      </w:r>
+      <w:r>
+        <w:rPr>
+          <w:rFonts w:ascii="Arial" w:hAnsi="Arial" w:eastAsia="Arial" w:cs="Arial"/>
+          <w:b w:val="0"/>
+          <w:i w:val="0"/>
+          <w:color w:val="000000"/>
+          <w:sz w:val="18"/>
+          <w:highlight w:val="lightGray"/>
+        </w:rPr>
+        <w:t>2</w:t>
+      </w:r>
+      <w:r>
+        <w:rPr>
+          <w:rFonts w:ascii="Arial" w:hAnsi="Arial" w:eastAsia="Arial" w:cs="Arial"/>
+          <w:b w:val="0"/>
+          <w:i w:val="0"/>
+          <w:color w:val="000000"/>
+          <w:sz w:val="18"/>
+          <w:highlight w:val="lightGray"/>
+        </w:rPr>
+        <w:t>5</w:t>
+      </w:r>
+      <w:r>
+        <w:rPr>
+          <w:rFonts w:ascii="Arial" w:hAnsi="Arial" w:eastAsia="Arial" w:cs="Arial"/>
+          <w:b w:val="0"/>
+          <w:i w:val="0"/>
+          <w:color w:val="000000"/>
+          <w:sz w:val="18"/>
+          <w:highlight w:val="lightGray"/>
+        </w:rPr>
+        <w:t>]</w:t>
       </w:r>
     </w:p>
     <w:p>
